--- a/pr-preview/pr-4/chapters/binary-outcomes-tracked-changes.docx
+++ b/pr-preview/pr-4/chapters/binary-outcomes-tracked-changes.docx
@@ -18,7 +18,7 @@
       </w:pPr>
       <w:ins w:id="2" w:author="PR Preview" w:date="2026-01-01T00:00:00Z">
         <w:r>
-          <w:t xml:space="preserve">Last modified: 2026-10-19 01:39:01 (PDT)</w:t>
+          <w:t xml:space="preserve">Last modified: 2026-10-19 01:52:26 (PDT)</w:t>
         </w:r>
       </w:ins>
     </w:p>

--- a/pr-preview/pr-4/chapters/binary-outcomes-tracked-changes.docx
+++ b/pr-preview/pr-4/chapters/binary-outcomes-tracked-changes.docx
@@ -18,7 +18,7 @@
       </w:pPr>
       <w:ins w:id="2" w:author="PR Preview" w:date="2026-01-01T00:00:00Z">
         <w:r>
-          <w:t xml:space="preserve">Last modified: 2026-10-19 01:52:26 (PDT)</w:t>
+          <w:t xml:space="preserve">Last modified: 2026-10-19 02:07:24 (PDT)</w:t>
         </w:r>
       </w:ins>
     </w:p>
@@ -253,18 +253,26 @@
           <w:rPr>
             <w:rStyle w:val="NormalTok"/>
           </w:rPr>
-          <w:t xml:space="preserve"> </w:t>
+          <w:t xml:space="preserve"> readr</w:t>
         </w:r>
       </w:ins>
       <w:ins w:id="40" w:author="PR Preview" w:date="2026-01-01T00:00:00Z">
         <w:r>
           <w:rPr>
+            <w:rStyle w:val="SpecialCharTok"/>
+          </w:rPr>
+          <w:t xml:space="preserve">::</w:t>
+        </w:r>
+      </w:ins>
+      <w:ins w:id="41" w:author="PR Preview" w:date="2026-01-01T00:00:00Z">
+        <w:r>
+          <w:rPr>
             <w:rStyle w:val="FunctionTok"/>
           </w:rPr>
-          <w:t xml:space="preserve">read.csv</w:t>
-        </w:r>
-      </w:ins>
-      <w:ins w:id="41" w:author="PR Preview" w:date="2026-01-01T00:00:00Z">
+          <w:t xml:space="preserve">read_csv</w:t>
+        </w:r>
+      </w:ins>
+      <w:ins w:id="42" w:author="PR Preview" w:date="2026-01-01T00:00:00Z">
         <w:r>
           <w:rPr>
             <w:rStyle w:val="NormalTok"/>
@@ -272,7 +280,7 @@
           <w:t xml:space="preserve">(</w:t>
         </w:r>
       </w:ins>
-      <w:ins w:id="42" w:author="PR Preview" w:date="2026-01-01T00:00:00Z">
+      <w:ins w:id="43" w:author="PR Preview" w:date="2026-01-01T00:00:00Z">
         <w:r>
           <w:rPr>
             <w:rStyle w:val="StringTok"/>
@@ -280,7 +288,39 @@
           <w:t xml:space="preserve">"data/wcgs.csv"</w:t>
         </w:r>
       </w:ins>
-      <w:ins w:id="43" w:author="PR Preview" w:date="2026-01-01T00:00:00Z">
+      <w:ins w:id="44" w:author="PR Preview" w:date="2026-01-01T00:00:00Z">
+        <w:r>
+          <w:rPr>
+            <w:rStyle w:val="NormalTok"/>
+          </w:rPr>
+          <w:t xml:space="preserve">, </w:t>
+        </w:r>
+      </w:ins>
+      <w:ins w:id="45" w:author="PR Preview" w:date="2026-01-01T00:00:00Z">
+        <w:r>
+          <w:rPr>
+            <w:rStyle w:val="AttributeTok"/>
+          </w:rPr>
+          <w:t xml:space="preserve">show_col_types =</w:t>
+        </w:r>
+      </w:ins>
+      <w:ins w:id="46" w:author="PR Preview" w:date="2026-01-01T00:00:00Z">
+        <w:r>
+          <w:rPr>
+            <w:rStyle w:val="NormalTok"/>
+          </w:rPr>
+          <w:t xml:space="preserve"> </w:t>
+        </w:r>
+      </w:ins>
+      <w:ins w:id="47" w:author="PR Preview" w:date="2026-01-01T00:00:00Z">
+        <w:r>
+          <w:rPr>
+            <w:rStyle w:val="ConstantTok"/>
+          </w:rPr>
+          <w:t xml:space="preserve">FALSE</w:t>
+        </w:r>
+      </w:ins>
+      <w:ins w:id="48" w:author="PR Preview" w:date="2026-01-01T00:00:00Z">
         <w:r>
           <w:rPr>
             <w:rStyle w:val="NormalTok"/>
@@ -288,12 +328,12 @@
           <w:t xml:space="preserve">)</w:t>
         </w:r>
       </w:ins>
-      <w:ins w:id="44" w:author="PR Preview" w:date="2026-01-01T00:00:00Z">
+      <w:ins w:id="49" w:author="PR Preview" w:date="2026-01-01T00:00:00Z">
         <w:r>
           <w:br/>
         </w:r>
       </w:ins>
-      <w:ins w:id="45" w:author="PR Preview" w:date="2026-01-01T00:00:00Z">
+      <w:ins w:id="50" w:author="PR Preview" w:date="2026-01-01T00:00:00Z">
         <w:r>
           <w:rPr>
             <w:rStyle w:val="NormalTok"/>
@@ -301,7 +341,7 @@
           <w:t xml:space="preserve">fit_bmi </w:t>
         </w:r>
       </w:ins>
-      <w:ins w:id="46" w:author="PR Preview" w:date="2026-01-01T00:00:00Z">
+      <w:ins w:id="51" w:author="PR Preview" w:date="2026-01-01T00:00:00Z">
         <w:r>
           <w:rPr>
             <w:rStyle w:val="OtherTok"/>
@@ -309,15 +349,15 @@
           <w:t xml:space="preserve">&lt;-</w:t>
         </w:r>
       </w:ins>
-      <w:ins w:id="47" w:author="PR Preview" w:date="2026-01-01T00:00:00Z">
-        <w:r>
-          <w:rPr>
-            <w:rStyle w:val="NormalTok"/>
-          </w:rPr>
-          <w:t xml:space="preserve"> </w:t>
-        </w:r>
-      </w:ins>
-      <w:ins w:id="48" w:author="PR Preview" w:date="2026-01-01T00:00:00Z">
+      <w:ins w:id="52" w:author="PR Preview" w:date="2026-01-01T00:00:00Z">
+        <w:r>
+          <w:rPr>
+            <w:rStyle w:val="NormalTok"/>
+          </w:rPr>
+          <w:t xml:space="preserve"> </w:t>
+        </w:r>
+      </w:ins>
+      <w:ins w:id="53" w:author="PR Preview" w:date="2026-01-01T00:00:00Z">
         <w:r>
           <w:rPr>
             <w:rStyle w:val="FunctionTok"/>
@@ -325,7 +365,7 @@
           <w:t xml:space="preserve">lm</w:t>
         </w:r>
       </w:ins>
-      <w:ins w:id="49" w:author="PR Preview" w:date="2026-01-01T00:00:00Z">
+      <w:ins w:id="54" w:author="PR Preview" w:date="2026-01-01T00:00:00Z">
         <w:r>
           <w:rPr>
             <w:rStyle w:val="NormalTok"/>
@@ -333,7 +373,7 @@
           <w:t xml:space="preserve">(chd </w:t>
         </w:r>
       </w:ins>
-      <w:ins w:id="50" w:author="PR Preview" w:date="2026-01-01T00:00:00Z">
+      <w:ins w:id="55" w:author="PR Preview" w:date="2026-01-01T00:00:00Z">
         <w:r>
           <w:rPr>
             <w:rStyle w:val="SpecialCharTok"/>
@@ -341,7 +381,7 @@
           <w:t xml:space="preserve">~</w:t>
         </w:r>
       </w:ins>
-      <w:ins w:id="51" w:author="PR Preview" w:date="2026-01-01T00:00:00Z">
+      <w:ins w:id="56" w:author="PR Preview" w:date="2026-01-01T00:00:00Z">
         <w:r>
           <w:rPr>
             <w:rStyle w:val="NormalTok"/>
@@ -349,7 +389,7 @@
           <w:t xml:space="preserve"> bmi, </w:t>
         </w:r>
       </w:ins>
-      <w:ins w:id="52" w:author="PR Preview" w:date="2026-01-01T00:00:00Z">
+      <w:ins w:id="57" w:author="PR Preview" w:date="2026-01-01T00:00:00Z">
         <w:r>
           <w:rPr>
             <w:rStyle w:val="AttributeTok"/>
@@ -357,7 +397,7 @@
           <w:t xml:space="preserve">data =</w:t>
         </w:r>
       </w:ins>
-      <w:ins w:id="53" w:author="PR Preview" w:date="2026-01-01T00:00:00Z">
+      <w:ins w:id="58" w:author="PR Preview" w:date="2026-01-01T00:00:00Z">
         <w:r>
           <w:rPr>
             <w:rStyle w:val="NormalTok"/>
@@ -370,7 +410,7 @@
       <w:pPr>
         <w:pStyle w:val="Heading3"/>
       </w:pPr>
-      <w:ins w:id="54" w:author="PR Preview" w:date="2026-01-01T00:00:00Z">
+      <w:ins w:id="59" w:author="PR Preview" w:date="2026-01-01T00:00:00Z">
         <w:r>
           <w:t xml:space="preserve">Python</w:t>
         </w:r>
@@ -380,7 +420,7 @@
       <w:pPr>
         <w:pStyle w:val="SourceCode"/>
       </w:pPr>
-      <w:ins w:id="55" w:author="PR Preview" w:date="2026-01-01T00:00:00Z">
+      <w:ins w:id="60" w:author="PR Preview" w:date="2026-01-01T00:00:00Z">
         <w:r>
           <w:rPr>
             <w:rStyle w:val="ImportTok"/>
@@ -388,7 +428,7 @@
           <w:t xml:space="preserve">import</w:t>
         </w:r>
       </w:ins>
-      <w:ins w:id="56" w:author="PR Preview" w:date="2026-01-01T00:00:00Z">
+      <w:ins w:id="61" w:author="PR Preview" w:date="2026-01-01T00:00:00Z">
         <w:r>
           <w:rPr>
             <w:rStyle w:val="NormalTok"/>
@@ -396,7 +436,7 @@
           <w:t xml:space="preserve"> numpy </w:t>
         </w:r>
       </w:ins>
-      <w:ins w:id="57" w:author="PR Preview" w:date="2026-01-01T00:00:00Z">
+      <w:ins w:id="62" w:author="PR Preview" w:date="2026-01-01T00:00:00Z">
         <w:r>
           <w:rPr>
             <w:rStyle w:val="ImportTok"/>
@@ -404,7 +444,7 @@
           <w:t xml:space="preserve">as</w:t>
         </w:r>
       </w:ins>
-      <w:ins w:id="58" w:author="PR Preview" w:date="2026-01-01T00:00:00Z">
+      <w:ins w:id="63" w:author="PR Preview" w:date="2026-01-01T00:00:00Z">
         <w:r>
           <w:rPr>
             <w:rStyle w:val="NormalTok"/>
@@ -412,12 +452,12 @@
           <w:t xml:space="preserve"> np</w:t>
         </w:r>
       </w:ins>
-      <w:ins w:id="59" w:author="PR Preview" w:date="2026-01-01T00:00:00Z">
+      <w:ins w:id="64" w:author="PR Preview" w:date="2026-01-01T00:00:00Z">
         <w:r>
           <w:br/>
         </w:r>
       </w:ins>
-      <w:ins w:id="60" w:author="PR Preview" w:date="2026-01-01T00:00:00Z">
+      <w:ins w:id="65" w:author="PR Preview" w:date="2026-01-01T00:00:00Z">
         <w:r>
           <w:rPr>
             <w:rStyle w:val="ImportTok"/>
@@ -425,7 +465,7 @@
           <w:t xml:space="preserve">import</w:t>
         </w:r>
       </w:ins>
-      <w:ins w:id="61" w:author="PR Preview" w:date="2026-01-01T00:00:00Z">
+      <w:ins w:id="66" w:author="PR Preview" w:date="2026-01-01T00:00:00Z">
         <w:r>
           <w:rPr>
             <w:rStyle w:val="NormalTok"/>
@@ -433,7 +473,7 @@
           <w:t xml:space="preserve"> pandas </w:t>
         </w:r>
       </w:ins>
-      <w:ins w:id="62" w:author="PR Preview" w:date="2026-01-01T00:00:00Z">
+      <w:ins w:id="67" w:author="PR Preview" w:date="2026-01-01T00:00:00Z">
         <w:r>
           <w:rPr>
             <w:rStyle w:val="ImportTok"/>
@@ -441,7 +481,7 @@
           <w:t xml:space="preserve">as</w:t>
         </w:r>
       </w:ins>
-      <w:ins w:id="63" w:author="PR Preview" w:date="2026-01-01T00:00:00Z">
+      <w:ins w:id="68" w:author="PR Preview" w:date="2026-01-01T00:00:00Z">
         <w:r>
           <w:rPr>
             <w:rStyle w:val="NormalTok"/>
@@ -449,17 +489,17 @@
           <w:t xml:space="preserve"> pd</w:t>
         </w:r>
       </w:ins>
-      <w:ins w:id="64" w:author="PR Preview" w:date="2026-01-01T00:00:00Z">
+      <w:ins w:id="69" w:author="PR Preview" w:date="2026-01-01T00:00:00Z">
         <w:r>
           <w:br/>
         </w:r>
       </w:ins>
-      <w:ins w:id="65" w:author="PR Preview" w:date="2026-01-01T00:00:00Z">
+      <w:ins w:id="70" w:author="PR Preview" w:date="2026-01-01T00:00:00Z">
         <w:r>
           <w:br/>
         </w:r>
       </w:ins>
-      <w:ins w:id="66" w:author="PR Preview" w:date="2026-01-01T00:00:00Z">
+      <w:ins w:id="71" w:author="PR Preview" w:date="2026-01-01T00:00:00Z">
         <w:r>
           <w:rPr>
             <w:rStyle w:val="NormalTok"/>
@@ -467,7 +507,7 @@
           <w:t xml:space="preserve">wcgs </w:t>
         </w:r>
       </w:ins>
-      <w:ins w:id="67" w:author="PR Preview" w:date="2026-01-01T00:00:00Z">
+      <w:ins w:id="72" w:author="PR Preview" w:date="2026-01-01T00:00:00Z">
         <w:r>
           <w:rPr>
             <w:rStyle w:val="OperatorTok"/>
@@ -475,7 +515,7 @@
           <w:t xml:space="preserve">=</w:t>
         </w:r>
       </w:ins>
-      <w:ins w:id="68" w:author="PR Preview" w:date="2026-01-01T00:00:00Z">
+      <w:ins w:id="73" w:author="PR Preview" w:date="2026-01-01T00:00:00Z">
         <w:r>
           <w:rPr>
             <w:rStyle w:val="NormalTok"/>
@@ -483,7 +523,7 @@
           <w:t xml:space="preserve"> pd.read_csv(</w:t>
         </w:r>
       </w:ins>
-      <w:ins w:id="69" w:author="PR Preview" w:date="2026-01-01T00:00:00Z">
+      <w:ins w:id="74" w:author="PR Preview" w:date="2026-01-01T00:00:00Z">
         <w:r>
           <w:rPr>
             <w:rStyle w:val="StringTok"/>
@@ -491,7 +531,7 @@
           <w:t xml:space="preserve">"data/wcgs.csv"</w:t>
         </w:r>
       </w:ins>
-      <w:ins w:id="70" w:author="PR Preview" w:date="2026-01-01T00:00:00Z">
+      <w:ins w:id="75" w:author="PR Preview" w:date="2026-01-01T00:00:00Z">
         <w:r>
           <w:rPr>
             <w:rStyle w:val="NormalTok"/>
@@ -499,12 +539,12 @@
           <w:t xml:space="preserve">)</w:t>
         </w:r>
       </w:ins>
-      <w:ins w:id="71" w:author="PR Preview" w:date="2026-01-01T00:00:00Z">
+      <w:ins w:id="76" w:author="PR Preview" w:date="2026-01-01T00:00:00Z">
         <w:r>
           <w:br/>
         </w:r>
       </w:ins>
-      <w:ins w:id="72" w:author="PR Preview" w:date="2026-01-01T00:00:00Z">
+      <w:ins w:id="77" w:author="PR Preview" w:date="2026-01-01T00:00:00Z">
         <w:r>
           <w:rPr>
             <w:rStyle w:val="NormalTok"/>
@@ -512,7 +552,7 @@
           <w:t xml:space="preserve">slope, intercept </w:t>
         </w:r>
       </w:ins>
-      <w:ins w:id="73" w:author="PR Preview" w:date="2026-01-01T00:00:00Z">
+      <w:ins w:id="78" w:author="PR Preview" w:date="2026-01-01T00:00:00Z">
         <w:r>
           <w:rPr>
             <w:rStyle w:val="OperatorTok"/>
@@ -520,7 +560,7 @@
           <w:t xml:space="preserve">=</w:t>
         </w:r>
       </w:ins>
-      <w:ins w:id="74" w:author="PR Preview" w:date="2026-01-01T00:00:00Z">
+      <w:ins w:id="79" w:author="PR Preview" w:date="2026-01-01T00:00:00Z">
         <w:r>
           <w:rPr>
             <w:rStyle w:val="NormalTok"/>
@@ -528,7 +568,7 @@
           <w:t xml:space="preserve"> np.polyfit(wcgs[</w:t>
         </w:r>
       </w:ins>
-      <w:ins w:id="75" w:author="PR Preview" w:date="2026-01-01T00:00:00Z">
+      <w:ins w:id="80" w:author="PR Preview" w:date="2026-01-01T00:00:00Z">
         <w:r>
           <w:rPr>
             <w:rStyle w:val="StringTok"/>
@@ -536,7 +576,7 @@
           <w:t xml:space="preserve">"bmi"</w:t>
         </w:r>
       </w:ins>
-      <w:ins w:id="76" w:author="PR Preview" w:date="2026-01-01T00:00:00Z">
+      <w:ins w:id="81" w:author="PR Preview" w:date="2026-01-01T00:00:00Z">
         <w:r>
           <w:rPr>
             <w:rStyle w:val="NormalTok"/>
@@ -544,7 +584,7 @@
           <w:t xml:space="preserve">], wcgs[</w:t>
         </w:r>
       </w:ins>
-      <w:ins w:id="77" w:author="PR Preview" w:date="2026-01-01T00:00:00Z">
+      <w:ins w:id="82" w:author="PR Preview" w:date="2026-01-01T00:00:00Z">
         <w:r>
           <w:rPr>
             <w:rStyle w:val="StringTok"/>
@@ -552,7 +592,7 @@
           <w:t xml:space="preserve">"chd"</w:t>
         </w:r>
       </w:ins>
-      <w:ins w:id="78" w:author="PR Preview" w:date="2026-01-01T00:00:00Z">
+      <w:ins w:id="83" w:author="PR Preview" w:date="2026-01-01T00:00:00Z">
         <w:r>
           <w:rPr>
             <w:rStyle w:val="NormalTok"/>
@@ -560,7 +600,7 @@
           <w:t xml:space="preserve">], </w:t>
         </w:r>
       </w:ins>
-      <w:ins w:id="79" w:author="PR Preview" w:date="2026-01-01T00:00:00Z">
+      <w:ins w:id="84" w:author="PR Preview" w:date="2026-01-01T00:00:00Z">
         <w:r>
           <w:rPr>
             <w:rStyle w:val="DecValTok"/>
@@ -568,7 +608,7 @@
           <w:t xml:space="preserve">1</w:t>
         </w:r>
       </w:ins>
-      <w:ins w:id="80" w:author="PR Preview" w:date="2026-01-01T00:00:00Z">
+      <w:ins w:id="85" w:author="PR Preview" w:date="2026-01-01T00:00:00Z">
         <w:r>
           <w:rPr>
             <w:rStyle w:val="NormalTok"/>
@@ -576,12 +616,12 @@
           <w:t xml:space="preserve">)</w:t>
         </w:r>
       </w:ins>
-      <w:ins w:id="81" w:author="PR Preview" w:date="2026-01-01T00:00:00Z">
+      <w:ins w:id="86" w:author="PR Preview" w:date="2026-01-01T00:00:00Z">
         <w:r>
           <w:br/>
         </w:r>
       </w:ins>
-      <w:ins w:id="82" w:author="PR Preview" w:date="2026-01-01T00:00:00Z">
+      <w:ins w:id="87" w:author="PR Preview" w:date="2026-01-01T00:00:00Z">
         <w:r>
           <w:rPr>
             <w:rStyle w:val="NormalTok"/>
@@ -589,7 +629,7 @@
           <w:t xml:space="preserve">fitted_bmi </w:t>
         </w:r>
       </w:ins>
-      <w:ins w:id="83" w:author="PR Preview" w:date="2026-01-01T00:00:00Z">
+      <w:ins w:id="88" w:author="PR Preview" w:date="2026-01-01T00:00:00Z">
         <w:r>
           <w:rPr>
             <w:rStyle w:val="OperatorTok"/>
@@ -597,7 +637,7 @@
           <w:t xml:space="preserve">=</w:t>
         </w:r>
       </w:ins>
-      <w:ins w:id="84" w:author="PR Preview" w:date="2026-01-01T00:00:00Z">
+      <w:ins w:id="89" w:author="PR Preview" w:date="2026-01-01T00:00:00Z">
         <w:r>
           <w:rPr>
             <w:rStyle w:val="NormalTok"/>
@@ -605,7 +645,7 @@
           <w:t xml:space="preserve"> intercept </w:t>
         </w:r>
       </w:ins>
-      <w:ins w:id="85" w:author="PR Preview" w:date="2026-01-01T00:00:00Z">
+      <w:ins w:id="90" w:author="PR Preview" w:date="2026-01-01T00:00:00Z">
         <w:r>
           <w:rPr>
             <w:rStyle w:val="OperatorTok"/>
@@ -613,7 +653,7 @@
           <w:t xml:space="preserve">+</w:t>
         </w:r>
       </w:ins>
-      <w:ins w:id="86" w:author="PR Preview" w:date="2026-01-01T00:00:00Z">
+      <w:ins w:id="91" w:author="PR Preview" w:date="2026-01-01T00:00:00Z">
         <w:r>
           <w:rPr>
             <w:rStyle w:val="NormalTok"/>
@@ -621,7 +661,7 @@
           <w:t xml:space="preserve"> slope </w:t>
         </w:r>
       </w:ins>
-      <w:ins w:id="87" w:author="PR Preview" w:date="2026-01-01T00:00:00Z">
+      <w:ins w:id="92" w:author="PR Preview" w:date="2026-01-01T00:00:00Z">
         <w:r>
           <w:rPr>
             <w:rStyle w:val="OperatorTok"/>
@@ -629,7 +669,7 @@
           <w:t xml:space="preserve">*</w:t>
         </w:r>
       </w:ins>
-      <w:ins w:id="88" w:author="PR Preview" w:date="2026-01-01T00:00:00Z">
+      <w:ins w:id="93" w:author="PR Preview" w:date="2026-01-01T00:00:00Z">
         <w:r>
           <w:rPr>
             <w:rStyle w:val="NormalTok"/>
@@ -637,7 +677,7 @@
           <w:t xml:space="preserve"> wcgs[</w:t>
         </w:r>
       </w:ins>
-      <w:ins w:id="89" w:author="PR Preview" w:date="2026-01-01T00:00:00Z">
+      <w:ins w:id="94" w:author="PR Preview" w:date="2026-01-01T00:00:00Z">
         <w:r>
           <w:rPr>
             <w:rStyle w:val="StringTok"/>
@@ -645,7 +685,7 @@
           <w:t xml:space="preserve">"bmi"</w:t>
         </w:r>
       </w:ins>
-      <w:ins w:id="90" w:author="PR Preview" w:date="2026-01-01T00:00:00Z">
+      <w:ins w:id="95" w:author="PR Preview" w:date="2026-01-01T00:00:00Z">
         <w:r>
           <w:rPr>
             <w:rStyle w:val="NormalTok"/>
@@ -660,7 +700,7 @@
       <w:pPr>
         <w:pStyle w:val="Heading2"/>
       </w:pPr>
-      <w:ins w:id="91" w:author="PR Preview" w:date="2026-01-01T00:00:00Z">
+      <w:ins w:id="96" w:author="PR Preview" w:date="2026-01-01T00:00:00Z">
         <w:r>
           <w:t xml:space="preserve">0.2 A rug</w:t>
         </w:r>
@@ -671,7 +711,7 @@
       <w:pPr>
         <w:pStyle w:val="FirstParagraph"/>
       </w:pPr>
-      <w:ins w:id="92" w:author="PR Preview" w:date="2026-01-01T00:00:00Z">
+      <w:ins w:id="97" w:author="PR Preview" w:date="2026-01-01T00:00:00Z">
         <w:r>
           <w:rPr>
             <w:b/>
@@ -680,32 +720,32 @@
           <w:t xml:space="preserve">Example 1 (A rug of the WCGS outcome)</w:t>
         </w:r>
       </w:ins>
-      <w:ins w:id="93" w:author="PR Preview" w:date="2026-01-01T00:00:00Z">
-        <w:r>
-          <w:t xml:space="preserve"> </w:t>
-        </w:r>
-      </w:ins>
-      <w:ins w:id="94" w:author="PR Preview" w:date="2026-01-01T00:00:00Z">
+      <w:ins w:id="98" w:author="PR Preview" w:date="2026-01-01T00:00:00Z">
+        <w:r>
+          <w:t xml:space="preserve"> </w:t>
+        </w:r>
+      </w:ins>
+      <w:ins w:id="99" w:author="PR Preview" w:date="2026-01-01T00:00:00Z">
         <w:r>
           <w:t xml:space="preserve">A rug draws one tick per observation along an axis.</w:t>
         </w:r>
       </w:ins>
-      <w:ins w:id="95" w:author="PR Preview" w:date="2026-01-01T00:00:00Z">
-        <w:r>
-          <w:t xml:space="preserve"> </w:t>
-        </w:r>
-      </w:ins>
-      <w:ins w:id="96" w:author="PR Preview" w:date="2026-01-01T00:00:00Z">
+      <w:ins w:id="100" w:author="PR Preview" w:date="2026-01-01T00:00:00Z">
+        <w:r>
+          <w:t xml:space="preserve"> </w:t>
+        </w:r>
+      </w:ins>
+      <w:ins w:id="101" w:author="PR Preview" w:date="2026-01-01T00:00:00Z">
         <w:r>
           <w:t xml:space="preserve">Draw the men with</w:t>
         </w:r>
       </w:ins>
-      <w:ins w:id="97" w:author="PR Preview" w:date="2026-01-01T00:00:00Z">
-        <w:r>
-          <w:t xml:space="preserve"> </w:t>
-        </w:r>
-      </w:ins>
-      <w:ins w:id="98" w:author="PR Preview" w:date="2026-01-01T00:00:00Z">
+      <w:ins w:id="102" w:author="PR Preview" w:date="2026-01-01T00:00:00Z">
+        <w:r>
+          <w:t xml:space="preserve"> </w:t>
+        </w:r>
+      </w:ins>
+      <w:ins w:id="103" w:author="PR Preview" w:date="2026-01-01T00:00:00Z">
         <w:r>
           <w:rPr>
             <w:rStyle w:val="VerbatimChar"/>
@@ -713,7 +753,7 @@
           <w:t xml:space="preserve">chd</w:t>
         </w:r>
       </w:ins>
-      <w:ins w:id="99" w:author="PR Preview" w:date="2026-01-01T00:00:00Z">
+      <w:ins w:id="104" w:author="PR Preview" w:date="2026-01-01T00:00:00Z">
         <w:r>
           <w:t xml:space="preserve"> </w:t>
         </w:r>
@@ -729,22 +769,22 @@
           <m:t>0</m:t>
         </m:r>
       </m:oMath>
-      <w:ins w:id="100" w:author="PR Preview" w:date="2026-01-01T00:00:00Z">
-        <w:r>
-          <w:t xml:space="preserve"> </w:t>
-        </w:r>
-      </w:ins>
-      <w:ins w:id="101" w:author="PR Preview" w:date="2026-01-01T00:00:00Z">
+      <w:ins w:id="105" w:author="PR Preview" w:date="2026-01-01T00:00:00Z">
+        <w:r>
+          <w:t xml:space="preserve"> </w:t>
+        </w:r>
+      </w:ins>
+      <w:ins w:id="106" w:author="PR Preview" w:date="2026-01-01T00:00:00Z">
         <w:r>
           <w:t xml:space="preserve">along the bottom edge and the men with</w:t>
         </w:r>
       </w:ins>
-      <w:ins w:id="102" w:author="PR Preview" w:date="2026-01-01T00:00:00Z">
-        <w:r>
-          <w:t xml:space="preserve"> </w:t>
-        </w:r>
-      </w:ins>
-      <w:ins w:id="103" w:author="PR Preview" w:date="2026-01-01T00:00:00Z">
+      <w:ins w:id="107" w:author="PR Preview" w:date="2026-01-01T00:00:00Z">
+        <w:r>
+          <w:t xml:space="preserve"> </w:t>
+        </w:r>
+      </w:ins>
+      <w:ins w:id="108" w:author="PR Preview" w:date="2026-01-01T00:00:00Z">
         <w:r>
           <w:rPr>
             <w:rStyle w:val="VerbatimChar"/>
@@ -752,7 +792,7 @@
           <w:t xml:space="preserve">chd</w:t>
         </w:r>
       </w:ins>
-      <w:ins w:id="104" w:author="PR Preview" w:date="2026-01-01T00:00:00Z">
+      <w:ins w:id="109" w:author="PR Preview" w:date="2026-01-01T00:00:00Z">
         <w:r>
           <w:t xml:space="preserve"> </w:t>
         </w:r>
@@ -768,32 +808,32 @@
           <m:t>1</m:t>
         </m:r>
       </m:oMath>
-      <w:ins w:id="105" w:author="PR Preview" w:date="2026-01-01T00:00:00Z">
-        <w:r>
-          <w:t xml:space="preserve"> </w:t>
-        </w:r>
-      </w:ins>
-      <w:ins w:id="106" w:author="PR Preview" w:date="2026-01-01T00:00:00Z">
+      <w:ins w:id="110" w:author="PR Preview" w:date="2026-01-01T00:00:00Z">
+        <w:r>
+          <w:t xml:space="preserve"> </w:t>
+        </w:r>
+      </w:ins>
+      <w:ins w:id="111" w:author="PR Preview" w:date="2026-01-01T00:00:00Z">
         <w:r>
           <w:t xml:space="preserve">along the top edge.</w:t>
         </w:r>
       </w:ins>
-      <w:ins w:id="107" w:author="PR Preview" w:date="2026-01-01T00:00:00Z">
-        <w:r>
-          <w:t xml:space="preserve"> </w:t>
-        </w:r>
-      </w:ins>
-      <w:ins w:id="108" w:author="PR Preview" w:date="2026-01-01T00:00:00Z">
+      <w:ins w:id="112" w:author="PR Preview" w:date="2026-01-01T00:00:00Z">
+        <w:r>
+          <w:t xml:space="preserve"> </w:t>
+        </w:r>
+      </w:ins>
+      <w:ins w:id="113" w:author="PR Preview" w:date="2026-01-01T00:00:00Z">
         <w:r>
           <w:t xml:space="preserve">Transparent ticks darken where many observations share nearly the same</w:t>
         </w:r>
       </w:ins>
-      <w:ins w:id="109" w:author="PR Preview" w:date="2026-01-01T00:00:00Z">
-        <w:r>
-          <w:t xml:space="preserve"> </w:t>
-        </w:r>
-      </w:ins>
-      <w:ins w:id="110" w:author="PR Preview" w:date="2026-01-01T00:00:00Z">
+      <w:ins w:id="114" w:author="PR Preview" w:date="2026-01-01T00:00:00Z">
+        <w:r>
+          <w:t xml:space="preserve"> </w:t>
+        </w:r>
+      </w:ins>
+      <w:ins w:id="115" w:author="PR Preview" w:date="2026-01-01T00:00:00Z">
         <w:r>
           <w:rPr>
             <w:rStyle w:val="VerbatimChar"/>
@@ -801,7 +841,7 @@
           <w:t xml:space="preserve">bmi</w:t>
         </w:r>
       </w:ins>
-      <w:ins w:id="111" w:author="PR Preview" w:date="2026-01-01T00:00:00Z">
+      <w:ins w:id="116" w:author="PR Preview" w:date="2026-01-01T00:00:00Z">
         <w:r>
           <w:t xml:space="preserve">.</w:t>
         </w:r>
@@ -811,7 +851,7 @@
       <w:pPr>
         <w:pStyle w:val="Heading3"/>
       </w:pPr>
-      <w:ins w:id="112" w:author="PR Preview" w:date="2026-01-01T00:00:00Z">
+      <w:ins w:id="117" w:author="PR Preview" w:date="2026-01-01T00:00:00Z">
         <w:r>
           <w:t xml:space="preserve">R</w:t>
         </w:r>
@@ -821,7 +861,7 @@
       <w:pPr>
         <w:pStyle w:val="SourceCode"/>
       </w:pPr>
-      <w:ins w:id="113" w:author="PR Preview" w:date="2026-01-01T00:00:00Z">
+      <w:ins w:id="118" w:author="PR Preview" w:date="2026-01-01T00:00:00Z">
         <w:r>
           <w:rPr>
             <w:rStyle w:val="FunctionTok"/>
@@ -829,7 +869,7 @@
           <w:t xml:space="preserve">library</w:t>
         </w:r>
       </w:ins>
-      <w:ins w:id="114" w:author="PR Preview" w:date="2026-01-01T00:00:00Z">
+      <w:ins w:id="119" w:author="PR Preview" w:date="2026-01-01T00:00:00Z">
         <w:r>
           <w:rPr>
             <w:rStyle w:val="NormalTok"/>
@@ -837,12 +877,12 @@
           <w:t xml:space="preserve">(ggplot2)</w:t>
         </w:r>
       </w:ins>
-      <w:ins w:id="115" w:author="PR Preview" w:date="2026-01-01T00:00:00Z">
+      <w:ins w:id="120" w:author="PR Preview" w:date="2026-01-01T00:00:00Z">
         <w:r>
           <w:br/>
         </w:r>
       </w:ins>
-      <w:ins w:id="116" w:author="PR Preview" w:date="2026-01-01T00:00:00Z">
+      <w:ins w:id="121" w:author="PR Preview" w:date="2026-01-01T00:00:00Z">
         <w:r>
           <w:rPr>
             <w:rStyle w:val="FunctionTok"/>
@@ -850,7 +890,7 @@
           <w:t xml:space="preserve">ggplot</w:t>
         </w:r>
       </w:ins>
-      <w:ins w:id="117" w:author="PR Preview" w:date="2026-01-01T00:00:00Z">
+      <w:ins w:id="122" w:author="PR Preview" w:date="2026-01-01T00:00:00Z">
         <w:r>
           <w:rPr>
             <w:rStyle w:val="NormalTok"/>
@@ -858,7 +898,7 @@
           <w:t xml:space="preserve">(wcgs, </w:t>
         </w:r>
       </w:ins>
-      <w:ins w:id="118" w:author="PR Preview" w:date="2026-01-01T00:00:00Z">
+      <w:ins w:id="123" w:author="PR Preview" w:date="2026-01-01T00:00:00Z">
         <w:r>
           <w:rPr>
             <w:rStyle w:val="FunctionTok"/>
@@ -866,7 +906,7 @@
           <w:t xml:space="preserve">aes</w:t>
         </w:r>
       </w:ins>
-      <w:ins w:id="119" w:author="PR Preview" w:date="2026-01-01T00:00:00Z">
+      <w:ins w:id="124" w:author="PR Preview" w:date="2026-01-01T00:00:00Z">
         <w:r>
           <w:rPr>
             <w:rStyle w:val="NormalTok"/>
@@ -874,7 +914,7 @@
           <w:t xml:space="preserve">(bmi, chd)) </w:t>
         </w:r>
       </w:ins>
-      <w:ins w:id="120" w:author="PR Preview" w:date="2026-01-01T00:00:00Z">
+      <w:ins w:id="125" w:author="PR Preview" w:date="2026-01-01T00:00:00Z">
         <w:r>
           <w:rPr>
             <w:rStyle w:val="SpecialCharTok"/>
@@ -882,12 +922,12 @@
           <w:t xml:space="preserve">+</w:t>
         </w:r>
       </w:ins>
-      <w:ins w:id="121" w:author="PR Preview" w:date="2026-01-01T00:00:00Z">
+      <w:ins w:id="126" w:author="PR Preview" w:date="2026-01-01T00:00:00Z">
         <w:r>
           <w:br/>
         </w:r>
       </w:ins>
-      <w:ins w:id="122" w:author="PR Preview" w:date="2026-01-01T00:00:00Z">
+      <w:ins w:id="127" w:author="PR Preview" w:date="2026-01-01T00:00:00Z">
         <w:r>
           <w:rPr>
             <w:rStyle w:val="NormalTok"/>
@@ -895,7 +935,7 @@
           <w:t xml:space="preserve">  </w:t>
         </w:r>
       </w:ins>
-      <w:ins w:id="123" w:author="PR Preview" w:date="2026-01-01T00:00:00Z">
+      <w:ins w:id="128" w:author="PR Preview" w:date="2026-01-01T00:00:00Z">
         <w:r>
           <w:rPr>
             <w:rStyle w:val="FunctionTok"/>
@@ -903,7 +943,7 @@
           <w:t xml:space="preserve">geom_rug</w:t>
         </w:r>
       </w:ins>
-      <w:ins w:id="124" w:author="PR Preview" w:date="2026-01-01T00:00:00Z">
+      <w:ins w:id="129" w:author="PR Preview" w:date="2026-01-01T00:00:00Z">
         <w:r>
           <w:rPr>
             <w:rStyle w:val="NormalTok"/>
@@ -911,7 +951,7 @@
           <w:t xml:space="preserve">(</w:t>
         </w:r>
       </w:ins>
-      <w:ins w:id="125" w:author="PR Preview" w:date="2026-01-01T00:00:00Z">
+      <w:ins w:id="130" w:author="PR Preview" w:date="2026-01-01T00:00:00Z">
         <w:r>
           <w:rPr>
             <w:rStyle w:val="AttributeTok"/>
@@ -919,15 +959,15 @@
           <w:t xml:space="preserve">data =</w:t>
         </w:r>
       </w:ins>
-      <w:ins w:id="126" w:author="PR Preview" w:date="2026-01-01T00:00:00Z">
-        <w:r>
-          <w:rPr>
-            <w:rStyle w:val="NormalTok"/>
-          </w:rPr>
-          <w:t xml:space="preserve"> </w:t>
-        </w:r>
-      </w:ins>
-      <w:ins w:id="127" w:author="PR Preview" w:date="2026-01-01T00:00:00Z">
+      <w:ins w:id="131" w:author="PR Preview" w:date="2026-01-01T00:00:00Z">
+        <w:r>
+          <w:rPr>
+            <w:rStyle w:val="NormalTok"/>
+          </w:rPr>
+          <w:t xml:space="preserve"> </w:t>
+        </w:r>
+      </w:ins>
+      <w:ins w:id="132" w:author="PR Preview" w:date="2026-01-01T00:00:00Z">
         <w:r>
           <w:rPr>
             <w:rStyle w:val="FunctionTok"/>
@@ -935,7 +975,7 @@
           <w:t xml:space="preserve">subset</w:t>
         </w:r>
       </w:ins>
-      <w:ins w:id="128" w:author="PR Preview" w:date="2026-01-01T00:00:00Z">
+      <w:ins w:id="133" w:author="PR Preview" w:date="2026-01-01T00:00:00Z">
         <w:r>
           <w:rPr>
             <w:rStyle w:val="NormalTok"/>
@@ -943,7 +983,7 @@
           <w:t xml:space="preserve">(wcgs, chd </w:t>
         </w:r>
       </w:ins>
-      <w:ins w:id="129" w:author="PR Preview" w:date="2026-01-01T00:00:00Z">
+      <w:ins w:id="134" w:author="PR Preview" w:date="2026-01-01T00:00:00Z">
         <w:r>
           <w:rPr>
             <w:rStyle w:val="SpecialCharTok"/>
@@ -951,15 +991,15 @@
           <w:t xml:space="preserve">==</w:t>
         </w:r>
       </w:ins>
-      <w:ins w:id="130" w:author="PR Preview" w:date="2026-01-01T00:00:00Z">
-        <w:r>
-          <w:rPr>
-            <w:rStyle w:val="NormalTok"/>
-          </w:rPr>
-          <w:t xml:space="preserve"> </w:t>
-        </w:r>
-      </w:ins>
-      <w:ins w:id="131" w:author="PR Preview" w:date="2026-01-01T00:00:00Z">
+      <w:ins w:id="135" w:author="PR Preview" w:date="2026-01-01T00:00:00Z">
+        <w:r>
+          <w:rPr>
+            <w:rStyle w:val="NormalTok"/>
+          </w:rPr>
+          <w:t xml:space="preserve"> </w:t>
+        </w:r>
+      </w:ins>
+      <w:ins w:id="136" w:author="PR Preview" w:date="2026-01-01T00:00:00Z">
         <w:r>
           <w:rPr>
             <w:rStyle w:val="DecValTok"/>
@@ -967,7 +1007,7 @@
           <w:t xml:space="preserve">0</w:t>
         </w:r>
       </w:ins>
-      <w:ins w:id="132" w:author="PR Preview" w:date="2026-01-01T00:00:00Z">
+      <w:ins w:id="137" w:author="PR Preview" w:date="2026-01-01T00:00:00Z">
         <w:r>
           <w:rPr>
             <w:rStyle w:val="NormalTok"/>
@@ -975,7 +1015,7 @@
           <w:t xml:space="preserve">), </w:t>
         </w:r>
       </w:ins>
-      <w:ins w:id="133" w:author="PR Preview" w:date="2026-01-01T00:00:00Z">
+      <w:ins w:id="138" w:author="PR Preview" w:date="2026-01-01T00:00:00Z">
         <w:r>
           <w:rPr>
             <w:rStyle w:val="AttributeTok"/>
@@ -983,15 +1023,15 @@
           <w:t xml:space="preserve">sides =</w:t>
         </w:r>
       </w:ins>
-      <w:ins w:id="134" w:author="PR Preview" w:date="2026-01-01T00:00:00Z">
-        <w:r>
-          <w:rPr>
-            <w:rStyle w:val="NormalTok"/>
-          </w:rPr>
-          <w:t xml:space="preserve"> </w:t>
-        </w:r>
-      </w:ins>
-      <w:ins w:id="135" w:author="PR Preview" w:date="2026-01-01T00:00:00Z">
+      <w:ins w:id="139" w:author="PR Preview" w:date="2026-01-01T00:00:00Z">
+        <w:r>
+          <w:rPr>
+            <w:rStyle w:val="NormalTok"/>
+          </w:rPr>
+          <w:t xml:space="preserve"> </w:t>
+        </w:r>
+      </w:ins>
+      <w:ins w:id="140" w:author="PR Preview" w:date="2026-01-01T00:00:00Z">
         <w:r>
           <w:rPr>
             <w:rStyle w:val="StringTok"/>
@@ -999,7 +1039,7 @@
           <w:t xml:space="preserve">"b"</w:t>
         </w:r>
       </w:ins>
-      <w:ins w:id="136" w:author="PR Preview" w:date="2026-01-01T00:00:00Z">
+      <w:ins w:id="141" w:author="PR Preview" w:date="2026-01-01T00:00:00Z">
         <w:r>
           <w:rPr>
             <w:rStyle w:val="NormalTok"/>
@@ -1007,7 +1047,7 @@
           <w:t xml:space="preserve">, </w:t>
         </w:r>
       </w:ins>
-      <w:ins w:id="137" w:author="PR Preview" w:date="2026-01-01T00:00:00Z">
+      <w:ins w:id="142" w:author="PR Preview" w:date="2026-01-01T00:00:00Z">
         <w:r>
           <w:rPr>
             <w:rStyle w:val="AttributeTok"/>
@@ -1015,15 +1055,15 @@
           <w:t xml:space="preserve">alpha =</w:t>
         </w:r>
       </w:ins>
-      <w:ins w:id="138" w:author="PR Preview" w:date="2026-01-01T00:00:00Z">
-        <w:r>
-          <w:rPr>
-            <w:rStyle w:val="NormalTok"/>
-          </w:rPr>
-          <w:t xml:space="preserve"> </w:t>
-        </w:r>
-      </w:ins>
-      <w:ins w:id="139" w:author="PR Preview" w:date="2026-01-01T00:00:00Z">
+      <w:ins w:id="143" w:author="PR Preview" w:date="2026-01-01T00:00:00Z">
+        <w:r>
+          <w:rPr>
+            <w:rStyle w:val="NormalTok"/>
+          </w:rPr>
+          <w:t xml:space="preserve"> </w:t>
+        </w:r>
+      </w:ins>
+      <w:ins w:id="144" w:author="PR Preview" w:date="2026-01-01T00:00:00Z">
         <w:r>
           <w:rPr>
             <w:rStyle w:val="FloatTok"/>
@@ -1031,7 +1071,7 @@
           <w:t xml:space="preserve">0.3</w:t>
         </w:r>
       </w:ins>
-      <w:ins w:id="140" w:author="PR Preview" w:date="2026-01-01T00:00:00Z">
+      <w:ins w:id="145" w:author="PR Preview" w:date="2026-01-01T00:00:00Z">
         <w:r>
           <w:rPr>
             <w:rStyle w:val="NormalTok"/>
@@ -1039,7 +1079,7 @@
           <w:t xml:space="preserve">) </w:t>
         </w:r>
       </w:ins>
-      <w:ins w:id="141" w:author="PR Preview" w:date="2026-01-01T00:00:00Z">
+      <w:ins w:id="146" w:author="PR Preview" w:date="2026-01-01T00:00:00Z">
         <w:r>
           <w:rPr>
             <w:rStyle w:val="SpecialCharTok"/>
@@ -1047,12 +1087,12 @@
           <w:t xml:space="preserve">+</w:t>
         </w:r>
       </w:ins>
-      <w:ins w:id="142" w:author="PR Preview" w:date="2026-01-01T00:00:00Z">
+      <w:ins w:id="147" w:author="PR Preview" w:date="2026-01-01T00:00:00Z">
         <w:r>
           <w:br/>
         </w:r>
       </w:ins>
-      <w:ins w:id="143" w:author="PR Preview" w:date="2026-01-01T00:00:00Z">
+      <w:ins w:id="148" w:author="PR Preview" w:date="2026-01-01T00:00:00Z">
         <w:r>
           <w:rPr>
             <w:rStyle w:val="NormalTok"/>
@@ -1060,7 +1100,7 @@
           <w:t xml:space="preserve">  </w:t>
         </w:r>
       </w:ins>
-      <w:ins w:id="144" w:author="PR Preview" w:date="2026-01-01T00:00:00Z">
+      <w:ins w:id="149" w:author="PR Preview" w:date="2026-01-01T00:00:00Z">
         <w:r>
           <w:rPr>
             <w:rStyle w:val="FunctionTok"/>
@@ -1068,7 +1108,7 @@
           <w:t xml:space="preserve">geom_rug</w:t>
         </w:r>
       </w:ins>
-      <w:ins w:id="145" w:author="PR Preview" w:date="2026-01-01T00:00:00Z">
+      <w:ins w:id="150" w:author="PR Preview" w:date="2026-01-01T00:00:00Z">
         <w:r>
           <w:rPr>
             <w:rStyle w:val="NormalTok"/>
@@ -1076,7 +1116,7 @@
           <w:t xml:space="preserve">(</w:t>
         </w:r>
       </w:ins>
-      <w:ins w:id="146" w:author="PR Preview" w:date="2026-01-01T00:00:00Z">
+      <w:ins w:id="151" w:author="PR Preview" w:date="2026-01-01T00:00:00Z">
         <w:r>
           <w:rPr>
             <w:rStyle w:val="AttributeTok"/>
@@ -1084,15 +1124,15 @@
           <w:t xml:space="preserve">data =</w:t>
         </w:r>
       </w:ins>
-      <w:ins w:id="147" w:author="PR Preview" w:date="2026-01-01T00:00:00Z">
-        <w:r>
-          <w:rPr>
-            <w:rStyle w:val="NormalTok"/>
-          </w:rPr>
-          <w:t xml:space="preserve"> </w:t>
-        </w:r>
-      </w:ins>
-      <w:ins w:id="148" w:author="PR Preview" w:date="2026-01-01T00:00:00Z">
+      <w:ins w:id="152" w:author="PR Preview" w:date="2026-01-01T00:00:00Z">
+        <w:r>
+          <w:rPr>
+            <w:rStyle w:val="NormalTok"/>
+          </w:rPr>
+          <w:t xml:space="preserve"> </w:t>
+        </w:r>
+      </w:ins>
+      <w:ins w:id="153" w:author="PR Preview" w:date="2026-01-01T00:00:00Z">
         <w:r>
           <w:rPr>
             <w:rStyle w:val="FunctionTok"/>
@@ -1100,7 +1140,7 @@
           <w:t xml:space="preserve">subset</w:t>
         </w:r>
       </w:ins>
-      <w:ins w:id="149" w:author="PR Preview" w:date="2026-01-01T00:00:00Z">
+      <w:ins w:id="154" w:author="PR Preview" w:date="2026-01-01T00:00:00Z">
         <w:r>
           <w:rPr>
             <w:rStyle w:val="NormalTok"/>
@@ -1108,7 +1148,7 @@
           <w:t xml:space="preserve">(wcgs, chd </w:t>
         </w:r>
       </w:ins>
-      <w:ins w:id="150" w:author="PR Preview" w:date="2026-01-01T00:00:00Z">
+      <w:ins w:id="155" w:author="PR Preview" w:date="2026-01-01T00:00:00Z">
         <w:r>
           <w:rPr>
             <w:rStyle w:val="SpecialCharTok"/>
@@ -1116,15 +1156,15 @@
           <w:t xml:space="preserve">==</w:t>
         </w:r>
       </w:ins>
-      <w:ins w:id="151" w:author="PR Preview" w:date="2026-01-01T00:00:00Z">
-        <w:r>
-          <w:rPr>
-            <w:rStyle w:val="NormalTok"/>
-          </w:rPr>
-          <w:t xml:space="preserve"> </w:t>
-        </w:r>
-      </w:ins>
-      <w:ins w:id="152" w:author="PR Preview" w:date="2026-01-01T00:00:00Z">
+      <w:ins w:id="156" w:author="PR Preview" w:date="2026-01-01T00:00:00Z">
+        <w:r>
+          <w:rPr>
+            <w:rStyle w:val="NormalTok"/>
+          </w:rPr>
+          <w:t xml:space="preserve"> </w:t>
+        </w:r>
+      </w:ins>
+      <w:ins w:id="157" w:author="PR Preview" w:date="2026-01-01T00:00:00Z">
         <w:r>
           <w:rPr>
             <w:rStyle w:val="DecValTok"/>
@@ -1132,7 +1172,7 @@
           <w:t xml:space="preserve">1</w:t>
         </w:r>
       </w:ins>
-      <w:ins w:id="153" w:author="PR Preview" w:date="2026-01-01T00:00:00Z">
+      <w:ins w:id="158" w:author="PR Preview" w:date="2026-01-01T00:00:00Z">
         <w:r>
           <w:rPr>
             <w:rStyle w:val="NormalTok"/>
@@ -1140,7 +1180,7 @@
           <w:t xml:space="preserve">), </w:t>
         </w:r>
       </w:ins>
-      <w:ins w:id="154" w:author="PR Preview" w:date="2026-01-01T00:00:00Z">
+      <w:ins w:id="159" w:author="PR Preview" w:date="2026-01-01T00:00:00Z">
         <w:r>
           <w:rPr>
             <w:rStyle w:val="AttributeTok"/>
@@ -1148,15 +1188,15 @@
           <w:t xml:space="preserve">sides =</w:t>
         </w:r>
       </w:ins>
-      <w:ins w:id="155" w:author="PR Preview" w:date="2026-01-01T00:00:00Z">
-        <w:r>
-          <w:rPr>
-            <w:rStyle w:val="NormalTok"/>
-          </w:rPr>
-          <w:t xml:space="preserve"> </w:t>
-        </w:r>
-      </w:ins>
-      <w:ins w:id="156" w:author="PR Preview" w:date="2026-01-01T00:00:00Z">
+      <w:ins w:id="160" w:author="PR Preview" w:date="2026-01-01T00:00:00Z">
+        <w:r>
+          <w:rPr>
+            <w:rStyle w:val="NormalTok"/>
+          </w:rPr>
+          <w:t xml:space="preserve"> </w:t>
+        </w:r>
+      </w:ins>
+      <w:ins w:id="161" w:author="PR Preview" w:date="2026-01-01T00:00:00Z">
         <w:r>
           <w:rPr>
             <w:rStyle w:val="StringTok"/>
@@ -1164,7 +1204,7 @@
           <w:t xml:space="preserve">"t"</w:t>
         </w:r>
       </w:ins>
-      <w:ins w:id="157" w:author="PR Preview" w:date="2026-01-01T00:00:00Z">
+      <w:ins w:id="162" w:author="PR Preview" w:date="2026-01-01T00:00:00Z">
         <w:r>
           <w:rPr>
             <w:rStyle w:val="NormalTok"/>
@@ -1172,7 +1212,7 @@
           <w:t xml:space="preserve">, </w:t>
         </w:r>
       </w:ins>
-      <w:ins w:id="158" w:author="PR Preview" w:date="2026-01-01T00:00:00Z">
+      <w:ins w:id="163" w:author="PR Preview" w:date="2026-01-01T00:00:00Z">
         <w:r>
           <w:rPr>
             <w:rStyle w:val="AttributeTok"/>
@@ -1180,15 +1220,15 @@
           <w:t xml:space="preserve">alpha =</w:t>
         </w:r>
       </w:ins>
-      <w:ins w:id="159" w:author="PR Preview" w:date="2026-01-01T00:00:00Z">
-        <w:r>
-          <w:rPr>
-            <w:rStyle w:val="NormalTok"/>
-          </w:rPr>
-          <w:t xml:space="preserve"> </w:t>
-        </w:r>
-      </w:ins>
-      <w:ins w:id="160" w:author="PR Preview" w:date="2026-01-01T00:00:00Z">
+      <w:ins w:id="164" w:author="PR Preview" w:date="2026-01-01T00:00:00Z">
+        <w:r>
+          <w:rPr>
+            <w:rStyle w:val="NormalTok"/>
+          </w:rPr>
+          <w:t xml:space="preserve"> </w:t>
+        </w:r>
+      </w:ins>
+      <w:ins w:id="165" w:author="PR Preview" w:date="2026-01-01T00:00:00Z">
         <w:r>
           <w:rPr>
             <w:rStyle w:val="FloatTok"/>
@@ -1196,7 +1236,7 @@
           <w:t xml:space="preserve">0.3</w:t>
         </w:r>
       </w:ins>
-      <w:ins w:id="161" w:author="PR Preview" w:date="2026-01-01T00:00:00Z">
+      <w:ins w:id="166" w:author="PR Preview" w:date="2026-01-01T00:00:00Z">
         <w:r>
           <w:rPr>
             <w:rStyle w:val="NormalTok"/>
@@ -1204,7 +1244,7 @@
           <w:t xml:space="preserve">) </w:t>
         </w:r>
       </w:ins>
-      <w:ins w:id="162" w:author="PR Preview" w:date="2026-01-01T00:00:00Z">
+      <w:ins w:id="167" w:author="PR Preview" w:date="2026-01-01T00:00:00Z">
         <w:r>
           <w:rPr>
             <w:rStyle w:val="SpecialCharTok"/>
@@ -1212,12 +1252,12 @@
           <w:t xml:space="preserve">+</w:t>
         </w:r>
       </w:ins>
-      <w:ins w:id="163" w:author="PR Preview" w:date="2026-01-01T00:00:00Z">
+      <w:ins w:id="168" w:author="PR Preview" w:date="2026-01-01T00:00:00Z">
         <w:r>
           <w:br/>
         </w:r>
       </w:ins>
-      <w:ins w:id="164" w:author="PR Preview" w:date="2026-01-01T00:00:00Z">
+      <w:ins w:id="169" w:author="PR Preview" w:date="2026-01-01T00:00:00Z">
         <w:r>
           <w:rPr>
             <w:rStyle w:val="NormalTok"/>
@@ -1225,7 +1265,7 @@
           <w:t xml:space="preserve">  </w:t>
         </w:r>
       </w:ins>
-      <w:ins w:id="165" w:author="PR Preview" w:date="2026-01-01T00:00:00Z">
+      <w:ins w:id="170" w:author="PR Preview" w:date="2026-01-01T00:00:00Z">
         <w:r>
           <w:rPr>
             <w:rStyle w:val="FunctionTok"/>
@@ -1233,7 +1273,7 @@
           <w:t xml:space="preserve">geom_hline</w:t>
         </w:r>
       </w:ins>
-      <w:ins w:id="166" w:author="PR Preview" w:date="2026-01-01T00:00:00Z">
+      <w:ins w:id="171" w:author="PR Preview" w:date="2026-01-01T00:00:00Z">
         <w:r>
           <w:rPr>
             <w:rStyle w:val="NormalTok"/>
@@ -1241,7 +1281,7 @@
           <w:t xml:space="preserve">(</w:t>
         </w:r>
       </w:ins>
-      <w:ins w:id="167" w:author="PR Preview" w:date="2026-01-01T00:00:00Z">
+      <w:ins w:id="172" w:author="PR Preview" w:date="2026-01-01T00:00:00Z">
         <w:r>
           <w:rPr>
             <w:rStyle w:val="AttributeTok"/>
@@ -1249,15 +1289,15 @@
           <w:t xml:space="preserve">yintercept =</w:t>
         </w:r>
       </w:ins>
-      <w:ins w:id="168" w:author="PR Preview" w:date="2026-01-01T00:00:00Z">
-        <w:r>
-          <w:rPr>
-            <w:rStyle w:val="NormalTok"/>
-          </w:rPr>
-          <w:t xml:space="preserve"> </w:t>
-        </w:r>
-      </w:ins>
-      <w:ins w:id="169" w:author="PR Preview" w:date="2026-01-01T00:00:00Z">
+      <w:ins w:id="173" w:author="PR Preview" w:date="2026-01-01T00:00:00Z">
+        <w:r>
+          <w:rPr>
+            <w:rStyle w:val="NormalTok"/>
+          </w:rPr>
+          <w:t xml:space="preserve"> </w:t>
+        </w:r>
+      </w:ins>
+      <w:ins w:id="174" w:author="PR Preview" w:date="2026-01-01T00:00:00Z">
         <w:r>
           <w:rPr>
             <w:rStyle w:val="FunctionTok"/>
@@ -1265,7 +1305,7 @@
           <w:t xml:space="preserve">c</w:t>
         </w:r>
       </w:ins>
-      <w:ins w:id="170" w:author="PR Preview" w:date="2026-01-01T00:00:00Z">
+      <w:ins w:id="175" w:author="PR Preview" w:date="2026-01-01T00:00:00Z">
         <w:r>
           <w:rPr>
             <w:rStyle w:val="NormalTok"/>
@@ -1273,7 +1313,7 @@
           <w:t xml:space="preserve">(</w:t>
         </w:r>
       </w:ins>
-      <w:ins w:id="171" w:author="PR Preview" w:date="2026-01-01T00:00:00Z">
+      <w:ins w:id="176" w:author="PR Preview" w:date="2026-01-01T00:00:00Z">
         <w:r>
           <w:rPr>
             <w:rStyle w:val="DecValTok"/>
@@ -1281,7 +1321,7 @@
           <w:t xml:space="preserve">0</w:t>
         </w:r>
       </w:ins>
-      <w:ins w:id="172" w:author="PR Preview" w:date="2026-01-01T00:00:00Z">
+      <w:ins w:id="177" w:author="PR Preview" w:date="2026-01-01T00:00:00Z">
         <w:r>
           <w:rPr>
             <w:rStyle w:val="NormalTok"/>
@@ -1289,7 +1329,7 @@
           <w:t xml:space="preserve">, </w:t>
         </w:r>
       </w:ins>
-      <w:ins w:id="173" w:author="PR Preview" w:date="2026-01-01T00:00:00Z">
+      <w:ins w:id="178" w:author="PR Preview" w:date="2026-01-01T00:00:00Z">
         <w:r>
           <w:rPr>
             <w:rStyle w:val="DecValTok"/>
@@ -1297,7 +1337,7 @@
           <w:t xml:space="preserve">1</w:t>
         </w:r>
       </w:ins>
-      <w:ins w:id="174" w:author="PR Preview" w:date="2026-01-01T00:00:00Z">
+      <w:ins w:id="179" w:author="PR Preview" w:date="2026-01-01T00:00:00Z">
         <w:r>
           <w:rPr>
             <w:rStyle w:val="NormalTok"/>
@@ -1305,7 +1345,7 @@
           <w:t xml:space="preserve">), </w:t>
         </w:r>
       </w:ins>
-      <w:ins w:id="175" w:author="PR Preview" w:date="2026-01-01T00:00:00Z">
+      <w:ins w:id="180" w:author="PR Preview" w:date="2026-01-01T00:00:00Z">
         <w:r>
           <w:rPr>
             <w:rStyle w:val="AttributeTok"/>
@@ -1313,15 +1353,15 @@
           <w:t xml:space="preserve">linetype =</w:t>
         </w:r>
       </w:ins>
-      <w:ins w:id="176" w:author="PR Preview" w:date="2026-01-01T00:00:00Z">
-        <w:r>
-          <w:rPr>
-            <w:rStyle w:val="NormalTok"/>
-          </w:rPr>
-          <w:t xml:space="preserve"> </w:t>
-        </w:r>
-      </w:ins>
-      <w:ins w:id="177" w:author="PR Preview" w:date="2026-01-01T00:00:00Z">
+      <w:ins w:id="181" w:author="PR Preview" w:date="2026-01-01T00:00:00Z">
+        <w:r>
+          <w:rPr>
+            <w:rStyle w:val="NormalTok"/>
+          </w:rPr>
+          <w:t xml:space="preserve"> </w:t>
+        </w:r>
+      </w:ins>
+      <w:ins w:id="182" w:author="PR Preview" w:date="2026-01-01T00:00:00Z">
         <w:r>
           <w:rPr>
             <w:rStyle w:val="StringTok"/>
@@ -1329,7 +1369,7 @@
           <w:t xml:space="preserve">"dashed"</w:t>
         </w:r>
       </w:ins>
-      <w:ins w:id="178" w:author="PR Preview" w:date="2026-01-01T00:00:00Z">
+      <w:ins w:id="183" w:author="PR Preview" w:date="2026-01-01T00:00:00Z">
         <w:r>
           <w:rPr>
             <w:rStyle w:val="NormalTok"/>
@@ -1337,7 +1377,7 @@
           <w:t xml:space="preserve">) </w:t>
         </w:r>
       </w:ins>
-      <w:ins w:id="179" w:author="PR Preview" w:date="2026-01-01T00:00:00Z">
+      <w:ins w:id="184" w:author="PR Preview" w:date="2026-01-01T00:00:00Z">
         <w:r>
           <w:rPr>
             <w:rStyle w:val="SpecialCharTok"/>
@@ -1345,12 +1385,12 @@
           <w:t xml:space="preserve">+</w:t>
         </w:r>
       </w:ins>
-      <w:ins w:id="180" w:author="PR Preview" w:date="2026-01-01T00:00:00Z">
+      <w:ins w:id="185" w:author="PR Preview" w:date="2026-01-01T00:00:00Z">
         <w:r>
           <w:br/>
         </w:r>
       </w:ins>
-      <w:ins w:id="181" w:author="PR Preview" w:date="2026-01-01T00:00:00Z">
+      <w:ins w:id="186" w:author="PR Preview" w:date="2026-01-01T00:00:00Z">
         <w:r>
           <w:rPr>
             <w:rStyle w:val="NormalTok"/>
@@ -1358,15 +1398,15 @@
           <w:t xml:space="preserve">  </w:t>
         </w:r>
       </w:ins>
-      <w:ins w:id="182" w:author="PR Preview" w:date="2026-01-01T00:00:00Z">
+      <w:ins w:id="187" w:author="PR Preview" w:date="2026-01-01T00:00:00Z">
         <w:r>
           <w:rPr>
             <w:rStyle w:val="FunctionTok"/>
           </w:rPr>
-          <w:t xml:space="preserve">geom_smooth</w:t>
-        </w:r>
-      </w:ins>
-      <w:ins w:id="183" w:author="PR Preview" w:date="2026-01-01T00:00:00Z">
+          <w:t xml:space="preserve">geom_line</w:t>
+        </w:r>
+      </w:ins>
+      <w:ins w:id="188" w:author="PR Preview" w:date="2026-01-01T00:00:00Z">
         <w:r>
           <w:rPr>
             <w:rStyle w:val="NormalTok"/>
@@ -1374,31 +1414,116 @@
           <w:t xml:space="preserve">(</w:t>
         </w:r>
       </w:ins>
-      <w:ins w:id="184" w:author="PR Preview" w:date="2026-01-01T00:00:00Z">
+      <w:ins w:id="189" w:author="PR Preview" w:date="2026-01-01T00:00:00Z">
+        <w:r>
+          <w:rPr>
+            <w:rStyle w:val="FunctionTok"/>
+          </w:rPr>
+          <w:t xml:space="preserve">aes</w:t>
+        </w:r>
+      </w:ins>
+      <w:ins w:id="190" w:author="PR Preview" w:date="2026-01-01T00:00:00Z">
+        <w:r>
+          <w:rPr>
+            <w:rStyle w:val="NormalTok"/>
+          </w:rPr>
+          <w:t xml:space="preserve">(</w:t>
+        </w:r>
+      </w:ins>
+      <w:ins w:id="191" w:author="PR Preview" w:date="2026-01-01T00:00:00Z">
         <w:r>
           <w:rPr>
             <w:rStyle w:val="AttributeTok"/>
           </w:rPr>
-          <w:t xml:space="preserve">method =</w:t>
-        </w:r>
-      </w:ins>
-      <w:ins w:id="185" w:author="PR Preview" w:date="2026-01-01T00:00:00Z">
-        <w:r>
-          <w:rPr>
-            <w:rStyle w:val="NormalTok"/>
-          </w:rPr>
-          <w:t xml:space="preserve"> </w:t>
-        </w:r>
-      </w:ins>
-      <w:ins w:id="186" w:author="PR Preview" w:date="2026-01-01T00:00:00Z">
+          <w:t xml:space="preserve">y =</w:t>
+        </w:r>
+      </w:ins>
+      <w:ins w:id="192" w:author="PR Preview" w:date="2026-01-01T00:00:00Z">
+        <w:r>
+          <w:rPr>
+            <w:rStyle w:val="NormalTok"/>
+          </w:rPr>
+          <w:t xml:space="preserve"> </w:t>
+        </w:r>
+      </w:ins>
+      <w:ins w:id="193" w:author="PR Preview" w:date="2026-01-01T00:00:00Z">
+        <w:r>
+          <w:rPr>
+            <w:rStyle w:val="FunctionTok"/>
+          </w:rPr>
+          <w:t xml:space="preserve">fitted</w:t>
+        </w:r>
+      </w:ins>
+      <w:ins w:id="194" w:author="PR Preview" w:date="2026-01-01T00:00:00Z">
+        <w:r>
+          <w:rPr>
+            <w:rStyle w:val="NormalTok"/>
+          </w:rPr>
+          <w:t xml:space="preserve">(fit_bmi))) </w:t>
+        </w:r>
+      </w:ins>
+      <w:ins w:id="195" w:author="PR Preview" w:date="2026-01-01T00:00:00Z">
+        <w:r>
+          <w:rPr>
+            <w:rStyle w:val="SpecialCharTok"/>
+          </w:rPr>
+          <w:t xml:space="preserve">+</w:t>
+        </w:r>
+      </w:ins>
+      <w:ins w:id="196" w:author="PR Preview" w:date="2026-01-01T00:00:00Z">
+        <w:r>
+          <w:br/>
+        </w:r>
+      </w:ins>
+      <w:ins w:id="197" w:author="PR Preview" w:date="2026-01-01T00:00:00Z">
+        <w:r>
+          <w:rPr>
+            <w:rStyle w:val="NormalTok"/>
+          </w:rPr>
+          <w:t xml:space="preserve">  </w:t>
+        </w:r>
+      </w:ins>
+      <w:ins w:id="198" w:author="PR Preview" w:date="2026-01-01T00:00:00Z">
+        <w:r>
+          <w:rPr>
+            <w:rStyle w:val="FunctionTok"/>
+          </w:rPr>
+          <w:t xml:space="preserve">labs</w:t>
+        </w:r>
+      </w:ins>
+      <w:ins w:id="199" w:author="PR Preview" w:date="2026-01-01T00:00:00Z">
+        <w:r>
+          <w:rPr>
+            <w:rStyle w:val="NormalTok"/>
+          </w:rPr>
+          <w:t xml:space="preserve">(</w:t>
+        </w:r>
+      </w:ins>
+      <w:ins w:id="200" w:author="PR Preview" w:date="2026-01-01T00:00:00Z">
+        <w:r>
+          <w:rPr>
+            <w:rStyle w:val="AttributeTok"/>
+          </w:rPr>
+          <w:t xml:space="preserve">x =</w:t>
+        </w:r>
+      </w:ins>
+      <w:ins w:id="201" w:author="PR Preview" w:date="2026-01-01T00:00:00Z">
+        <w:r>
+          <w:rPr>
+            <w:rStyle w:val="NormalTok"/>
+          </w:rPr>
+          <w:t xml:space="preserve"> </w:t>
+        </w:r>
+      </w:ins>
+      <w:ins w:id="202" w:author="PR Preview" w:date="2026-01-01T00:00:00Z">
         <w:r>
           <w:rPr>
             <w:rStyle w:val="StringTok"/>
           </w:rPr>
-          <w:t xml:space="preserve">"lm"</w:t>
-        </w:r>
-      </w:ins>
-      <w:ins w:id="187" w:author="PR Preview" w:date="2026-01-01T00:00:00Z">
+          <w:t xml:space="preserve">"Body mass index (bmi)"</w:t>
+        </w:r>
+      </w:ins>
+      <w:ins w:id="203" w:author="PR Preview" w:date="2026-01-01T00:00:00Z">
         <w:r>
           <w:rPr>
             <w:rStyle w:val="NormalTok"/>
@@ -1406,132 +1531,31 @@
           <w:t xml:space="preserve">, </w:t>
         </w:r>
       </w:ins>
-      <w:ins w:id="188" w:author="PR Preview" w:date="2026-01-01T00:00:00Z">
+      <w:ins w:id="204" w:author="PR Preview" w:date="2026-01-01T00:00:00Z">
         <w:r>
           <w:rPr>
             <w:rStyle w:val="AttributeTok"/>
           </w:rPr>
-          <w:t xml:space="preserve">se =</w:t>
-        </w:r>
-      </w:ins>
-      <w:ins w:id="189" w:author="PR Preview" w:date="2026-01-01T00:00:00Z">
-        <w:r>
-          <w:rPr>
-            <w:rStyle w:val="NormalTok"/>
-          </w:rPr>
-          <w:t xml:space="preserve"> </w:t>
-        </w:r>
-      </w:ins>
-      <w:ins w:id="190" w:author="PR Preview" w:date="2026-01-01T00:00:00Z">
-        <w:r>
-          <w:rPr>
-            <w:rStyle w:val="ConstantTok"/>
-          </w:rPr>
-          <w:t xml:space="preserve">FALSE</w:t>
-        </w:r>
-      </w:ins>
-      <w:ins w:id="191" w:author="PR Preview" w:date="2026-01-01T00:00:00Z">
-        <w:r>
-          <w:rPr>
-            <w:rStyle w:val="NormalTok"/>
-          </w:rPr>
-          <w:t xml:space="preserve">) </w:t>
-        </w:r>
-      </w:ins>
-      <w:ins w:id="192" w:author="PR Preview" w:date="2026-01-01T00:00:00Z">
-        <w:r>
-          <w:rPr>
-            <w:rStyle w:val="SpecialCharTok"/>
-          </w:rPr>
-          <w:t xml:space="preserve">+</w:t>
-        </w:r>
-      </w:ins>
-      <w:ins w:id="193" w:author="PR Preview" w:date="2026-01-01T00:00:00Z">
-        <w:r>
-          <w:br/>
-        </w:r>
-      </w:ins>
-      <w:ins w:id="194" w:author="PR Preview" w:date="2026-01-01T00:00:00Z">
-        <w:r>
-          <w:rPr>
-            <w:rStyle w:val="NormalTok"/>
-          </w:rPr>
-          <w:t xml:space="preserve">  </w:t>
-        </w:r>
-      </w:ins>
-      <w:ins w:id="195" w:author="PR Preview" w:date="2026-01-01T00:00:00Z">
-        <w:r>
-          <w:rPr>
-            <w:rStyle w:val="FunctionTok"/>
-          </w:rPr>
-          <w:t xml:space="preserve">labs</w:t>
-        </w:r>
-      </w:ins>
-      <w:ins w:id="196" w:author="PR Preview" w:date="2026-01-01T00:00:00Z">
-        <w:r>
-          <w:rPr>
-            <w:rStyle w:val="NormalTok"/>
-          </w:rPr>
-          <w:t xml:space="preserve">(</w:t>
-        </w:r>
-      </w:ins>
-      <w:ins w:id="197" w:author="PR Preview" w:date="2026-01-01T00:00:00Z">
-        <w:r>
-          <w:rPr>
-            <w:rStyle w:val="AttributeTok"/>
-          </w:rPr>
-          <w:t xml:space="preserve">x =</w:t>
-        </w:r>
-      </w:ins>
-      <w:ins w:id="198" w:author="PR Preview" w:date="2026-01-01T00:00:00Z">
-        <w:r>
-          <w:rPr>
-            <w:rStyle w:val="NormalTok"/>
-          </w:rPr>
-          <w:t xml:space="preserve"> </w:t>
-        </w:r>
-      </w:ins>
-      <w:ins w:id="199" w:author="PR Preview" w:date="2026-01-01T00:00:00Z">
+          <w:t xml:space="preserve">y =</w:t>
+        </w:r>
+      </w:ins>
+      <w:ins w:id="205" w:author="PR Preview" w:date="2026-01-01T00:00:00Z">
+        <w:r>
+          <w:rPr>
+            <w:rStyle w:val="NormalTok"/>
+          </w:rPr>
+          <w:t xml:space="preserve"> </w:t>
+        </w:r>
+      </w:ins>
+      <w:ins w:id="206" w:author="PR Preview" w:date="2026-01-01T00:00:00Z">
         <w:r>
           <w:rPr>
             <w:rStyle w:val="StringTok"/>
           </w:rPr>
-          <w:t xml:space="preserve">"Body mass index (bmi)"</w:t>
-        </w:r>
-      </w:ins>
-      <w:ins w:id="200" w:author="PR Preview" w:date="2026-01-01T00:00:00Z">
-        <w:r>
-          <w:rPr>
-            <w:rStyle w:val="NormalTok"/>
-          </w:rPr>
-          <w:t xml:space="preserve">, </w:t>
-        </w:r>
-      </w:ins>
-      <w:ins w:id="201" w:author="PR Preview" w:date="2026-01-01T00:00:00Z">
-        <w:r>
-          <w:rPr>
-            <w:rStyle w:val="AttributeTok"/>
-          </w:rPr>
-          <w:t xml:space="preserve">y =</w:t>
-        </w:r>
-      </w:ins>
-      <w:ins w:id="202" w:author="PR Preview" w:date="2026-01-01T00:00:00Z">
-        <w:r>
-          <w:rPr>
-            <w:rStyle w:val="NormalTok"/>
-          </w:rPr>
-          <w:t xml:space="preserve"> </w:t>
-        </w:r>
-      </w:ins>
-      <w:ins w:id="203" w:author="PR Preview" w:date="2026-01-01T00:00:00Z">
-        <w:r>
-          <w:rPr>
-            <w:rStyle w:val="StringTok"/>
-          </w:rPr>
           <w:t xml:space="preserve">"Fitted chd"</w:t>
         </w:r>
       </w:ins>
-      <w:ins w:id="204" w:author="PR Preview" w:date="2026-01-01T00:00:00Z">
+      <w:ins w:id="207" w:author="PR Preview" w:date="2026-01-01T00:00:00Z">
         <w:r>
           <w:rPr>
             <w:rStyle w:val="NormalTok"/>
@@ -1544,7 +1568,7 @@
       <w:pPr>
         <w:pStyle w:val="CaptionedFigure"/>
       </w:pPr>
-      <w:ins w:id="205" w:author="PR Preview" w:date="2026-01-01T00:00:00Z">
+      <w:ins w:id="208" w:author="PR Preview" w:date="2026-01-01T00:00:00Z">
         <w:r>
           <w:drawing>
             <wp:inline>
@@ -1593,17 +1617,17 @@
       <w:pPr>
         <w:pStyle w:val="ImageCaption"/>
       </w:pPr>
-      <w:ins w:id="206" w:author="PR Preview" w:date="2026-01-01T00:00:00Z">
+      <w:ins w:id="209" w:author="PR Preview" w:date="2026-01-01T00:00:00Z">
         <w:r>
           <w:t xml:space="preserve">Fitted line of</w:t>
         </w:r>
       </w:ins>
-      <w:ins w:id="207" w:author="PR Preview" w:date="2026-01-01T00:00:00Z">
-        <w:r>
-          <w:t xml:space="preserve"> </w:t>
-        </w:r>
-      </w:ins>
-      <w:ins w:id="208" w:author="PR Preview" w:date="2026-01-01T00:00:00Z">
+      <w:ins w:id="210" w:author="PR Preview" w:date="2026-01-01T00:00:00Z">
+        <w:r>
+          <w:t xml:space="preserve"> </w:t>
+        </w:r>
+      </w:ins>
+      <w:ins w:id="211" w:author="PR Preview" w:date="2026-01-01T00:00:00Z">
         <w:r>
           <w:rPr>
             <w:rStyle w:val="VerbatimChar"/>
@@ -1611,22 +1635,22 @@
           <w:t xml:space="preserve">chd</w:t>
         </w:r>
       </w:ins>
-      <w:ins w:id="209" w:author="PR Preview" w:date="2026-01-01T00:00:00Z">
-        <w:r>
-          <w:t xml:space="preserve"> </w:t>
-        </w:r>
-      </w:ins>
-      <w:ins w:id="210" w:author="PR Preview" w:date="2026-01-01T00:00:00Z">
+      <w:ins w:id="212" w:author="PR Preview" w:date="2026-01-01T00:00:00Z">
+        <w:r>
+          <w:t xml:space="preserve"> </w:t>
+        </w:r>
+      </w:ins>
+      <w:ins w:id="213" w:author="PR Preview" w:date="2026-01-01T00:00:00Z">
         <w:r>
           <w:t xml:space="preserve">on</w:t>
         </w:r>
       </w:ins>
-      <w:ins w:id="211" w:author="PR Preview" w:date="2026-01-01T00:00:00Z">
-        <w:r>
-          <w:t xml:space="preserve"> </w:t>
-        </w:r>
-      </w:ins>
-      <w:ins w:id="212" w:author="PR Preview" w:date="2026-01-01T00:00:00Z">
+      <w:ins w:id="214" w:author="PR Preview" w:date="2026-01-01T00:00:00Z">
+        <w:r>
+          <w:t xml:space="preserve"> </w:t>
+        </w:r>
+      </w:ins>
+      <w:ins w:id="215" w:author="PR Preview" w:date="2026-01-01T00:00:00Z">
         <w:r>
           <w:rPr>
             <w:rStyle w:val="VerbatimChar"/>
@@ -1634,22 +1658,22 @@
           <w:t xml:space="preserve">bmi</w:t>
         </w:r>
       </w:ins>
-      <w:ins w:id="213" w:author="PR Preview" w:date="2026-01-01T00:00:00Z">
-        <w:r>
-          <w:t xml:space="preserve"> </w:t>
-        </w:r>
-      </w:ins>
-      <w:ins w:id="214" w:author="PR Preview" w:date="2026-01-01T00:00:00Z">
+      <w:ins w:id="216" w:author="PR Preview" w:date="2026-01-01T00:00:00Z">
+        <w:r>
+          <w:t xml:space="preserve"> </w:t>
+        </w:r>
+      </w:ins>
+      <w:ins w:id="217" w:author="PR Preview" w:date="2026-01-01T00:00:00Z">
         <w:r>
           <w:t xml:space="preserve">in the WCGS data, with a rug of the men with</w:t>
         </w:r>
       </w:ins>
-      <w:ins w:id="215" w:author="PR Preview" w:date="2026-01-01T00:00:00Z">
-        <w:r>
-          <w:t xml:space="preserve"> </w:t>
-        </w:r>
-      </w:ins>
-      <w:ins w:id="216" w:author="PR Preview" w:date="2026-01-01T00:00:00Z">
+      <w:ins w:id="218" w:author="PR Preview" w:date="2026-01-01T00:00:00Z">
+        <w:r>
+          <w:t xml:space="preserve"> </w:t>
+        </w:r>
+      </w:ins>
+      <w:ins w:id="219" w:author="PR Preview" w:date="2026-01-01T00:00:00Z">
         <w:r>
           <w:rPr>
             <w:rStyle w:val="VerbatimChar"/>
@@ -1657,22 +1681,22 @@
           <w:t xml:space="preserve">chd</w:t>
         </w:r>
       </w:ins>
-      <w:ins w:id="217" w:author="PR Preview" w:date="2026-01-01T00:00:00Z">
-        <w:r>
-          <w:t xml:space="preserve"> </w:t>
-        </w:r>
-      </w:ins>
-      <w:ins w:id="218" w:author="PR Preview" w:date="2026-01-01T00:00:00Z">
+      <w:ins w:id="220" w:author="PR Preview" w:date="2026-01-01T00:00:00Z">
+        <w:r>
+          <w:t xml:space="preserve"> </w:t>
+        </w:r>
+      </w:ins>
+      <w:ins w:id="221" w:author="PR Preview" w:date="2026-01-01T00:00:00Z">
         <w:r>
           <w:t xml:space="preserve">= 1 along the top and</w:t>
         </w:r>
       </w:ins>
-      <w:ins w:id="219" w:author="PR Preview" w:date="2026-01-01T00:00:00Z">
-        <w:r>
-          <w:t xml:space="preserve"> </w:t>
-        </w:r>
-      </w:ins>
-      <w:ins w:id="220" w:author="PR Preview" w:date="2026-01-01T00:00:00Z">
+      <w:ins w:id="222" w:author="PR Preview" w:date="2026-01-01T00:00:00Z">
+        <w:r>
+          <w:t xml:space="preserve"> </w:t>
+        </w:r>
+      </w:ins>
+      <w:ins w:id="223" w:author="PR Preview" w:date="2026-01-01T00:00:00Z">
         <w:r>
           <w:rPr>
             <w:rStyle w:val="VerbatimChar"/>
@@ -1680,12 +1704,12 @@
           <w:t xml:space="preserve">chd</w:t>
         </w:r>
       </w:ins>
-      <w:ins w:id="221" w:author="PR Preview" w:date="2026-01-01T00:00:00Z">
-        <w:r>
-          <w:t xml:space="preserve"> </w:t>
-        </w:r>
-      </w:ins>
-      <w:ins w:id="222" w:author="PR Preview" w:date="2026-01-01T00:00:00Z">
+      <w:ins w:id="224" w:author="PR Preview" w:date="2026-01-01T00:00:00Z">
+        <w:r>
+          <w:t xml:space="preserve"> </w:t>
+        </w:r>
+      </w:ins>
+      <w:ins w:id="225" w:author="PR Preview" w:date="2026-01-01T00:00:00Z">
         <w:r>
           <w:t xml:space="preserve">= 0 along the bottom.</w:t>
         </w:r>
@@ -1695,7 +1719,7 @@
       <w:pPr>
         <w:pStyle w:val="Heading3"/>
       </w:pPr>
-      <w:ins w:id="223" w:author="PR Preview" w:date="2026-01-01T00:00:00Z">
+      <w:ins w:id="226" w:author="PR Preview" w:date="2026-01-01T00:00:00Z">
         <w:r>
           <w:t xml:space="preserve">Python</w:t>
         </w:r>
@@ -1705,7 +1729,7 @@
       <w:pPr>
         <w:pStyle w:val="SourceCode"/>
       </w:pPr>
-      <w:ins w:id="224" w:author="PR Preview" w:date="2026-01-01T00:00:00Z">
+      <w:ins w:id="227" w:author="PR Preview" w:date="2026-01-01T00:00:00Z">
         <w:r>
           <w:rPr>
             <w:rStyle w:val="ImportTok"/>
@@ -1713,7 +1737,7 @@
           <w:t xml:space="preserve">import</w:t>
         </w:r>
       </w:ins>
-      <w:ins w:id="225" w:author="PR Preview" w:date="2026-01-01T00:00:00Z">
+      <w:ins w:id="228" w:author="PR Preview" w:date="2026-01-01T00:00:00Z">
         <w:r>
           <w:rPr>
             <w:rStyle w:val="NormalTok"/>
@@ -1721,7 +1745,7 @@
           <w:t xml:space="preserve"> matplotlib.pyplot </w:t>
         </w:r>
       </w:ins>
-      <w:ins w:id="226" w:author="PR Preview" w:date="2026-01-01T00:00:00Z">
+      <w:ins w:id="229" w:author="PR Preview" w:date="2026-01-01T00:00:00Z">
         <w:r>
           <w:rPr>
             <w:rStyle w:val="ImportTok"/>
@@ -1729,7 +1753,7 @@
           <w:t xml:space="preserve">as</w:t>
         </w:r>
       </w:ins>
-      <w:ins w:id="227" w:author="PR Preview" w:date="2026-01-01T00:00:00Z">
+      <w:ins w:id="230" w:author="PR Preview" w:date="2026-01-01T00:00:00Z">
         <w:r>
           <w:rPr>
             <w:rStyle w:val="NormalTok"/>
@@ -1737,17 +1761,17 @@
           <w:t xml:space="preserve"> plt</w:t>
         </w:r>
       </w:ins>
-      <w:ins w:id="228" w:author="PR Preview" w:date="2026-01-01T00:00:00Z">
+      <w:ins w:id="231" w:author="PR Preview" w:date="2026-01-01T00:00:00Z">
         <w:r>
           <w:br/>
         </w:r>
       </w:ins>
-      <w:ins w:id="229" w:author="PR Preview" w:date="2026-01-01T00:00:00Z">
+      <w:ins w:id="232" w:author="PR Preview" w:date="2026-01-01T00:00:00Z">
         <w:r>
           <w:br/>
         </w:r>
       </w:ins>
-      <w:ins w:id="230" w:author="PR Preview" w:date="2026-01-01T00:00:00Z">
+      <w:ins w:id="233" w:author="PR Preview" w:date="2026-01-01T00:00:00Z">
         <w:r>
           <w:rPr>
             <w:rStyle w:val="NormalTok"/>
@@ -1755,7 +1779,7 @@
           <w:t xml:space="preserve">fig, ax </w:t>
         </w:r>
       </w:ins>
-      <w:ins w:id="231" w:author="PR Preview" w:date="2026-01-01T00:00:00Z">
+      <w:ins w:id="234" w:author="PR Preview" w:date="2026-01-01T00:00:00Z">
         <w:r>
           <w:rPr>
             <w:rStyle w:val="OperatorTok"/>
@@ -1763,7 +1787,7 @@
           <w:t xml:space="preserve">=</w:t>
         </w:r>
       </w:ins>
-      <w:ins w:id="232" w:author="PR Preview" w:date="2026-01-01T00:00:00Z">
+      <w:ins w:id="235" w:author="PR Preview" w:date="2026-01-01T00:00:00Z">
         <w:r>
           <w:rPr>
             <w:rStyle w:val="NormalTok"/>
@@ -1771,12 +1795,12 @@
           <w:t xml:space="preserve"> plt.subplots()</w:t>
         </w:r>
       </w:ins>
-      <w:ins w:id="233" w:author="PR Preview" w:date="2026-01-01T00:00:00Z">
+      <w:ins w:id="236" w:author="PR Preview" w:date="2026-01-01T00:00:00Z">
         <w:r>
           <w:br/>
         </w:r>
       </w:ins>
-      <w:ins w:id="234" w:author="PR Preview" w:date="2026-01-01T00:00:00Z">
+      <w:ins w:id="237" w:author="PR Preview" w:date="2026-01-01T00:00:00Z">
         <w:r>
           <w:rPr>
             <w:rStyle w:val="ControlFlowTok"/>
@@ -1784,7 +1808,7 @@
           <w:t xml:space="preserve">for</w:t>
         </w:r>
       </w:ins>
-      <w:ins w:id="235" w:author="PR Preview" w:date="2026-01-01T00:00:00Z">
+      <w:ins w:id="238" w:author="PR Preview" w:date="2026-01-01T00:00:00Z">
         <w:r>
           <w:rPr>
             <w:rStyle w:val="NormalTok"/>
@@ -1792,7 +1816,7 @@
           <w:t xml:space="preserve"> chd, side </w:t>
         </w:r>
       </w:ins>
-      <w:ins w:id="236" w:author="PR Preview" w:date="2026-01-01T00:00:00Z">
+      <w:ins w:id="239" w:author="PR Preview" w:date="2026-01-01T00:00:00Z">
         <w:r>
           <w:rPr>
             <w:rStyle w:val="KeywordTok"/>
@@ -1800,7 +1824,7 @@
           <w:t xml:space="preserve">in</w:t>
         </w:r>
       </w:ins>
-      <w:ins w:id="237" w:author="PR Preview" w:date="2026-01-01T00:00:00Z">
+      <w:ins w:id="240" w:author="PR Preview" w:date="2026-01-01T00:00:00Z">
         <w:r>
           <w:rPr>
             <w:rStyle w:val="NormalTok"/>
@@ -1808,7 +1832,7 @@
           <w:t xml:space="preserve"> [(</w:t>
         </w:r>
       </w:ins>
-      <w:ins w:id="238" w:author="PR Preview" w:date="2026-01-01T00:00:00Z">
+      <w:ins w:id="241" w:author="PR Preview" w:date="2026-01-01T00:00:00Z">
         <w:r>
           <w:rPr>
             <w:rStyle w:val="DecValTok"/>
@@ -1816,7 +1840,7 @@
           <w:t xml:space="preserve">0</w:t>
         </w:r>
       </w:ins>
-      <w:ins w:id="239" w:author="PR Preview" w:date="2026-01-01T00:00:00Z">
+      <w:ins w:id="242" w:author="PR Preview" w:date="2026-01-01T00:00:00Z">
         <w:r>
           <w:rPr>
             <w:rStyle w:val="NormalTok"/>
@@ -1824,7 +1848,7 @@
           <w:t xml:space="preserve">, </w:t>
         </w:r>
       </w:ins>
-      <w:ins w:id="240" w:author="PR Preview" w:date="2026-01-01T00:00:00Z">
+      <w:ins w:id="243" w:author="PR Preview" w:date="2026-01-01T00:00:00Z">
         <w:r>
           <w:rPr>
             <w:rStyle w:val="FloatTok"/>
@@ -1832,7 +1856,7 @@
           <w:t xml:space="preserve">0.0</w:t>
         </w:r>
       </w:ins>
-      <w:ins w:id="241" w:author="PR Preview" w:date="2026-01-01T00:00:00Z">
+      <w:ins w:id="244" w:author="PR Preview" w:date="2026-01-01T00:00:00Z">
         <w:r>
           <w:rPr>
             <w:rStyle w:val="NormalTok"/>
@@ -1840,7 +1864,7 @@
           <w:t xml:space="preserve">), (</w:t>
         </w:r>
       </w:ins>
-      <w:ins w:id="242" w:author="PR Preview" w:date="2026-01-01T00:00:00Z">
+      <w:ins w:id="245" w:author="PR Preview" w:date="2026-01-01T00:00:00Z">
         <w:r>
           <w:rPr>
             <w:rStyle w:val="DecValTok"/>
@@ -1848,7 +1872,7 @@
           <w:t xml:space="preserve">1</w:t>
         </w:r>
       </w:ins>
-      <w:ins w:id="243" w:author="PR Preview" w:date="2026-01-01T00:00:00Z">
+      <w:ins w:id="246" w:author="PR Preview" w:date="2026-01-01T00:00:00Z">
         <w:r>
           <w:rPr>
             <w:rStyle w:val="NormalTok"/>
@@ -1856,7 +1880,7 @@
           <w:t xml:space="preserve">, </w:t>
         </w:r>
       </w:ins>
-      <w:ins w:id="244" w:author="PR Preview" w:date="2026-01-01T00:00:00Z">
+      <w:ins w:id="247" w:author="PR Preview" w:date="2026-01-01T00:00:00Z">
         <w:r>
           <w:rPr>
             <w:rStyle w:val="FloatTok"/>
@@ -1864,7 +1888,7 @@
           <w:t xml:space="preserve">1.0</w:t>
         </w:r>
       </w:ins>
-      <w:ins w:id="245" w:author="PR Preview" w:date="2026-01-01T00:00:00Z">
+      <w:ins w:id="248" w:author="PR Preview" w:date="2026-01-01T00:00:00Z">
         <w:r>
           <w:rPr>
             <w:rStyle w:val="NormalTok"/>
@@ -1872,12 +1896,12 @@
           <w:t xml:space="preserve">)]:</w:t>
         </w:r>
       </w:ins>
-      <w:ins w:id="246" w:author="PR Preview" w:date="2026-01-01T00:00:00Z">
+      <w:ins w:id="249" w:author="PR Preview" w:date="2026-01-01T00:00:00Z">
         <w:r>
           <w:br/>
         </w:r>
       </w:ins>
-      <w:ins w:id="247" w:author="PR Preview" w:date="2026-01-01T00:00:00Z">
+      <w:ins w:id="250" w:author="PR Preview" w:date="2026-01-01T00:00:00Z">
         <w:r>
           <w:rPr>
             <w:rStyle w:val="NormalTok"/>
@@ -1885,7 +1909,7 @@
           <w:t xml:space="preserve">    bmi_chd </w:t>
         </w:r>
       </w:ins>
-      <w:ins w:id="248" w:author="PR Preview" w:date="2026-01-01T00:00:00Z">
+      <w:ins w:id="251" w:author="PR Preview" w:date="2026-01-01T00:00:00Z">
         <w:r>
           <w:rPr>
             <w:rStyle w:val="OperatorTok"/>
@@ -1893,7 +1917,7 @@
           <w:t xml:space="preserve">=</w:t>
         </w:r>
       </w:ins>
-      <w:ins w:id="249" w:author="PR Preview" w:date="2026-01-01T00:00:00Z">
+      <w:ins w:id="252" w:author="PR Preview" w:date="2026-01-01T00:00:00Z">
         <w:r>
           <w:rPr>
             <w:rStyle w:val="NormalTok"/>
@@ -1901,7 +1925,7 @@
           <w:t xml:space="preserve"> wcgs.loc[wcgs[</w:t>
         </w:r>
       </w:ins>
-      <w:ins w:id="250" w:author="PR Preview" w:date="2026-01-01T00:00:00Z">
+      <w:ins w:id="253" w:author="PR Preview" w:date="2026-01-01T00:00:00Z">
         <w:r>
           <w:rPr>
             <w:rStyle w:val="StringTok"/>
@@ -1909,7 +1933,7 @@
           <w:t xml:space="preserve">"chd"</w:t>
         </w:r>
       </w:ins>
-      <w:ins w:id="251" w:author="PR Preview" w:date="2026-01-01T00:00:00Z">
+      <w:ins w:id="254" w:author="PR Preview" w:date="2026-01-01T00:00:00Z">
         <w:r>
           <w:rPr>
             <w:rStyle w:val="NormalTok"/>
@@ -1917,7 +1941,7 @@
           <w:t xml:space="preserve">] </w:t>
         </w:r>
       </w:ins>
-      <w:ins w:id="252" w:author="PR Preview" w:date="2026-01-01T00:00:00Z">
+      <w:ins w:id="255" w:author="PR Preview" w:date="2026-01-01T00:00:00Z">
         <w:r>
           <w:rPr>
             <w:rStyle w:val="OperatorTok"/>
@@ -1925,7 +1949,7 @@
           <w:t xml:space="preserve">==</w:t>
         </w:r>
       </w:ins>
-      <w:ins w:id="253" w:author="PR Preview" w:date="2026-01-01T00:00:00Z">
+      <w:ins w:id="256" w:author="PR Preview" w:date="2026-01-01T00:00:00Z">
         <w:r>
           <w:rPr>
             <w:rStyle w:val="NormalTok"/>
@@ -1933,7 +1957,7 @@
           <w:t xml:space="preserve"> chd, </w:t>
         </w:r>
       </w:ins>
-      <w:ins w:id="254" w:author="PR Preview" w:date="2026-01-01T00:00:00Z">
+      <w:ins w:id="257" w:author="PR Preview" w:date="2026-01-01T00:00:00Z">
         <w:r>
           <w:rPr>
             <w:rStyle w:val="StringTok"/>
@@ -1941,7 +1965,7 @@
           <w:t xml:space="preserve">"bmi"</w:t>
         </w:r>
       </w:ins>
-      <w:ins w:id="255" w:author="PR Preview" w:date="2026-01-01T00:00:00Z">
+      <w:ins w:id="258" w:author="PR Preview" w:date="2026-01-01T00:00:00Z">
         <w:r>
           <w:rPr>
             <w:rStyle w:val="NormalTok"/>
@@ -1949,12 +1973,12 @@
           <w:t xml:space="preserve">]</w:t>
         </w:r>
       </w:ins>
-      <w:ins w:id="256" w:author="PR Preview" w:date="2026-01-01T00:00:00Z">
+      <w:ins w:id="259" w:author="PR Preview" w:date="2026-01-01T00:00:00Z">
         <w:r>
           <w:br/>
         </w:r>
       </w:ins>
-      <w:ins w:id="257" w:author="PR Preview" w:date="2026-01-01T00:00:00Z">
+      <w:ins w:id="260" w:author="PR Preview" w:date="2026-01-01T00:00:00Z">
         <w:r>
           <w:rPr>
             <w:rStyle w:val="NormalTok"/>
@@ -1962,7 +1986,7 @@
           <w:t xml:space="preserve">    ax.plot(bmi_chd, [side] </w:t>
         </w:r>
       </w:ins>
-      <w:ins w:id="258" w:author="PR Preview" w:date="2026-01-01T00:00:00Z">
+      <w:ins w:id="261" w:author="PR Preview" w:date="2026-01-01T00:00:00Z">
         <w:r>
           <w:rPr>
             <w:rStyle w:val="OperatorTok"/>
@@ -1970,15 +1994,15 @@
           <w:t xml:space="preserve">*</w:t>
         </w:r>
       </w:ins>
-      <w:ins w:id="259" w:author="PR Preview" w:date="2026-01-01T00:00:00Z">
-        <w:r>
-          <w:rPr>
-            <w:rStyle w:val="NormalTok"/>
-          </w:rPr>
-          <w:t xml:space="preserve"> </w:t>
-        </w:r>
-      </w:ins>
-      <w:ins w:id="260" w:author="PR Preview" w:date="2026-01-01T00:00:00Z">
+      <w:ins w:id="262" w:author="PR Preview" w:date="2026-01-01T00:00:00Z">
+        <w:r>
+          <w:rPr>
+            <w:rStyle w:val="NormalTok"/>
+          </w:rPr>
+          <w:t xml:space="preserve"> </w:t>
+        </w:r>
+      </w:ins>
+      <w:ins w:id="263" w:author="PR Preview" w:date="2026-01-01T00:00:00Z">
         <w:r>
           <w:rPr>
             <w:rStyle w:val="BuiltInTok"/>
@@ -1986,7 +2010,7 @@
           <w:t xml:space="preserve">len</w:t>
         </w:r>
       </w:ins>
-      <w:ins w:id="261" w:author="PR Preview" w:date="2026-01-01T00:00:00Z">
+      <w:ins w:id="264" w:author="PR Preview" w:date="2026-01-01T00:00:00Z">
         <w:r>
           <w:rPr>
             <w:rStyle w:val="NormalTok"/>
@@ -1994,7 +2018,7 @@
           <w:t xml:space="preserve">(bmi_chd), </w:t>
         </w:r>
       </w:ins>
-      <w:ins w:id="262" w:author="PR Preview" w:date="2026-01-01T00:00:00Z">
+      <w:ins w:id="265" w:author="PR Preview" w:date="2026-01-01T00:00:00Z">
         <w:r>
           <w:rPr>
             <w:rStyle w:val="StringTok"/>
@@ -2002,7 +2026,7 @@
           <w:t xml:space="preserve">"|"</w:t>
         </w:r>
       </w:ins>
-      <w:ins w:id="263" w:author="PR Preview" w:date="2026-01-01T00:00:00Z">
+      <w:ins w:id="266" w:author="PR Preview" w:date="2026-01-01T00:00:00Z">
         <w:r>
           <w:rPr>
             <w:rStyle w:val="NormalTok"/>
@@ -2010,7 +2034,7 @@
           <w:t xml:space="preserve">, color</w:t>
         </w:r>
       </w:ins>
-      <w:ins w:id="264" w:author="PR Preview" w:date="2026-01-01T00:00:00Z">
+      <w:ins w:id="267" w:author="PR Preview" w:date="2026-01-01T00:00:00Z">
         <w:r>
           <w:rPr>
             <w:rStyle w:val="OperatorTok"/>
@@ -2018,7 +2042,7 @@
           <w:t xml:space="preserve">=</w:t>
         </w:r>
       </w:ins>
-      <w:ins w:id="265" w:author="PR Preview" w:date="2026-01-01T00:00:00Z">
+      <w:ins w:id="268" w:author="PR Preview" w:date="2026-01-01T00:00:00Z">
         <w:r>
           <w:rPr>
             <w:rStyle w:val="StringTok"/>
@@ -2026,7 +2050,7 @@
           <w:t xml:space="preserve">"gray"</w:t>
         </w:r>
       </w:ins>
-      <w:ins w:id="266" w:author="PR Preview" w:date="2026-01-01T00:00:00Z">
+      <w:ins w:id="269" w:author="PR Preview" w:date="2026-01-01T00:00:00Z">
         <w:r>
           <w:rPr>
             <w:rStyle w:val="NormalTok"/>
@@ -2034,7 +2058,7 @@
           <w:t xml:space="preserve">, alpha</w:t>
         </w:r>
       </w:ins>
-      <w:ins w:id="267" w:author="PR Preview" w:date="2026-01-01T00:00:00Z">
+      <w:ins w:id="270" w:author="PR Preview" w:date="2026-01-01T00:00:00Z">
         <w:r>
           <w:rPr>
             <w:rStyle w:val="OperatorTok"/>
@@ -2042,7 +2066,7 @@
           <w:t xml:space="preserve">=</w:t>
         </w:r>
       </w:ins>
-      <w:ins w:id="268" w:author="PR Preview" w:date="2026-01-01T00:00:00Z">
+      <w:ins w:id="271" w:author="PR Preview" w:date="2026-01-01T00:00:00Z">
         <w:r>
           <w:rPr>
             <w:rStyle w:val="FloatTok"/>
@@ -2050,7 +2074,7 @@
           <w:t xml:space="preserve">0.3</w:t>
         </w:r>
       </w:ins>
-      <w:ins w:id="269" w:author="PR Preview" w:date="2026-01-01T00:00:00Z">
+      <w:ins w:id="272" w:author="PR Preview" w:date="2026-01-01T00:00:00Z">
         <w:r>
           <w:rPr>
             <w:rStyle w:val="NormalTok"/>
@@ -2058,12 +2082,12 @@
           <w:t xml:space="preserve">)</w:t>
         </w:r>
       </w:ins>
-      <w:ins w:id="270" w:author="PR Preview" w:date="2026-01-01T00:00:00Z">
+      <w:ins w:id="273" w:author="PR Preview" w:date="2026-01-01T00:00:00Z">
         <w:r>
           <w:br/>
         </w:r>
       </w:ins>
-      <w:ins w:id="271" w:author="PR Preview" w:date="2026-01-01T00:00:00Z">
+      <w:ins w:id="274" w:author="PR Preview" w:date="2026-01-01T00:00:00Z">
         <w:r>
           <w:rPr>
             <w:rStyle w:val="NormalTok"/>
@@ -2071,7 +2095,7 @@
           <w:t xml:space="preserve">ax.axhline(</w:t>
         </w:r>
       </w:ins>
-      <w:ins w:id="272" w:author="PR Preview" w:date="2026-01-01T00:00:00Z">
+      <w:ins w:id="275" w:author="PR Preview" w:date="2026-01-01T00:00:00Z">
         <w:r>
           <w:rPr>
             <w:rStyle w:val="DecValTok"/>
@@ -2079,7 +2103,7 @@
           <w:t xml:space="preserve">0</w:t>
         </w:r>
       </w:ins>
-      <w:ins w:id="273" w:author="PR Preview" w:date="2026-01-01T00:00:00Z">
+      <w:ins w:id="276" w:author="PR Preview" w:date="2026-01-01T00:00:00Z">
         <w:r>
           <w:rPr>
             <w:rStyle w:val="NormalTok"/>
@@ -2087,7 +2111,7 @@
           <w:t xml:space="preserve">, linestyle</w:t>
         </w:r>
       </w:ins>
-      <w:ins w:id="274" w:author="PR Preview" w:date="2026-01-01T00:00:00Z">
+      <w:ins w:id="277" w:author="PR Preview" w:date="2026-01-01T00:00:00Z">
         <w:r>
           <w:rPr>
             <w:rStyle w:val="OperatorTok"/>
@@ -2095,7 +2119,7 @@
           <w:t xml:space="preserve">=</w:t>
         </w:r>
       </w:ins>
-      <w:ins w:id="275" w:author="PR Preview" w:date="2026-01-01T00:00:00Z">
+      <w:ins w:id="278" w:author="PR Preview" w:date="2026-01-01T00:00:00Z">
         <w:r>
           <w:rPr>
             <w:rStyle w:val="StringTok"/>
@@ -2103,7 +2127,7 @@
           <w:t xml:space="preserve">"--"</w:t>
         </w:r>
       </w:ins>
-      <w:ins w:id="276" w:author="PR Preview" w:date="2026-01-01T00:00:00Z">
+      <w:ins w:id="279" w:author="PR Preview" w:date="2026-01-01T00:00:00Z">
         <w:r>
           <w:rPr>
             <w:rStyle w:val="NormalTok"/>
@@ -2111,7 +2135,7 @@
           <w:t xml:space="preserve">, color</w:t>
         </w:r>
       </w:ins>
-      <w:ins w:id="277" w:author="PR Preview" w:date="2026-01-01T00:00:00Z">
+      <w:ins w:id="280" w:author="PR Preview" w:date="2026-01-01T00:00:00Z">
         <w:r>
           <w:rPr>
             <w:rStyle w:val="OperatorTok"/>
@@ -2119,7 +2143,7 @@
           <w:t xml:space="preserve">=</w:t>
         </w:r>
       </w:ins>
-      <w:ins w:id="278" w:author="PR Preview" w:date="2026-01-01T00:00:00Z">
+      <w:ins w:id="281" w:author="PR Preview" w:date="2026-01-01T00:00:00Z">
         <w:r>
           <w:rPr>
             <w:rStyle w:val="StringTok"/>
@@ -2127,7 +2151,7 @@
           <w:t xml:space="preserve">"black"</w:t>
         </w:r>
       </w:ins>
-      <w:ins w:id="279" w:author="PR Preview" w:date="2026-01-01T00:00:00Z">
+      <w:ins w:id="282" w:author="PR Preview" w:date="2026-01-01T00:00:00Z">
         <w:r>
           <w:rPr>
             <w:rStyle w:val="NormalTok"/>
@@ -2135,12 +2159,12 @@
           <w:t xml:space="preserve">)</w:t>
         </w:r>
       </w:ins>
-      <w:ins w:id="280" w:author="PR Preview" w:date="2026-01-01T00:00:00Z">
+      <w:ins w:id="283" w:author="PR Preview" w:date="2026-01-01T00:00:00Z">
         <w:r>
           <w:br/>
         </w:r>
       </w:ins>
-      <w:ins w:id="281" w:author="PR Preview" w:date="2026-01-01T00:00:00Z">
+      <w:ins w:id="284" w:author="PR Preview" w:date="2026-01-01T00:00:00Z">
         <w:r>
           <w:rPr>
             <w:rStyle w:val="NormalTok"/>
@@ -2148,7 +2172,7 @@
           <w:t xml:space="preserve">ax.axhline(</w:t>
         </w:r>
       </w:ins>
-      <w:ins w:id="282" w:author="PR Preview" w:date="2026-01-01T00:00:00Z">
+      <w:ins w:id="285" w:author="PR Preview" w:date="2026-01-01T00:00:00Z">
         <w:r>
           <w:rPr>
             <w:rStyle w:val="DecValTok"/>
@@ -2156,7 +2180,7 @@
           <w:t xml:space="preserve">1</w:t>
         </w:r>
       </w:ins>
-      <w:ins w:id="283" w:author="PR Preview" w:date="2026-01-01T00:00:00Z">
+      <w:ins w:id="286" w:author="PR Preview" w:date="2026-01-01T00:00:00Z">
         <w:r>
           <w:rPr>
             <w:rStyle w:val="NormalTok"/>
@@ -2164,7 +2188,7 @@
           <w:t xml:space="preserve">, linestyle</w:t>
         </w:r>
       </w:ins>
-      <w:ins w:id="284" w:author="PR Preview" w:date="2026-01-01T00:00:00Z">
+      <w:ins w:id="287" w:author="PR Preview" w:date="2026-01-01T00:00:00Z">
         <w:r>
           <w:rPr>
             <w:rStyle w:val="OperatorTok"/>
@@ -2172,7 +2196,7 @@
           <w:t xml:space="preserve">=</w:t>
         </w:r>
       </w:ins>
-      <w:ins w:id="285" w:author="PR Preview" w:date="2026-01-01T00:00:00Z">
+      <w:ins w:id="288" w:author="PR Preview" w:date="2026-01-01T00:00:00Z">
         <w:r>
           <w:rPr>
             <w:rStyle w:val="StringTok"/>
@@ -2180,7 +2204,7 @@
           <w:t xml:space="preserve">"--"</w:t>
         </w:r>
       </w:ins>
-      <w:ins w:id="286" w:author="PR Preview" w:date="2026-01-01T00:00:00Z">
+      <w:ins w:id="289" w:author="PR Preview" w:date="2026-01-01T00:00:00Z">
         <w:r>
           <w:rPr>
             <w:rStyle w:val="NormalTok"/>
@@ -2188,7 +2212,7 @@
           <w:t xml:space="preserve">, color</w:t>
         </w:r>
       </w:ins>
-      <w:ins w:id="287" w:author="PR Preview" w:date="2026-01-01T00:00:00Z">
+      <w:ins w:id="290" w:author="PR Preview" w:date="2026-01-01T00:00:00Z">
         <w:r>
           <w:rPr>
             <w:rStyle w:val="OperatorTok"/>
@@ -2196,7 +2220,7 @@
           <w:t xml:space="preserve">=</w:t>
         </w:r>
       </w:ins>
-      <w:ins w:id="288" w:author="PR Preview" w:date="2026-01-01T00:00:00Z">
+      <w:ins w:id="291" w:author="PR Preview" w:date="2026-01-01T00:00:00Z">
         <w:r>
           <w:rPr>
             <w:rStyle w:val="StringTok"/>
@@ -2204,7 +2228,7 @@
           <w:t xml:space="preserve">"black"</w:t>
         </w:r>
       </w:ins>
-      <w:ins w:id="289" w:author="PR Preview" w:date="2026-01-01T00:00:00Z">
+      <w:ins w:id="292" w:author="PR Preview" w:date="2026-01-01T00:00:00Z">
         <w:r>
           <w:rPr>
             <w:rStyle w:val="NormalTok"/>
@@ -2212,12 +2236,12 @@
           <w:t xml:space="preserve">)</w:t>
         </w:r>
       </w:ins>
-      <w:ins w:id="290" w:author="PR Preview" w:date="2026-01-01T00:00:00Z">
+      <w:ins w:id="293" w:author="PR Preview" w:date="2026-01-01T00:00:00Z">
         <w:r>
           <w:br/>
         </w:r>
       </w:ins>
-      <w:ins w:id="291" w:author="PR Preview" w:date="2026-01-01T00:00:00Z">
+      <w:ins w:id="294" w:author="PR Preview" w:date="2026-01-01T00:00:00Z">
         <w:r>
           <w:rPr>
             <w:rStyle w:val="NormalTok"/>
@@ -2225,7 +2249,7 @@
           <w:t xml:space="preserve">ax.plot(wcgs[</w:t>
         </w:r>
       </w:ins>
-      <w:ins w:id="292" w:author="PR Preview" w:date="2026-01-01T00:00:00Z">
+      <w:ins w:id="295" w:author="PR Preview" w:date="2026-01-01T00:00:00Z">
         <w:r>
           <w:rPr>
             <w:rStyle w:val="StringTok"/>
@@ -2233,7 +2257,7 @@
           <w:t xml:space="preserve">"bmi"</w:t>
         </w:r>
       </w:ins>
-      <w:ins w:id="293" w:author="PR Preview" w:date="2026-01-01T00:00:00Z">
+      <w:ins w:id="296" w:author="PR Preview" w:date="2026-01-01T00:00:00Z">
         <w:r>
           <w:rPr>
             <w:rStyle w:val="NormalTok"/>
@@ -2241,12 +2265,12 @@
           <w:t xml:space="preserve">], fitted_bmi)</w:t>
         </w:r>
       </w:ins>
-      <w:ins w:id="294" w:author="PR Preview" w:date="2026-01-01T00:00:00Z">
+      <w:ins w:id="297" w:author="PR Preview" w:date="2026-01-01T00:00:00Z">
         <w:r>
           <w:br/>
         </w:r>
       </w:ins>
-      <w:ins w:id="295" w:author="PR Preview" w:date="2026-01-01T00:00:00Z">
+      <w:ins w:id="298" w:author="PR Preview" w:date="2026-01-01T00:00:00Z">
         <w:r>
           <w:rPr>
             <w:rStyle w:val="NormalTok"/>
@@ -2254,7 +2278,7 @@
           <w:t xml:space="preserve">ax.set_xlabel(</w:t>
         </w:r>
       </w:ins>
-      <w:ins w:id="296" w:author="PR Preview" w:date="2026-01-01T00:00:00Z">
+      <w:ins w:id="299" w:author="PR Preview" w:date="2026-01-01T00:00:00Z">
         <w:r>
           <w:rPr>
             <w:rStyle w:val="StringTok"/>
@@ -2262,7 +2286,7 @@
           <w:t xml:space="preserve">"Body mass index (bmi)"</w:t>
         </w:r>
       </w:ins>
-      <w:ins w:id="297" w:author="PR Preview" w:date="2026-01-01T00:00:00Z">
+      <w:ins w:id="300" w:author="PR Preview" w:date="2026-01-01T00:00:00Z">
         <w:r>
           <w:rPr>
             <w:rStyle w:val="NormalTok"/>
@@ -2270,12 +2294,12 @@
           <w:t xml:space="preserve">)</w:t>
         </w:r>
       </w:ins>
-      <w:ins w:id="298" w:author="PR Preview" w:date="2026-01-01T00:00:00Z">
+      <w:ins w:id="301" w:author="PR Preview" w:date="2026-01-01T00:00:00Z">
         <w:r>
           <w:br/>
         </w:r>
       </w:ins>
-      <w:ins w:id="299" w:author="PR Preview" w:date="2026-01-01T00:00:00Z">
+      <w:ins w:id="302" w:author="PR Preview" w:date="2026-01-01T00:00:00Z">
         <w:r>
           <w:rPr>
             <w:rStyle w:val="NormalTok"/>
@@ -2283,7 +2307,7 @@
           <w:t xml:space="preserve">ax.set_ylabel(</w:t>
         </w:r>
       </w:ins>
-      <w:ins w:id="300" w:author="PR Preview" w:date="2026-01-01T00:00:00Z">
+      <w:ins w:id="303" w:author="PR Preview" w:date="2026-01-01T00:00:00Z">
         <w:r>
           <w:rPr>
             <w:rStyle w:val="StringTok"/>
@@ -2291,7 +2315,7 @@
           <w:t xml:space="preserve">"Fitted chd"</w:t>
         </w:r>
       </w:ins>
-      <w:ins w:id="301" w:author="PR Preview" w:date="2026-01-01T00:00:00Z">
+      <w:ins w:id="304" w:author="PR Preview" w:date="2026-01-01T00:00:00Z">
         <w:r>
           <w:rPr>
             <w:rStyle w:val="NormalTok"/>
@@ -2299,12 +2323,12 @@
           <w:t xml:space="preserve">)</w:t>
         </w:r>
       </w:ins>
-      <w:ins w:id="302" w:author="PR Preview" w:date="2026-01-01T00:00:00Z">
+      <w:ins w:id="305" w:author="PR Preview" w:date="2026-01-01T00:00:00Z">
         <w:r>
           <w:br/>
         </w:r>
       </w:ins>
-      <w:ins w:id="303" w:author="PR Preview" w:date="2026-01-01T00:00:00Z">
+      <w:ins w:id="306" w:author="PR Preview" w:date="2026-01-01T00:00:00Z">
         <w:r>
           <w:rPr>
             <w:rStyle w:val="NormalTok"/>
@@ -2317,7 +2341,7 @@
       <w:pPr>
         <w:pStyle w:val="CaptionedFigure"/>
       </w:pPr>
-      <w:ins w:id="304" w:author="PR Preview" w:date="2026-01-01T00:00:00Z">
+      <w:ins w:id="307" w:author="PR Preview" w:date="2026-01-01T00:00:00Z">
         <w:r>
           <w:drawing>
             <wp:inline>
@@ -2366,17 +2390,17 @@
       <w:pPr>
         <w:pStyle w:val="ImageCaption"/>
       </w:pPr>
-      <w:ins w:id="305" w:author="PR Preview" w:date="2026-01-01T00:00:00Z">
+      <w:ins w:id="308" w:author="PR Preview" w:date="2026-01-01T00:00:00Z">
         <w:r>
           <w:t xml:space="preserve">Fitted line of</w:t>
         </w:r>
       </w:ins>
-      <w:ins w:id="306" w:author="PR Preview" w:date="2026-01-01T00:00:00Z">
-        <w:r>
-          <w:t xml:space="preserve"> </w:t>
-        </w:r>
-      </w:ins>
-      <w:ins w:id="307" w:author="PR Preview" w:date="2026-01-01T00:00:00Z">
+      <w:ins w:id="309" w:author="PR Preview" w:date="2026-01-01T00:00:00Z">
+        <w:r>
+          <w:t xml:space="preserve"> </w:t>
+        </w:r>
+      </w:ins>
+      <w:ins w:id="310" w:author="PR Preview" w:date="2026-01-01T00:00:00Z">
         <w:r>
           <w:rPr>
             <w:rStyle w:val="VerbatimChar"/>
@@ -2384,22 +2408,22 @@
           <w:t xml:space="preserve">chd</w:t>
         </w:r>
       </w:ins>
-      <w:ins w:id="308" w:author="PR Preview" w:date="2026-01-01T00:00:00Z">
-        <w:r>
-          <w:t xml:space="preserve"> </w:t>
-        </w:r>
-      </w:ins>
-      <w:ins w:id="309" w:author="PR Preview" w:date="2026-01-01T00:00:00Z">
+      <w:ins w:id="311" w:author="PR Preview" w:date="2026-01-01T00:00:00Z">
+        <w:r>
+          <w:t xml:space="preserve"> </w:t>
+        </w:r>
+      </w:ins>
+      <w:ins w:id="312" w:author="PR Preview" w:date="2026-01-01T00:00:00Z">
         <w:r>
           <w:t xml:space="preserve">on</w:t>
         </w:r>
       </w:ins>
-      <w:ins w:id="310" w:author="PR Preview" w:date="2026-01-01T00:00:00Z">
-        <w:r>
-          <w:t xml:space="preserve"> </w:t>
-        </w:r>
-      </w:ins>
-      <w:ins w:id="311" w:author="PR Preview" w:date="2026-01-01T00:00:00Z">
+      <w:ins w:id="313" w:author="PR Preview" w:date="2026-01-01T00:00:00Z">
+        <w:r>
+          <w:t xml:space="preserve"> </w:t>
+        </w:r>
+      </w:ins>
+      <w:ins w:id="314" w:author="PR Preview" w:date="2026-01-01T00:00:00Z">
         <w:r>
           <w:rPr>
             <w:rStyle w:val="VerbatimChar"/>
@@ -2407,22 +2431,22 @@
           <w:t xml:space="preserve">bmi</w:t>
         </w:r>
       </w:ins>
-      <w:ins w:id="312" w:author="PR Preview" w:date="2026-01-01T00:00:00Z">
-        <w:r>
-          <w:t xml:space="preserve"> </w:t>
-        </w:r>
-      </w:ins>
-      <w:ins w:id="313" w:author="PR Preview" w:date="2026-01-01T00:00:00Z">
+      <w:ins w:id="315" w:author="PR Preview" w:date="2026-01-01T00:00:00Z">
+        <w:r>
+          <w:t xml:space="preserve"> </w:t>
+        </w:r>
+      </w:ins>
+      <w:ins w:id="316" w:author="PR Preview" w:date="2026-01-01T00:00:00Z">
         <w:r>
           <w:t xml:space="preserve">in the WCGS data, with a rug of the men with</w:t>
         </w:r>
       </w:ins>
-      <w:ins w:id="314" w:author="PR Preview" w:date="2026-01-01T00:00:00Z">
-        <w:r>
-          <w:t xml:space="preserve"> </w:t>
-        </w:r>
-      </w:ins>
-      <w:ins w:id="315" w:author="PR Preview" w:date="2026-01-01T00:00:00Z">
+      <w:ins w:id="317" w:author="PR Preview" w:date="2026-01-01T00:00:00Z">
+        <w:r>
+          <w:t xml:space="preserve"> </w:t>
+        </w:r>
+      </w:ins>
+      <w:ins w:id="318" w:author="PR Preview" w:date="2026-01-01T00:00:00Z">
         <w:r>
           <w:rPr>
             <w:rStyle w:val="VerbatimChar"/>
@@ -2430,22 +2454,22 @@
           <w:t xml:space="preserve">chd</w:t>
         </w:r>
       </w:ins>
-      <w:ins w:id="316" w:author="PR Preview" w:date="2026-01-01T00:00:00Z">
-        <w:r>
-          <w:t xml:space="preserve"> </w:t>
-        </w:r>
-      </w:ins>
-      <w:ins w:id="317" w:author="PR Preview" w:date="2026-01-01T00:00:00Z">
+      <w:ins w:id="319" w:author="PR Preview" w:date="2026-01-01T00:00:00Z">
+        <w:r>
+          <w:t xml:space="preserve"> </w:t>
+        </w:r>
+      </w:ins>
+      <w:ins w:id="320" w:author="PR Preview" w:date="2026-01-01T00:00:00Z">
         <w:r>
           <w:t xml:space="preserve">= 1 along the top and</w:t>
         </w:r>
       </w:ins>
-      <w:ins w:id="318" w:author="PR Preview" w:date="2026-01-01T00:00:00Z">
-        <w:r>
-          <w:t xml:space="preserve"> </w:t>
-        </w:r>
-      </w:ins>
-      <w:ins w:id="319" w:author="PR Preview" w:date="2026-01-01T00:00:00Z">
+      <w:ins w:id="321" w:author="PR Preview" w:date="2026-01-01T00:00:00Z">
+        <w:r>
+          <w:t xml:space="preserve"> </w:t>
+        </w:r>
+      </w:ins>
+      <w:ins w:id="322" w:author="PR Preview" w:date="2026-01-01T00:00:00Z">
         <w:r>
           <w:rPr>
             <w:rStyle w:val="VerbatimChar"/>
@@ -2453,12 +2477,12 @@
           <w:t xml:space="preserve">chd</w:t>
         </w:r>
       </w:ins>
-      <w:ins w:id="320" w:author="PR Preview" w:date="2026-01-01T00:00:00Z">
-        <w:r>
-          <w:t xml:space="preserve"> </w:t>
-        </w:r>
-      </w:ins>
-      <w:ins w:id="321" w:author="PR Preview" w:date="2026-01-01T00:00:00Z">
+      <w:ins w:id="323" w:author="PR Preview" w:date="2026-01-01T00:00:00Z">
+        <w:r>
+          <w:t xml:space="preserve"> </w:t>
+        </w:r>
+      </w:ins>
+      <w:ins w:id="324" w:author="PR Preview" w:date="2026-01-01T00:00:00Z">
         <w:r>
           <w:t xml:space="preserve">= 0 along the bottom.</w:t>
         </w:r>
@@ -2471,7 +2495,7 @@
       <w:pPr>
         <w:pStyle w:val="Heading2"/>
       </w:pPr>
-      <w:ins w:id="322" w:author="PR Preview" w:date="2026-01-01T00:00:00Z">
+      <w:ins w:id="325" w:author="PR Preview" w:date="2026-01-01T00:00:00Z">
         <w:r>
           <w:t xml:space="preserve">0.3 Two histograms</w:t>
         </w:r>
@@ -2482,7 +2506,7 @@
       <w:pPr>
         <w:pStyle w:val="FirstParagraph"/>
       </w:pPr>
-      <w:ins w:id="323" w:author="PR Preview" w:date="2026-01-01T00:00:00Z">
+      <w:ins w:id="326" w:author="PR Preview" w:date="2026-01-01T00:00:00Z">
         <w:r>
           <w:rPr>
             <w:b/>
@@ -2491,22 +2515,22 @@
           <w:t xml:space="preserve">Example 2 (Two histograms of the WCGS feature)</w:t>
         </w:r>
       </w:ins>
-      <w:ins w:id="324" w:author="PR Preview" w:date="2026-01-01T00:00:00Z">
-        <w:r>
-          <w:t xml:space="preserve"> </w:t>
-        </w:r>
-      </w:ins>
-      <w:ins w:id="325" w:author="PR Preview" w:date="2026-01-01T00:00:00Z">
+      <w:ins w:id="327" w:author="PR Preview" w:date="2026-01-01T00:00:00Z">
+        <w:r>
+          <w:t xml:space="preserve"> </w:t>
+        </w:r>
+      </w:ins>
+      <w:ins w:id="328" w:author="PR Preview" w:date="2026-01-01T00:00:00Z">
         <w:r>
           <w:t xml:space="preserve">A histogram of</w:t>
         </w:r>
       </w:ins>
-      <w:ins w:id="326" w:author="PR Preview" w:date="2026-01-01T00:00:00Z">
-        <w:r>
-          <w:t xml:space="preserve"> </w:t>
-        </w:r>
-      </w:ins>
-      <w:ins w:id="327" w:author="PR Preview" w:date="2026-01-01T00:00:00Z">
+      <w:ins w:id="329" w:author="PR Preview" w:date="2026-01-01T00:00:00Z">
+        <w:r>
+          <w:t xml:space="preserve"> </w:t>
+        </w:r>
+      </w:ins>
+      <w:ins w:id="330" w:author="PR Preview" w:date="2026-01-01T00:00:00Z">
         <w:r>
           <w:rPr>
             <w:rStyle w:val="VerbatimChar"/>
@@ -2514,22 +2538,22 @@
           <w:t xml:space="preserve">bmi</w:t>
         </w:r>
       </w:ins>
-      <w:ins w:id="328" w:author="PR Preview" w:date="2026-01-01T00:00:00Z">
-        <w:r>
-          <w:t xml:space="preserve"> </w:t>
-        </w:r>
-      </w:ins>
-      <w:ins w:id="329" w:author="PR Preview" w:date="2026-01-01T00:00:00Z">
+      <w:ins w:id="331" w:author="PR Preview" w:date="2026-01-01T00:00:00Z">
+        <w:r>
+          <w:t xml:space="preserve"> </w:t>
+        </w:r>
+      </w:ins>
+      <w:ins w:id="332" w:author="PR Preview" w:date="2026-01-01T00:00:00Z">
         <w:r>
           <w:t xml:space="preserve">for the men with</w:t>
         </w:r>
       </w:ins>
-      <w:ins w:id="330" w:author="PR Preview" w:date="2026-01-01T00:00:00Z">
-        <w:r>
-          <w:t xml:space="preserve"> </w:t>
-        </w:r>
-      </w:ins>
-      <w:ins w:id="331" w:author="PR Preview" w:date="2026-01-01T00:00:00Z">
+      <w:ins w:id="333" w:author="PR Preview" w:date="2026-01-01T00:00:00Z">
+        <w:r>
+          <w:t xml:space="preserve"> </w:t>
+        </w:r>
+      </w:ins>
+      <w:ins w:id="334" w:author="PR Preview" w:date="2026-01-01T00:00:00Z">
         <w:r>
           <w:rPr>
             <w:rStyle w:val="VerbatimChar"/>
@@ -2537,7 +2561,7 @@
           <w:t xml:space="preserve">chd</w:t>
         </w:r>
       </w:ins>
-      <w:ins w:id="332" w:author="PR Preview" w:date="2026-01-01T00:00:00Z">
+      <w:ins w:id="335" w:author="PR Preview" w:date="2026-01-01T00:00:00Z">
         <w:r>
           <w:t xml:space="preserve"> </w:t>
         </w:r>
@@ -2553,17 +2577,17 @@
           <m:t>0</m:t>
         </m:r>
       </m:oMath>
-      <w:ins w:id="333" w:author="PR Preview" w:date="2026-01-01T00:00:00Z">
-        <w:r>
-          <w:t xml:space="preserve"> </w:t>
-        </w:r>
-      </w:ins>
-      <w:ins w:id="334" w:author="PR Preview" w:date="2026-01-01T00:00:00Z">
+      <w:ins w:id="336" w:author="PR Preview" w:date="2026-01-01T00:00:00Z">
+        <w:r>
+          <w:t xml:space="preserve"> </w:t>
+        </w:r>
+      </w:ins>
+      <w:ins w:id="337" w:author="PR Preview" w:date="2026-01-01T00:00:00Z">
         <w:r>
           <w:t xml:space="preserve">stands on the line</w:t>
         </w:r>
       </w:ins>
-      <w:ins w:id="335" w:author="PR Preview" w:date="2026-01-01T00:00:00Z">
+      <w:ins w:id="338" w:author="PR Preview" w:date="2026-01-01T00:00:00Z">
         <w:r>
           <w:t xml:space="preserve"> </w:t>
         </w:r>
@@ -2582,27 +2606,27 @@
           <m:t>0</m:t>
         </m:r>
       </m:oMath>
-      <w:ins w:id="336" w:author="PR Preview" w:date="2026-01-01T00:00:00Z">
+      <w:ins w:id="339" w:author="PR Preview" w:date="2026-01-01T00:00:00Z">
         <w:r>
           <w:t xml:space="preserve">.</w:t>
         </w:r>
       </w:ins>
-      <w:ins w:id="337" w:author="PR Preview" w:date="2026-01-01T00:00:00Z">
-        <w:r>
-          <w:t xml:space="preserve"> </w:t>
-        </w:r>
-      </w:ins>
-      <w:ins w:id="338" w:author="PR Preview" w:date="2026-01-01T00:00:00Z">
+      <w:ins w:id="340" w:author="PR Preview" w:date="2026-01-01T00:00:00Z">
+        <w:r>
+          <w:t xml:space="preserve"> </w:t>
+        </w:r>
+      </w:ins>
+      <w:ins w:id="341" w:author="PR Preview" w:date="2026-01-01T00:00:00Z">
         <w:r>
           <w:t xml:space="preserve">A histogram for the men with</w:t>
         </w:r>
       </w:ins>
-      <w:ins w:id="339" w:author="PR Preview" w:date="2026-01-01T00:00:00Z">
-        <w:r>
-          <w:t xml:space="preserve"> </w:t>
-        </w:r>
-      </w:ins>
-      <w:ins w:id="340" w:author="PR Preview" w:date="2026-01-01T00:00:00Z">
+      <w:ins w:id="342" w:author="PR Preview" w:date="2026-01-01T00:00:00Z">
+        <w:r>
+          <w:t xml:space="preserve"> </w:t>
+        </w:r>
+      </w:ins>
+      <w:ins w:id="343" w:author="PR Preview" w:date="2026-01-01T00:00:00Z">
         <w:r>
           <w:rPr>
             <w:rStyle w:val="VerbatimChar"/>
@@ -2610,7 +2634,7 @@
           <w:t xml:space="preserve">chd</w:t>
         </w:r>
       </w:ins>
-      <w:ins w:id="341" w:author="PR Preview" w:date="2026-01-01T00:00:00Z">
+      <w:ins w:id="344" w:author="PR Preview" w:date="2026-01-01T00:00:00Z">
         <w:r>
           <w:t xml:space="preserve"> </w:t>
         </w:r>
@@ -2626,17 +2650,17 @@
           <m:t>1</m:t>
         </m:r>
       </m:oMath>
-      <w:ins w:id="342" w:author="PR Preview" w:date="2026-01-01T00:00:00Z">
-        <w:r>
-          <w:t xml:space="preserve"> </w:t>
-        </w:r>
-      </w:ins>
-      <w:ins w:id="343" w:author="PR Preview" w:date="2026-01-01T00:00:00Z">
+      <w:ins w:id="345" w:author="PR Preview" w:date="2026-01-01T00:00:00Z">
+        <w:r>
+          <w:t xml:space="preserve"> </w:t>
+        </w:r>
+      </w:ins>
+      <w:ins w:id="346" w:author="PR Preview" w:date="2026-01-01T00:00:00Z">
         <w:r>
           <w:t xml:space="preserve">hangs down from the line</w:t>
         </w:r>
       </w:ins>
-      <w:ins w:id="344" w:author="PR Preview" w:date="2026-01-01T00:00:00Z">
+      <w:ins w:id="347" w:author="PR Preview" w:date="2026-01-01T00:00:00Z">
         <w:r>
           <w:t xml:space="preserve"> </w:t>
         </w:r>
@@ -2655,22 +2679,22 @@
           <m:t>1</m:t>
         </m:r>
       </m:oMath>
-      <w:ins w:id="345" w:author="PR Preview" w:date="2026-01-01T00:00:00Z">
+      <w:ins w:id="348" w:author="PR Preview" w:date="2026-01-01T00:00:00Z">
         <w:r>
           <w:t xml:space="preserve">.</w:t>
         </w:r>
       </w:ins>
-      <w:ins w:id="346" w:author="PR Preview" w:date="2026-01-01T00:00:00Z">
-        <w:r>
-          <w:t xml:space="preserve"> </w:t>
-        </w:r>
-      </w:ins>
-      <w:ins w:id="347" w:author="PR Preview" w:date="2026-01-01T00:00:00Z">
+      <w:ins w:id="349" w:author="PR Preview" w:date="2026-01-01T00:00:00Z">
+        <w:r>
+          <w:t xml:space="preserve"> </w:t>
+        </w:r>
+      </w:ins>
+      <w:ins w:id="350" w:author="PR Preview" w:date="2026-01-01T00:00:00Z">
         <w:r>
           <w:t xml:space="preserve">Each histogram is scaled so its tallest bar is</w:t>
         </w:r>
       </w:ins>
-      <w:ins w:id="348" w:author="PR Preview" w:date="2026-01-01T00:00:00Z">
+      <w:ins w:id="351" w:author="PR Preview" w:date="2026-01-01T00:00:00Z">
         <w:r>
           <w:t xml:space="preserve"> </w:t>
         </w:r>
@@ -2680,22 +2704,22 @@
           <m:t>0.3</m:t>
         </m:r>
       </m:oMath>
-      <w:ins w:id="349" w:author="PR Preview" w:date="2026-01-01T00:00:00Z">
-        <w:r>
-          <w:t xml:space="preserve"> </w:t>
-        </w:r>
-      </w:ins>
-      <w:ins w:id="350" w:author="PR Preview" w:date="2026-01-01T00:00:00Z">
+      <w:ins w:id="352" w:author="PR Preview" w:date="2026-01-01T00:00:00Z">
+        <w:r>
+          <w:t xml:space="preserve"> </w:t>
+        </w:r>
+      </w:ins>
+      <w:ins w:id="353" w:author="PR Preview" w:date="2026-01-01T00:00:00Z">
         <w:r>
           <w:t xml:space="preserve">high, because there are far fewer cases than non-cases and the raw counts would hide the smaller group.</w:t>
         </w:r>
       </w:ins>
-      <w:ins w:id="351" w:author="PR Preview" w:date="2026-01-01T00:00:00Z">
-        <w:r>
-          <w:t xml:space="preserve"> </w:t>
-        </w:r>
-      </w:ins>
-      <w:ins w:id="352" w:author="PR Preview" w:date="2026-01-01T00:00:00Z">
+      <w:ins w:id="354" w:author="PR Preview" w:date="2026-01-01T00:00:00Z">
+        <w:r>
+          <w:t xml:space="preserve"> </w:t>
+        </w:r>
+      </w:ins>
+      <w:ins w:id="355" w:author="PR Preview" w:date="2026-01-01T00:00:00Z">
         <w:r>
           <w:t xml:space="preserve">The heights then show each group’s shape, not how many men it holds.</w:t>
         </w:r>
@@ -2705,7 +2729,7 @@
       <w:pPr>
         <w:pStyle w:val="Heading3"/>
       </w:pPr>
-      <w:ins w:id="353" w:author="PR Preview" w:date="2026-01-01T00:00:00Z">
+      <w:ins w:id="356" w:author="PR Preview" w:date="2026-01-01T00:00:00Z">
         <w:r>
           <w:t xml:space="preserve">R</w:t>
         </w:r>
@@ -2715,7 +2739,7 @@
       <w:pPr>
         <w:pStyle w:val="SourceCode"/>
       </w:pPr>
-      <w:ins w:id="354" w:author="PR Preview" w:date="2026-01-01T00:00:00Z">
+      <w:ins w:id="357" w:author="PR Preview" w:date="2026-01-01T00:00:00Z">
         <w:r>
           <w:rPr>
             <w:rStyle w:val="NormalTok"/>
@@ -2723,7 +2747,7 @@
           <w:t xml:space="preserve">breaks </w:t>
         </w:r>
       </w:ins>
-      <w:ins w:id="355" w:author="PR Preview" w:date="2026-01-01T00:00:00Z">
+      <w:ins w:id="358" w:author="PR Preview" w:date="2026-01-01T00:00:00Z">
         <w:r>
           <w:rPr>
             <w:rStyle w:val="OtherTok"/>
@@ -2731,15 +2755,15 @@
           <w:t xml:space="preserve">&lt;-</w:t>
         </w:r>
       </w:ins>
-      <w:ins w:id="356" w:author="PR Preview" w:date="2026-01-01T00:00:00Z">
-        <w:r>
-          <w:rPr>
-            <w:rStyle w:val="NormalTok"/>
-          </w:rPr>
-          <w:t xml:space="preserve"> </w:t>
-        </w:r>
-      </w:ins>
-      <w:ins w:id="357" w:author="PR Preview" w:date="2026-01-01T00:00:00Z">
+      <w:ins w:id="359" w:author="PR Preview" w:date="2026-01-01T00:00:00Z">
+        <w:r>
+          <w:rPr>
+            <w:rStyle w:val="NormalTok"/>
+          </w:rPr>
+          <w:t xml:space="preserve"> </w:t>
+        </w:r>
+      </w:ins>
+      <w:ins w:id="360" w:author="PR Preview" w:date="2026-01-01T00:00:00Z">
         <w:r>
           <w:rPr>
             <w:rStyle w:val="FunctionTok"/>
@@ -2747,7 +2771,7 @@
           <w:t xml:space="preserve">seq</w:t>
         </w:r>
       </w:ins>
-      <w:ins w:id="358" w:author="PR Preview" w:date="2026-01-01T00:00:00Z">
+      <w:ins w:id="361" w:author="PR Preview" w:date="2026-01-01T00:00:00Z">
         <w:r>
           <w:rPr>
             <w:rStyle w:val="NormalTok"/>
@@ -2755,7 +2779,7 @@
           <w:t xml:space="preserve">(</w:t>
         </w:r>
       </w:ins>
-      <w:ins w:id="359" w:author="PR Preview" w:date="2026-01-01T00:00:00Z">
+      <w:ins w:id="362" w:author="PR Preview" w:date="2026-01-01T00:00:00Z">
         <w:r>
           <w:rPr>
             <w:rStyle w:val="FunctionTok"/>
@@ -2763,7 +2787,7 @@
           <w:t xml:space="preserve">floor</w:t>
         </w:r>
       </w:ins>
-      <w:ins w:id="360" w:author="PR Preview" w:date="2026-01-01T00:00:00Z">
+      <w:ins w:id="363" w:author="PR Preview" w:date="2026-01-01T00:00:00Z">
         <w:r>
           <w:rPr>
             <w:rStyle w:val="NormalTok"/>
@@ -2771,7 +2795,7 @@
           <w:t xml:space="preserve">(</w:t>
         </w:r>
       </w:ins>
-      <w:ins w:id="361" w:author="PR Preview" w:date="2026-01-01T00:00:00Z">
+      <w:ins w:id="364" w:author="PR Preview" w:date="2026-01-01T00:00:00Z">
         <w:r>
           <w:rPr>
             <w:rStyle w:val="FunctionTok"/>
@@ -2779,7 +2803,7 @@
           <w:t xml:space="preserve">min</w:t>
         </w:r>
       </w:ins>
-      <w:ins w:id="362" w:author="PR Preview" w:date="2026-01-01T00:00:00Z">
+      <w:ins w:id="365" w:author="PR Preview" w:date="2026-01-01T00:00:00Z">
         <w:r>
           <w:rPr>
             <w:rStyle w:val="NormalTok"/>
@@ -2787,7 +2811,7 @@
           <w:t xml:space="preserve">(wcgs</w:t>
         </w:r>
       </w:ins>
-      <w:ins w:id="363" w:author="PR Preview" w:date="2026-01-01T00:00:00Z">
+      <w:ins w:id="366" w:author="PR Preview" w:date="2026-01-01T00:00:00Z">
         <w:r>
           <w:rPr>
             <w:rStyle w:val="SpecialCharTok"/>
@@ -2795,7 +2819,7 @@
           <w:t xml:space="preserve">$</w:t>
         </w:r>
       </w:ins>
-      <w:ins w:id="364" w:author="PR Preview" w:date="2026-01-01T00:00:00Z">
+      <w:ins w:id="367" w:author="PR Preview" w:date="2026-01-01T00:00:00Z">
         <w:r>
           <w:rPr>
             <w:rStyle w:val="NormalTok"/>
@@ -2803,7 +2827,7 @@
           <w:t xml:space="preserve">bmi)), </w:t>
         </w:r>
       </w:ins>
-      <w:ins w:id="365" w:author="PR Preview" w:date="2026-01-01T00:00:00Z">
+      <w:ins w:id="368" w:author="PR Preview" w:date="2026-01-01T00:00:00Z">
         <w:r>
           <w:rPr>
             <w:rStyle w:val="FunctionTok"/>
@@ -2811,7 +2835,7 @@
           <w:t xml:space="preserve">ceiling</w:t>
         </w:r>
       </w:ins>
-      <w:ins w:id="366" w:author="PR Preview" w:date="2026-01-01T00:00:00Z">
+      <w:ins w:id="369" w:author="PR Preview" w:date="2026-01-01T00:00:00Z">
         <w:r>
           <w:rPr>
             <w:rStyle w:val="NormalTok"/>
@@ -2819,7 +2843,7 @@
           <w:t xml:space="preserve">(</w:t>
         </w:r>
       </w:ins>
-      <w:ins w:id="367" w:author="PR Preview" w:date="2026-01-01T00:00:00Z">
+      <w:ins w:id="370" w:author="PR Preview" w:date="2026-01-01T00:00:00Z">
         <w:r>
           <w:rPr>
             <w:rStyle w:val="FunctionTok"/>
@@ -2827,7 +2851,7 @@
           <w:t xml:space="preserve">max</w:t>
         </w:r>
       </w:ins>
-      <w:ins w:id="368" w:author="PR Preview" w:date="2026-01-01T00:00:00Z">
+      <w:ins w:id="371" w:author="PR Preview" w:date="2026-01-01T00:00:00Z">
         <w:r>
           <w:rPr>
             <w:rStyle w:val="NormalTok"/>
@@ -2835,7 +2859,7 @@
           <w:t xml:space="preserve">(wcgs</w:t>
         </w:r>
       </w:ins>
-      <w:ins w:id="369" w:author="PR Preview" w:date="2026-01-01T00:00:00Z">
+      <w:ins w:id="372" w:author="PR Preview" w:date="2026-01-01T00:00:00Z">
         <w:r>
           <w:rPr>
             <w:rStyle w:val="SpecialCharTok"/>
@@ -2843,7 +2867,7 @@
           <w:t xml:space="preserve">$</w:t>
         </w:r>
       </w:ins>
-      <w:ins w:id="370" w:author="PR Preview" w:date="2026-01-01T00:00:00Z">
+      <w:ins w:id="373" w:author="PR Preview" w:date="2026-01-01T00:00:00Z">
         <w:r>
           <w:rPr>
             <w:rStyle w:val="NormalTok"/>
@@ -2851,7 +2875,7 @@
           <w:t xml:space="preserve">bmi)), </w:t>
         </w:r>
       </w:ins>
-      <w:ins w:id="371" w:author="PR Preview" w:date="2026-01-01T00:00:00Z">
+      <w:ins w:id="374" w:author="PR Preview" w:date="2026-01-01T00:00:00Z">
         <w:r>
           <w:rPr>
             <w:rStyle w:val="AttributeTok"/>
@@ -2859,15 +2883,15 @@
           <w:t xml:space="preserve">by =</w:t>
         </w:r>
       </w:ins>
-      <w:ins w:id="372" w:author="PR Preview" w:date="2026-01-01T00:00:00Z">
-        <w:r>
-          <w:rPr>
-            <w:rStyle w:val="NormalTok"/>
-          </w:rPr>
-          <w:t xml:space="preserve"> </w:t>
-        </w:r>
-      </w:ins>
-      <w:ins w:id="373" w:author="PR Preview" w:date="2026-01-01T00:00:00Z">
+      <w:ins w:id="375" w:author="PR Preview" w:date="2026-01-01T00:00:00Z">
+        <w:r>
+          <w:rPr>
+            <w:rStyle w:val="NormalTok"/>
+          </w:rPr>
+          <w:t xml:space="preserve"> </w:t>
+        </w:r>
+      </w:ins>
+      <w:ins w:id="376" w:author="PR Preview" w:date="2026-01-01T00:00:00Z">
         <w:r>
           <w:rPr>
             <w:rStyle w:val="DecValTok"/>
@@ -2875,7 +2899,7 @@
           <w:t xml:space="preserve">1</w:t>
         </w:r>
       </w:ins>
-      <w:ins w:id="374" w:author="PR Preview" w:date="2026-01-01T00:00:00Z">
+      <w:ins w:id="377" w:author="PR Preview" w:date="2026-01-01T00:00:00Z">
         <w:r>
           <w:rPr>
             <w:rStyle w:val="NormalTok"/>
@@ -2883,12 +2907,12 @@
           <w:t xml:space="preserve">)</w:t>
         </w:r>
       </w:ins>
-      <w:ins w:id="375" w:author="PR Preview" w:date="2026-01-01T00:00:00Z">
+      <w:ins w:id="378" w:author="PR Preview" w:date="2026-01-01T00:00:00Z">
         <w:r>
           <w:br/>
         </w:r>
       </w:ins>
-      <w:ins w:id="376" w:author="PR Preview" w:date="2026-01-01T00:00:00Z">
+      <w:ins w:id="379" w:author="PR Preview" w:date="2026-01-01T00:00:00Z">
         <w:r>
           <w:rPr>
             <w:rStyle w:val="NormalTok"/>
@@ -2896,7 +2920,7 @@
           <w:t xml:space="preserve">bars </w:t>
         </w:r>
       </w:ins>
-      <w:ins w:id="377" w:author="PR Preview" w:date="2026-01-01T00:00:00Z">
+      <w:ins w:id="380" w:author="PR Preview" w:date="2026-01-01T00:00:00Z">
         <w:r>
           <w:rPr>
             <w:rStyle w:val="OtherTok"/>
@@ -2904,15 +2928,15 @@
           <w:t xml:space="preserve">&lt;-</w:t>
         </w:r>
       </w:ins>
-      <w:ins w:id="378" w:author="PR Preview" w:date="2026-01-01T00:00:00Z">
-        <w:r>
-          <w:rPr>
-            <w:rStyle w:val="NormalTok"/>
-          </w:rPr>
-          <w:t xml:space="preserve"> </w:t>
-        </w:r>
-      </w:ins>
-      <w:ins w:id="379" w:author="PR Preview" w:date="2026-01-01T00:00:00Z">
+      <w:ins w:id="381" w:author="PR Preview" w:date="2026-01-01T00:00:00Z">
+        <w:r>
+          <w:rPr>
+            <w:rStyle w:val="NormalTok"/>
+          </w:rPr>
+          <w:t xml:space="preserve"> </w:t>
+        </w:r>
+      </w:ins>
+      <w:ins w:id="382" w:author="PR Preview" w:date="2026-01-01T00:00:00Z">
         <w:r>
           <w:rPr>
             <w:rStyle w:val="ControlFlowTok"/>
@@ -2920,7 +2944,7 @@
           <w:t xml:space="preserve">function</w:t>
         </w:r>
       </w:ins>
-      <w:ins w:id="380" w:author="PR Preview" w:date="2026-01-01T00:00:00Z">
+      <w:ins w:id="383" w:author="PR Preview" w:date="2026-01-01T00:00:00Z">
         <w:r>
           <w:rPr>
             <w:rStyle w:val="NormalTok"/>
@@ -2928,12 +2952,12 @@
           <w:t xml:space="preserve">(data, chd_value) {</w:t>
         </w:r>
       </w:ins>
-      <w:ins w:id="381" w:author="PR Preview" w:date="2026-01-01T00:00:00Z">
+      <w:ins w:id="384" w:author="PR Preview" w:date="2026-01-01T00:00:00Z">
         <w:r>
           <w:br/>
         </w:r>
       </w:ins>
-      <w:ins w:id="382" w:author="PR Preview" w:date="2026-01-01T00:00:00Z">
+      <w:ins w:id="385" w:author="PR Preview" w:date="2026-01-01T00:00:00Z">
         <w:r>
           <w:rPr>
             <w:rStyle w:val="NormalTok"/>
@@ -2941,7 +2965,7 @@
           <w:t xml:space="preserve">  counts </w:t>
         </w:r>
       </w:ins>
-      <w:ins w:id="383" w:author="PR Preview" w:date="2026-01-01T00:00:00Z">
+      <w:ins w:id="386" w:author="PR Preview" w:date="2026-01-01T00:00:00Z">
         <w:r>
           <w:rPr>
             <w:rStyle w:val="OtherTok"/>
@@ -2949,15 +2973,15 @@
           <w:t xml:space="preserve">&lt;-</w:t>
         </w:r>
       </w:ins>
-      <w:ins w:id="384" w:author="PR Preview" w:date="2026-01-01T00:00:00Z">
-        <w:r>
-          <w:rPr>
-            <w:rStyle w:val="NormalTok"/>
-          </w:rPr>
-          <w:t xml:space="preserve"> </w:t>
-        </w:r>
-      </w:ins>
-      <w:ins w:id="385" w:author="PR Preview" w:date="2026-01-01T00:00:00Z">
+      <w:ins w:id="387" w:author="PR Preview" w:date="2026-01-01T00:00:00Z">
+        <w:r>
+          <w:rPr>
+            <w:rStyle w:val="NormalTok"/>
+          </w:rPr>
+          <w:t xml:space="preserve"> </w:t>
+        </w:r>
+      </w:ins>
+      <w:ins w:id="388" w:author="PR Preview" w:date="2026-01-01T00:00:00Z">
         <w:r>
           <w:rPr>
             <w:rStyle w:val="FunctionTok"/>
@@ -2965,7 +2989,7 @@
           <w:t xml:space="preserve">hist</w:t>
         </w:r>
       </w:ins>
-      <w:ins w:id="386" w:author="PR Preview" w:date="2026-01-01T00:00:00Z">
+      <w:ins w:id="389" w:author="PR Preview" w:date="2026-01-01T00:00:00Z">
         <w:r>
           <w:rPr>
             <w:rStyle w:val="NormalTok"/>
@@ -2973,7 +2997,7 @@
           <w:t xml:space="preserve">(data</w:t>
         </w:r>
       </w:ins>
-      <w:ins w:id="387" w:author="PR Preview" w:date="2026-01-01T00:00:00Z">
+      <w:ins w:id="390" w:author="PR Preview" w:date="2026-01-01T00:00:00Z">
         <w:r>
           <w:rPr>
             <w:rStyle w:val="SpecialCharTok"/>
@@ -2981,7 +3005,7 @@
           <w:t xml:space="preserve">$</w:t>
         </w:r>
       </w:ins>
-      <w:ins w:id="388" w:author="PR Preview" w:date="2026-01-01T00:00:00Z">
+      <w:ins w:id="391" w:author="PR Preview" w:date="2026-01-01T00:00:00Z">
         <w:r>
           <w:rPr>
             <w:rStyle w:val="NormalTok"/>
@@ -2989,7 +3013,7 @@
           <w:t xml:space="preserve">bmi[data</w:t>
         </w:r>
       </w:ins>
-      <w:ins w:id="389" w:author="PR Preview" w:date="2026-01-01T00:00:00Z">
+      <w:ins w:id="392" w:author="PR Preview" w:date="2026-01-01T00:00:00Z">
         <w:r>
           <w:rPr>
             <w:rStyle w:val="SpecialCharTok"/>
@@ -2997,7 +3021,7 @@
           <w:t xml:space="preserve">$</w:t>
         </w:r>
       </w:ins>
-      <w:ins w:id="390" w:author="PR Preview" w:date="2026-01-01T00:00:00Z">
+      <w:ins w:id="393" w:author="PR Preview" w:date="2026-01-01T00:00:00Z">
         <w:r>
           <w:rPr>
             <w:rStyle w:val="NormalTok"/>
@@ -3005,7 +3029,7 @@
           <w:t xml:space="preserve">chd </w:t>
         </w:r>
       </w:ins>
-      <w:ins w:id="391" w:author="PR Preview" w:date="2026-01-01T00:00:00Z">
+      <w:ins w:id="394" w:author="PR Preview" w:date="2026-01-01T00:00:00Z">
         <w:r>
           <w:rPr>
             <w:rStyle w:val="SpecialCharTok"/>
@@ -3013,7 +3037,7 @@
           <w:t xml:space="preserve">==</w:t>
         </w:r>
       </w:ins>
-      <w:ins w:id="392" w:author="PR Preview" w:date="2026-01-01T00:00:00Z">
+      <w:ins w:id="395" w:author="PR Preview" w:date="2026-01-01T00:00:00Z">
         <w:r>
           <w:rPr>
             <w:rStyle w:val="NormalTok"/>
@@ -3021,7 +3045,7 @@
           <w:t xml:space="preserve"> chd_value], </w:t>
         </w:r>
       </w:ins>
-      <w:ins w:id="393" w:author="PR Preview" w:date="2026-01-01T00:00:00Z">
+      <w:ins w:id="396" w:author="PR Preview" w:date="2026-01-01T00:00:00Z">
         <w:r>
           <w:rPr>
             <w:rStyle w:val="AttributeTok"/>
@@ -3029,7 +3053,7 @@
           <w:t xml:space="preserve">breaks =</w:t>
         </w:r>
       </w:ins>
-      <w:ins w:id="394" w:author="PR Preview" w:date="2026-01-01T00:00:00Z">
+      <w:ins w:id="397" w:author="PR Preview" w:date="2026-01-01T00:00:00Z">
         <w:r>
           <w:rPr>
             <w:rStyle w:val="NormalTok"/>
@@ -3037,12 +3061,12 @@
           <w:t xml:space="preserve"> breaks,</w:t>
         </w:r>
       </w:ins>
-      <w:ins w:id="395" w:author="PR Preview" w:date="2026-01-01T00:00:00Z">
+      <w:ins w:id="398" w:author="PR Preview" w:date="2026-01-01T00:00:00Z">
         <w:r>
           <w:br/>
         </w:r>
       </w:ins>
-      <w:ins w:id="396" w:author="PR Preview" w:date="2026-01-01T00:00:00Z">
+      <w:ins w:id="399" w:author="PR Preview" w:date="2026-01-01T00:00:00Z">
         <w:r>
           <w:rPr>
             <w:rStyle w:val="NormalTok"/>
@@ -3050,7 +3074,7 @@
           <w:t xml:space="preserve">                 </w:t>
         </w:r>
       </w:ins>
-      <w:ins w:id="397" w:author="PR Preview" w:date="2026-01-01T00:00:00Z">
+      <w:ins w:id="400" w:author="PR Preview" w:date="2026-01-01T00:00:00Z">
         <w:r>
           <w:rPr>
             <w:rStyle w:val="AttributeTok"/>
@@ -3058,15 +3082,15 @@
           <w:t xml:space="preserve">plot =</w:t>
         </w:r>
       </w:ins>
-      <w:ins w:id="398" w:author="PR Preview" w:date="2026-01-01T00:00:00Z">
-        <w:r>
-          <w:rPr>
-            <w:rStyle w:val="NormalTok"/>
-          </w:rPr>
-          <w:t xml:space="preserve"> </w:t>
-        </w:r>
-      </w:ins>
-      <w:ins w:id="399" w:author="PR Preview" w:date="2026-01-01T00:00:00Z">
+      <w:ins w:id="401" w:author="PR Preview" w:date="2026-01-01T00:00:00Z">
+        <w:r>
+          <w:rPr>
+            <w:rStyle w:val="NormalTok"/>
+          </w:rPr>
+          <w:t xml:space="preserve"> </w:t>
+        </w:r>
+      </w:ins>
+      <w:ins w:id="402" w:author="PR Preview" w:date="2026-01-01T00:00:00Z">
         <w:r>
           <w:rPr>
             <w:rStyle w:val="ConstantTok"/>
@@ -3074,7 +3098,7 @@
           <w:t xml:space="preserve">FALSE</w:t>
         </w:r>
       </w:ins>
-      <w:ins w:id="400" w:author="PR Preview" w:date="2026-01-01T00:00:00Z">
+      <w:ins w:id="403" w:author="PR Preview" w:date="2026-01-01T00:00:00Z">
         <w:r>
           <w:rPr>
             <w:rStyle w:val="NormalTok"/>
@@ -3082,7 +3106,7 @@
           <w:t xml:space="preserve">)</w:t>
         </w:r>
       </w:ins>
-      <w:ins w:id="401" w:author="PR Preview" w:date="2026-01-01T00:00:00Z">
+      <w:ins w:id="404" w:author="PR Preview" w:date="2026-01-01T00:00:00Z">
         <w:r>
           <w:rPr>
             <w:rStyle w:val="SpecialCharTok"/>
@@ -3090,7 +3114,7 @@
           <w:t xml:space="preserve">$</w:t>
         </w:r>
       </w:ins>
-      <w:ins w:id="402" w:author="PR Preview" w:date="2026-01-01T00:00:00Z">
+      <w:ins w:id="405" w:author="PR Preview" w:date="2026-01-01T00:00:00Z">
         <w:r>
           <w:rPr>
             <w:rStyle w:val="NormalTok"/>
@@ -3098,12 +3122,434 @@
           <w:t xml:space="preserve">counts</w:t>
         </w:r>
       </w:ins>
-      <w:ins w:id="403" w:author="PR Preview" w:date="2026-01-01T00:00:00Z">
+      <w:ins w:id="406" w:author="PR Preview" w:date="2026-01-01T00:00:00Z">
         <w:r>
           <w:br/>
         </w:r>
       </w:ins>
-      <w:ins w:id="404" w:author="PR Preview" w:date="2026-01-01T00:00:00Z">
+      <w:ins w:id="407" w:author="PR Preview" w:date="2026-01-01T00:00:00Z">
+        <w:r>
+          <w:rPr>
+            <w:rStyle w:val="NormalTok"/>
+          </w:rPr>
+          <w:t xml:space="preserve">  tibble</w:t>
+        </w:r>
+      </w:ins>
+      <w:ins w:id="408" w:author="PR Preview" w:date="2026-01-01T00:00:00Z">
+        <w:r>
+          <w:rPr>
+            <w:rStyle w:val="SpecialCharTok"/>
+          </w:rPr>
+          <w:t xml:space="preserve">::</w:t>
+        </w:r>
+      </w:ins>
+      <w:ins w:id="409" w:author="PR Preview" w:date="2026-01-01T00:00:00Z">
+        <w:r>
+          <w:rPr>
+            <w:rStyle w:val="FunctionTok"/>
+          </w:rPr>
+          <w:t xml:space="preserve">tibble</w:t>
+        </w:r>
+      </w:ins>
+      <w:ins w:id="410" w:author="PR Preview" w:date="2026-01-01T00:00:00Z">
+        <w:r>
+          <w:rPr>
+            <w:rStyle w:val="NormalTok"/>
+          </w:rPr>
+          <w:t xml:space="preserve">(</w:t>
+        </w:r>
+      </w:ins>
+      <w:ins w:id="411" w:author="PR Preview" w:date="2026-01-01T00:00:00Z">
+        <w:r>
+          <w:rPr>
+            <w:rStyle w:val="AttributeTok"/>
+          </w:rPr>
+          <w:t xml:space="preserve">xmin =</w:t>
+        </w:r>
+      </w:ins>
+      <w:ins w:id="412" w:author="PR Preview" w:date="2026-01-01T00:00:00Z">
+        <w:r>
+          <w:rPr>
+            <w:rStyle w:val="NormalTok"/>
+          </w:rPr>
+          <w:t xml:space="preserve"> </w:t>
+        </w:r>
+      </w:ins>
+      <w:ins w:id="413" w:author="PR Preview" w:date="2026-01-01T00:00:00Z">
+        <w:r>
+          <w:rPr>
+            <w:rStyle w:val="FunctionTok"/>
+          </w:rPr>
+          <w:t xml:space="preserve">head</w:t>
+        </w:r>
+      </w:ins>
+      <w:ins w:id="414" w:author="PR Preview" w:date="2026-01-01T00:00:00Z">
+        <w:r>
+          <w:rPr>
+            <w:rStyle w:val="NormalTok"/>
+          </w:rPr>
+          <w:t xml:space="preserve">(breaks, </w:t>
+        </w:r>
+      </w:ins>
+      <w:ins w:id="415" w:author="PR Preview" w:date="2026-01-01T00:00:00Z">
+        <w:r>
+          <w:rPr>
+            <w:rStyle w:val="SpecialCharTok"/>
+          </w:rPr>
+          <w:t xml:space="preserve">-</w:t>
+        </w:r>
+      </w:ins>
+      <w:ins w:id="416" w:author="PR Preview" w:date="2026-01-01T00:00:00Z">
+        <w:r>
+          <w:rPr>
+            <w:rStyle w:val="DecValTok"/>
+          </w:rPr>
+          <w:t xml:space="preserve">1</w:t>
+        </w:r>
+      </w:ins>
+      <w:ins w:id="417" w:author="PR Preview" w:date="2026-01-01T00:00:00Z">
+        <w:r>
+          <w:rPr>
+            <w:rStyle w:val="NormalTok"/>
+          </w:rPr>
+          <w:t xml:space="preserve">), </w:t>
+        </w:r>
+      </w:ins>
+      <w:ins w:id="418" w:author="PR Preview" w:date="2026-01-01T00:00:00Z">
+        <w:r>
+          <w:rPr>
+            <w:rStyle w:val="AttributeTok"/>
+          </w:rPr>
+          <w:t xml:space="preserve">xmax =</w:t>
+        </w:r>
+      </w:ins>
+      <w:ins w:id="419" w:author="PR Preview" w:date="2026-01-01T00:00:00Z">
+        <w:r>
+          <w:rPr>
+            <w:rStyle w:val="NormalTok"/>
+          </w:rPr>
+          <w:t xml:space="preserve"> </w:t>
+        </w:r>
+      </w:ins>
+      <w:ins w:id="420" w:author="PR Preview" w:date="2026-01-01T00:00:00Z">
+        <w:r>
+          <w:rPr>
+            <w:rStyle w:val="FunctionTok"/>
+          </w:rPr>
+          <w:t xml:space="preserve">tail</w:t>
+        </w:r>
+      </w:ins>
+      <w:ins w:id="421" w:author="PR Preview" w:date="2026-01-01T00:00:00Z">
+        <w:r>
+          <w:rPr>
+            <w:rStyle w:val="NormalTok"/>
+          </w:rPr>
+          <w:t xml:space="preserve">(breaks, </w:t>
+        </w:r>
+      </w:ins>
+      <w:ins w:id="422" w:author="PR Preview" w:date="2026-01-01T00:00:00Z">
+        <w:r>
+          <w:rPr>
+            <w:rStyle w:val="SpecialCharTok"/>
+          </w:rPr>
+          <w:t xml:space="preserve">-</w:t>
+        </w:r>
+      </w:ins>
+      <w:ins w:id="423" w:author="PR Preview" w:date="2026-01-01T00:00:00Z">
+        <w:r>
+          <w:rPr>
+            <w:rStyle w:val="DecValTok"/>
+          </w:rPr>
+          <w:t xml:space="preserve">1</w:t>
+        </w:r>
+      </w:ins>
+      <w:ins w:id="424" w:author="PR Preview" w:date="2026-01-01T00:00:00Z">
+        <w:r>
+          <w:rPr>
+            <w:rStyle w:val="NormalTok"/>
+          </w:rPr>
+          <w:t xml:space="preserve">),</w:t>
+        </w:r>
+      </w:ins>
+      <w:ins w:id="425" w:author="PR Preview" w:date="2026-01-01T00:00:00Z">
+        <w:r>
+          <w:br/>
+        </w:r>
+      </w:ins>
+      <w:ins w:id="426" w:author="PR Preview" w:date="2026-01-01T00:00:00Z">
+        <w:r>
+          <w:rPr>
+            <w:rStyle w:val="NormalTok"/>
+          </w:rPr>
+          <w:t xml:space="preserve">                 </w:t>
+        </w:r>
+      </w:ins>
+      <w:ins w:id="427" w:author="PR Preview" w:date="2026-01-01T00:00:00Z">
+        <w:r>
+          <w:rPr>
+            <w:rStyle w:val="AttributeTok"/>
+          </w:rPr>
+          <w:t xml:space="preserve">height =</w:t>
+        </w:r>
+      </w:ins>
+      <w:ins w:id="428" w:author="PR Preview" w:date="2026-01-01T00:00:00Z">
+        <w:r>
+          <w:rPr>
+            <w:rStyle w:val="NormalTok"/>
+          </w:rPr>
+          <w:t xml:space="preserve"> </w:t>
+        </w:r>
+      </w:ins>
+      <w:ins w:id="429" w:author="PR Preview" w:date="2026-01-01T00:00:00Z">
+        <w:r>
+          <w:rPr>
+            <w:rStyle w:val="FloatTok"/>
+          </w:rPr>
+          <w:t xml:space="preserve">0.3</w:t>
+        </w:r>
+      </w:ins>
+      <w:ins w:id="430" w:author="PR Preview" w:date="2026-01-01T00:00:00Z">
+        <w:r>
+          <w:rPr>
+            <w:rStyle w:val="NormalTok"/>
+          </w:rPr>
+          <w:t xml:space="preserve"> </w:t>
+        </w:r>
+      </w:ins>
+      <w:ins w:id="431" w:author="PR Preview" w:date="2026-01-01T00:00:00Z">
+        <w:r>
+          <w:rPr>
+            <w:rStyle w:val="SpecialCharTok"/>
+          </w:rPr>
+          <w:t xml:space="preserve">*</w:t>
+        </w:r>
+      </w:ins>
+      <w:ins w:id="432" w:author="PR Preview" w:date="2026-01-01T00:00:00Z">
+        <w:r>
+          <w:rPr>
+            <w:rStyle w:val="NormalTok"/>
+          </w:rPr>
+          <w:t xml:space="preserve"> counts </w:t>
+        </w:r>
+      </w:ins>
+      <w:ins w:id="433" w:author="PR Preview" w:date="2026-01-01T00:00:00Z">
+        <w:r>
+          <w:rPr>
+            <w:rStyle w:val="SpecialCharTok"/>
+          </w:rPr>
+          <w:t xml:space="preserve">/</w:t>
+        </w:r>
+      </w:ins>
+      <w:ins w:id="434" w:author="PR Preview" w:date="2026-01-01T00:00:00Z">
+        <w:r>
+          <w:rPr>
+            <w:rStyle w:val="NormalTok"/>
+          </w:rPr>
+          <w:t xml:space="preserve"> </w:t>
+        </w:r>
+      </w:ins>
+      <w:ins w:id="435" w:author="PR Preview" w:date="2026-01-01T00:00:00Z">
+        <w:r>
+          <w:rPr>
+            <w:rStyle w:val="FunctionTok"/>
+          </w:rPr>
+          <w:t xml:space="preserve">max</w:t>
+        </w:r>
+      </w:ins>
+      <w:ins w:id="436" w:author="PR Preview" w:date="2026-01-01T00:00:00Z">
+        <w:r>
+          <w:rPr>
+            <w:rStyle w:val="NormalTok"/>
+          </w:rPr>
+          <w:t xml:space="preserve">(counts))</w:t>
+        </w:r>
+      </w:ins>
+      <w:ins w:id="437" w:author="PR Preview" w:date="2026-01-01T00:00:00Z">
+        <w:r>
+          <w:br/>
+        </w:r>
+      </w:ins>
+      <w:ins w:id="438" w:author="PR Preview" w:date="2026-01-01T00:00:00Z">
+        <w:r>
+          <w:rPr>
+            <w:rStyle w:val="NormalTok"/>
+          </w:rPr>
+          <w:t xml:space="preserve">}</w:t>
+        </w:r>
+      </w:ins>
+      <w:ins w:id="439" w:author="PR Preview" w:date="2026-01-01T00:00:00Z">
+        <w:r>
+          <w:br/>
+        </w:r>
+      </w:ins>
+      <w:ins w:id="440" w:author="PR Preview" w:date="2026-01-01T00:00:00Z">
+        <w:r>
+          <w:rPr>
+            <w:rStyle w:val="NormalTok"/>
+          </w:rPr>
+          <w:t xml:space="preserve">bars0 </w:t>
+        </w:r>
+      </w:ins>
+      <w:ins w:id="441" w:author="PR Preview" w:date="2026-01-01T00:00:00Z">
+        <w:r>
+          <w:rPr>
+            <w:rStyle w:val="OtherTok"/>
+          </w:rPr>
+          <w:t xml:space="preserve">&lt;-</w:t>
+        </w:r>
+      </w:ins>
+      <w:ins w:id="442" w:author="PR Preview" w:date="2026-01-01T00:00:00Z">
+        <w:r>
+          <w:rPr>
+            <w:rStyle w:val="NormalTok"/>
+          </w:rPr>
+          <w:t xml:space="preserve"> </w:t>
+        </w:r>
+      </w:ins>
+      <w:ins w:id="443" w:author="PR Preview" w:date="2026-01-01T00:00:00Z">
+        <w:r>
+          <w:rPr>
+            <w:rStyle w:val="FunctionTok"/>
+          </w:rPr>
+          <w:t xml:space="preserve">bars</w:t>
+        </w:r>
+      </w:ins>
+      <w:ins w:id="444" w:author="PR Preview" w:date="2026-01-01T00:00:00Z">
+        <w:r>
+          <w:rPr>
+            <w:rStyle w:val="NormalTok"/>
+          </w:rPr>
+          <w:t xml:space="preserve">(wcgs, </w:t>
+        </w:r>
+      </w:ins>
+      <w:ins w:id="445" w:author="PR Preview" w:date="2026-01-01T00:00:00Z">
+        <w:r>
+          <w:rPr>
+            <w:rStyle w:val="DecValTok"/>
+          </w:rPr>
+          <w:t xml:space="preserve">0</w:t>
+        </w:r>
+      </w:ins>
+      <w:ins w:id="446" w:author="PR Preview" w:date="2026-01-01T00:00:00Z">
+        <w:r>
+          <w:rPr>
+            <w:rStyle w:val="NormalTok"/>
+          </w:rPr>
+          <w:t xml:space="preserve">)</w:t>
+        </w:r>
+      </w:ins>
+      <w:ins w:id="447" w:author="PR Preview" w:date="2026-01-01T00:00:00Z">
+        <w:r>
+          <w:br/>
+        </w:r>
+      </w:ins>
+      <w:ins w:id="448" w:author="PR Preview" w:date="2026-01-01T00:00:00Z">
+        <w:r>
+          <w:rPr>
+            <w:rStyle w:val="NormalTok"/>
+          </w:rPr>
+          <w:t xml:space="preserve">bars1 </w:t>
+        </w:r>
+      </w:ins>
+      <w:ins w:id="449" w:author="PR Preview" w:date="2026-01-01T00:00:00Z">
+        <w:r>
+          <w:rPr>
+            <w:rStyle w:val="OtherTok"/>
+          </w:rPr>
+          <w:t xml:space="preserve">&lt;-</w:t>
+        </w:r>
+      </w:ins>
+      <w:ins w:id="450" w:author="PR Preview" w:date="2026-01-01T00:00:00Z">
+        <w:r>
+          <w:rPr>
+            <w:rStyle w:val="NormalTok"/>
+          </w:rPr>
+          <w:t xml:space="preserve"> </w:t>
+        </w:r>
+      </w:ins>
+      <w:ins w:id="451" w:author="PR Preview" w:date="2026-01-01T00:00:00Z">
+        <w:r>
+          <w:rPr>
+            <w:rStyle w:val="FunctionTok"/>
+          </w:rPr>
+          <w:t xml:space="preserve">bars</w:t>
+        </w:r>
+      </w:ins>
+      <w:ins w:id="452" w:author="PR Preview" w:date="2026-01-01T00:00:00Z">
+        <w:r>
+          <w:rPr>
+            <w:rStyle w:val="NormalTok"/>
+          </w:rPr>
+          <w:t xml:space="preserve">(wcgs, </w:t>
+        </w:r>
+      </w:ins>
+      <w:ins w:id="453" w:author="PR Preview" w:date="2026-01-01T00:00:00Z">
+        <w:r>
+          <w:rPr>
+            <w:rStyle w:val="DecValTok"/>
+          </w:rPr>
+          <w:t xml:space="preserve">1</w:t>
+        </w:r>
+      </w:ins>
+      <w:ins w:id="454" w:author="PR Preview" w:date="2026-01-01T00:00:00Z">
+        <w:r>
+          <w:rPr>
+            <w:rStyle w:val="NormalTok"/>
+          </w:rPr>
+          <w:t xml:space="preserve">)</w:t>
+        </w:r>
+      </w:ins>
+      <w:ins w:id="455" w:author="PR Preview" w:date="2026-01-01T00:00:00Z">
+        <w:r>
+          <w:br/>
+        </w:r>
+      </w:ins>
+      <w:ins w:id="456" w:author="PR Preview" w:date="2026-01-01T00:00:00Z">
+        <w:r>
+          <w:rPr>
+            <w:rStyle w:val="FunctionTok"/>
+          </w:rPr>
+          <w:t xml:space="preserve">ggplot</w:t>
+        </w:r>
+      </w:ins>
+      <w:ins w:id="457" w:author="PR Preview" w:date="2026-01-01T00:00:00Z">
+        <w:r>
+          <w:rPr>
+            <w:rStyle w:val="NormalTok"/>
+          </w:rPr>
+          <w:t xml:space="preserve">(wcgs, </w:t>
+        </w:r>
+      </w:ins>
+      <w:ins w:id="458" w:author="PR Preview" w:date="2026-01-01T00:00:00Z">
+        <w:r>
+          <w:rPr>
+            <w:rStyle w:val="FunctionTok"/>
+          </w:rPr>
+          <w:t xml:space="preserve">aes</w:t>
+        </w:r>
+      </w:ins>
+      <w:ins w:id="459" w:author="PR Preview" w:date="2026-01-01T00:00:00Z">
+        <w:r>
+          <w:rPr>
+            <w:rStyle w:val="NormalTok"/>
+          </w:rPr>
+          <w:t xml:space="preserve">(bmi, chd)) </w:t>
+        </w:r>
+      </w:ins>
+      <w:ins w:id="460" w:author="PR Preview" w:date="2026-01-01T00:00:00Z">
+        <w:r>
+          <w:rPr>
+            <w:rStyle w:val="SpecialCharTok"/>
+          </w:rPr>
+          <w:t xml:space="preserve">+</w:t>
+        </w:r>
+      </w:ins>
+      <w:ins w:id="461" w:author="PR Preview" w:date="2026-01-01T00:00:00Z">
+        <w:r>
+          <w:br/>
+        </w:r>
+      </w:ins>
+      <w:ins w:id="462" w:author="PR Preview" w:date="2026-01-01T00:00:00Z">
         <w:r>
           <w:rPr>
             <w:rStyle w:val="NormalTok"/>
@@ -3111,15 +3557,15 @@
           <w:t xml:space="preserve">  </w:t>
         </w:r>
       </w:ins>
-      <w:ins w:id="405" w:author="PR Preview" w:date="2026-01-01T00:00:00Z">
+      <w:ins w:id="463" w:author="PR Preview" w:date="2026-01-01T00:00:00Z">
         <w:r>
           <w:rPr>
             <w:rStyle w:val="FunctionTok"/>
           </w:rPr>
-          <w:t xml:space="preserve">data.frame</w:t>
-        </w:r>
-      </w:ins>
-      <w:ins w:id="406" w:author="PR Preview" w:date="2026-01-01T00:00:00Z">
+          <w:t xml:space="preserve">geom_rect</w:t>
+        </w:r>
+      </w:ins>
+      <w:ins w:id="464" w:author="PR Preview" w:date="2026-01-01T00:00:00Z">
         <w:r>
           <w:rPr>
             <w:rStyle w:val="NormalTok"/>
@@ -3127,39 +3573,355 @@
           <w:t xml:space="preserve">(</w:t>
         </w:r>
       </w:ins>
-      <w:ins w:id="407" w:author="PR Preview" w:date="2026-01-01T00:00:00Z">
+      <w:ins w:id="465" w:author="PR Preview" w:date="2026-01-01T00:00:00Z">
         <w:r>
           <w:rPr>
             <w:rStyle w:val="AttributeTok"/>
           </w:rPr>
+          <w:t xml:space="preserve">data =</w:t>
+        </w:r>
+      </w:ins>
+      <w:ins w:id="466" w:author="PR Preview" w:date="2026-01-01T00:00:00Z">
+        <w:r>
+          <w:rPr>
+            <w:rStyle w:val="NormalTok"/>
+          </w:rPr>
+          <w:t xml:space="preserve"> bars0,</w:t>
+        </w:r>
+      </w:ins>
+      <w:ins w:id="467" w:author="PR Preview" w:date="2026-01-01T00:00:00Z">
+        <w:r>
+          <w:br/>
+        </w:r>
+      </w:ins>
+      <w:ins w:id="468" w:author="PR Preview" w:date="2026-01-01T00:00:00Z">
+        <w:r>
+          <w:rPr>
+            <w:rStyle w:val="NormalTok"/>
+          </w:rPr>
+          <w:t xml:space="preserve">            </w:t>
+        </w:r>
+      </w:ins>
+      <w:ins w:id="469" w:author="PR Preview" w:date="2026-01-01T00:00:00Z">
+        <w:r>
+          <w:rPr>
+            <w:rStyle w:val="FunctionTok"/>
+          </w:rPr>
+          <w:t xml:space="preserve">aes</w:t>
+        </w:r>
+      </w:ins>
+      <w:ins w:id="470" w:author="PR Preview" w:date="2026-01-01T00:00:00Z">
+        <w:r>
+          <w:rPr>
+            <w:rStyle w:val="NormalTok"/>
+          </w:rPr>
+          <w:t xml:space="preserve">(</w:t>
+        </w:r>
+      </w:ins>
+      <w:ins w:id="471" w:author="PR Preview" w:date="2026-01-01T00:00:00Z">
+        <w:r>
+          <w:rPr>
+            <w:rStyle w:val="AttributeTok"/>
+          </w:rPr>
           <w:t xml:space="preserve">xmin =</w:t>
         </w:r>
       </w:ins>
-      <w:ins w:id="408" w:author="PR Preview" w:date="2026-01-01T00:00:00Z">
-        <w:r>
-          <w:rPr>
-            <w:rStyle w:val="NormalTok"/>
-          </w:rPr>
-          <w:t xml:space="preserve"> </w:t>
-        </w:r>
-      </w:ins>
-      <w:ins w:id="409" w:author="PR Preview" w:date="2026-01-01T00:00:00Z">
+      <w:ins w:id="472" w:author="PR Preview" w:date="2026-01-01T00:00:00Z">
+        <w:r>
+          <w:rPr>
+            <w:rStyle w:val="NormalTok"/>
+          </w:rPr>
+          <w:t xml:space="preserve"> xmin, </w:t>
+        </w:r>
+      </w:ins>
+      <w:ins w:id="473" w:author="PR Preview" w:date="2026-01-01T00:00:00Z">
+        <w:r>
+          <w:rPr>
+            <w:rStyle w:val="AttributeTok"/>
+          </w:rPr>
+          <w:t xml:space="preserve">xmax =</w:t>
+        </w:r>
+      </w:ins>
+      <w:ins w:id="474" w:author="PR Preview" w:date="2026-01-01T00:00:00Z">
+        <w:r>
+          <w:rPr>
+            <w:rStyle w:val="NormalTok"/>
+          </w:rPr>
+          <w:t xml:space="preserve"> xmax, </w:t>
+        </w:r>
+      </w:ins>
+      <w:ins w:id="475" w:author="PR Preview" w:date="2026-01-01T00:00:00Z">
+        <w:r>
+          <w:rPr>
+            <w:rStyle w:val="AttributeTok"/>
+          </w:rPr>
+          <w:t xml:space="preserve">ymin =</w:t>
+        </w:r>
+      </w:ins>
+      <w:ins w:id="476" w:author="PR Preview" w:date="2026-01-01T00:00:00Z">
+        <w:r>
+          <w:rPr>
+            <w:rStyle w:val="NormalTok"/>
+          </w:rPr>
+          <w:t xml:space="preserve"> </w:t>
+        </w:r>
+      </w:ins>
+      <w:ins w:id="477" w:author="PR Preview" w:date="2026-01-01T00:00:00Z">
+        <w:r>
+          <w:rPr>
+            <w:rStyle w:val="DecValTok"/>
+          </w:rPr>
+          <w:t xml:space="preserve">0</w:t>
+        </w:r>
+      </w:ins>
+      <w:ins w:id="478" w:author="PR Preview" w:date="2026-01-01T00:00:00Z">
+        <w:r>
+          <w:rPr>
+            <w:rStyle w:val="NormalTok"/>
+          </w:rPr>
+          <w:t xml:space="preserve">, </w:t>
+        </w:r>
+      </w:ins>
+      <w:ins w:id="479" w:author="PR Preview" w:date="2026-01-01T00:00:00Z">
+        <w:r>
+          <w:rPr>
+            <w:rStyle w:val="AttributeTok"/>
+          </w:rPr>
+          <w:t xml:space="preserve">ymax =</w:t>
+        </w:r>
+      </w:ins>
+      <w:ins w:id="480" w:author="PR Preview" w:date="2026-01-01T00:00:00Z">
+        <w:r>
+          <w:rPr>
+            <w:rStyle w:val="NormalTok"/>
+          </w:rPr>
+          <w:t xml:space="preserve"> height),</w:t>
+        </w:r>
+      </w:ins>
+      <w:ins w:id="481" w:author="PR Preview" w:date="2026-01-01T00:00:00Z">
+        <w:r>
+          <w:br/>
+        </w:r>
+      </w:ins>
+      <w:ins w:id="482" w:author="PR Preview" w:date="2026-01-01T00:00:00Z">
+        <w:r>
+          <w:rPr>
+            <w:rStyle w:val="NormalTok"/>
+          </w:rPr>
+          <w:t xml:space="preserve">            </w:t>
+        </w:r>
+      </w:ins>
+      <w:ins w:id="483" w:author="PR Preview" w:date="2026-01-01T00:00:00Z">
+        <w:r>
+          <w:rPr>
+            <w:rStyle w:val="AttributeTok"/>
+          </w:rPr>
+          <w:t xml:space="preserve">inherit.aes =</w:t>
+        </w:r>
+      </w:ins>
+      <w:ins w:id="484" w:author="PR Preview" w:date="2026-01-01T00:00:00Z">
+        <w:r>
+          <w:rPr>
+            <w:rStyle w:val="NormalTok"/>
+          </w:rPr>
+          <w:t xml:space="preserve"> </w:t>
+        </w:r>
+      </w:ins>
+      <w:ins w:id="485" w:author="PR Preview" w:date="2026-01-01T00:00:00Z">
+        <w:r>
+          <w:rPr>
+            <w:rStyle w:val="ConstantTok"/>
+          </w:rPr>
+          <w:t xml:space="preserve">FALSE</w:t>
+        </w:r>
+      </w:ins>
+      <w:ins w:id="486" w:author="PR Preview" w:date="2026-01-01T00:00:00Z">
+        <w:r>
+          <w:rPr>
+            <w:rStyle w:val="NormalTok"/>
+          </w:rPr>
+          <w:t xml:space="preserve">, </w:t>
+        </w:r>
+      </w:ins>
+      <w:ins w:id="487" w:author="PR Preview" w:date="2026-01-01T00:00:00Z">
+        <w:r>
+          <w:rPr>
+            <w:rStyle w:val="AttributeTok"/>
+          </w:rPr>
+          <w:t xml:space="preserve">alpha =</w:t>
+        </w:r>
+      </w:ins>
+      <w:ins w:id="488" w:author="PR Preview" w:date="2026-01-01T00:00:00Z">
+        <w:r>
+          <w:rPr>
+            <w:rStyle w:val="NormalTok"/>
+          </w:rPr>
+          <w:t xml:space="preserve"> </w:t>
+        </w:r>
+      </w:ins>
+      <w:ins w:id="489" w:author="PR Preview" w:date="2026-01-01T00:00:00Z">
+        <w:r>
+          <w:rPr>
+            <w:rStyle w:val="FloatTok"/>
+          </w:rPr>
+          <w:t xml:space="preserve">0.4</w:t>
+        </w:r>
+      </w:ins>
+      <w:ins w:id="490" w:author="PR Preview" w:date="2026-01-01T00:00:00Z">
+        <w:r>
+          <w:rPr>
+            <w:rStyle w:val="NormalTok"/>
+          </w:rPr>
+          <w:t xml:space="preserve">) </w:t>
+        </w:r>
+      </w:ins>
+      <w:ins w:id="491" w:author="PR Preview" w:date="2026-01-01T00:00:00Z">
+        <w:r>
+          <w:rPr>
+            <w:rStyle w:val="SpecialCharTok"/>
+          </w:rPr>
+          <w:t xml:space="preserve">+</w:t>
+        </w:r>
+      </w:ins>
+      <w:ins w:id="492" w:author="PR Preview" w:date="2026-01-01T00:00:00Z">
+        <w:r>
+          <w:br/>
+        </w:r>
+      </w:ins>
+      <w:ins w:id="493" w:author="PR Preview" w:date="2026-01-01T00:00:00Z">
+        <w:r>
+          <w:rPr>
+            <w:rStyle w:val="NormalTok"/>
+          </w:rPr>
+          <w:t xml:space="preserve">  </w:t>
+        </w:r>
+      </w:ins>
+      <w:ins w:id="494" w:author="PR Preview" w:date="2026-01-01T00:00:00Z">
         <w:r>
           <w:rPr>
             <w:rStyle w:val="FunctionTok"/>
           </w:rPr>
-          <w:t xml:space="preserve">head</w:t>
-        </w:r>
-      </w:ins>
-      <w:ins w:id="410" w:author="PR Preview" w:date="2026-01-01T00:00:00Z">
-        <w:r>
-          <w:rPr>
-            <w:rStyle w:val="NormalTok"/>
-          </w:rPr>
-          <w:t xml:space="preserve">(breaks, </w:t>
-        </w:r>
-      </w:ins>
-      <w:ins w:id="411" w:author="PR Preview" w:date="2026-01-01T00:00:00Z">
+          <w:t xml:space="preserve">geom_rect</w:t>
+        </w:r>
+      </w:ins>
+      <w:ins w:id="495" w:author="PR Preview" w:date="2026-01-01T00:00:00Z">
+        <w:r>
+          <w:rPr>
+            <w:rStyle w:val="NormalTok"/>
+          </w:rPr>
+          <w:t xml:space="preserve">(</w:t>
+        </w:r>
+      </w:ins>
+      <w:ins w:id="496" w:author="PR Preview" w:date="2026-01-01T00:00:00Z">
+        <w:r>
+          <w:rPr>
+            <w:rStyle w:val="AttributeTok"/>
+          </w:rPr>
+          <w:t xml:space="preserve">data =</w:t>
+        </w:r>
+      </w:ins>
+      <w:ins w:id="497" w:author="PR Preview" w:date="2026-01-01T00:00:00Z">
+        <w:r>
+          <w:rPr>
+            <w:rStyle w:val="NormalTok"/>
+          </w:rPr>
+          <w:t xml:space="preserve"> bars1,</w:t>
+        </w:r>
+      </w:ins>
+      <w:ins w:id="498" w:author="PR Preview" w:date="2026-01-01T00:00:00Z">
+        <w:r>
+          <w:br/>
+        </w:r>
+      </w:ins>
+      <w:ins w:id="499" w:author="PR Preview" w:date="2026-01-01T00:00:00Z">
+        <w:r>
+          <w:rPr>
+            <w:rStyle w:val="NormalTok"/>
+          </w:rPr>
+          <w:t xml:space="preserve">            </w:t>
+        </w:r>
+      </w:ins>
+      <w:ins w:id="500" w:author="PR Preview" w:date="2026-01-01T00:00:00Z">
+        <w:r>
+          <w:rPr>
+            <w:rStyle w:val="FunctionTok"/>
+          </w:rPr>
+          <w:t xml:space="preserve">aes</w:t>
+        </w:r>
+      </w:ins>
+      <w:ins w:id="501" w:author="PR Preview" w:date="2026-01-01T00:00:00Z">
+        <w:r>
+          <w:rPr>
+            <w:rStyle w:val="NormalTok"/>
+          </w:rPr>
+          <w:t xml:space="preserve">(</w:t>
+        </w:r>
+      </w:ins>
+      <w:ins w:id="502" w:author="PR Preview" w:date="2026-01-01T00:00:00Z">
+        <w:r>
+          <w:rPr>
+            <w:rStyle w:val="AttributeTok"/>
+          </w:rPr>
+          <w:t xml:space="preserve">xmin =</w:t>
+        </w:r>
+      </w:ins>
+      <w:ins w:id="503" w:author="PR Preview" w:date="2026-01-01T00:00:00Z">
+        <w:r>
+          <w:rPr>
+            <w:rStyle w:val="NormalTok"/>
+          </w:rPr>
+          <w:t xml:space="preserve"> xmin, </w:t>
+        </w:r>
+      </w:ins>
+      <w:ins w:id="504" w:author="PR Preview" w:date="2026-01-01T00:00:00Z">
+        <w:r>
+          <w:rPr>
+            <w:rStyle w:val="AttributeTok"/>
+          </w:rPr>
+          <w:t xml:space="preserve">xmax =</w:t>
+        </w:r>
+      </w:ins>
+      <w:ins w:id="505" w:author="PR Preview" w:date="2026-01-01T00:00:00Z">
+        <w:r>
+          <w:rPr>
+            <w:rStyle w:val="NormalTok"/>
+          </w:rPr>
+          <w:t xml:space="preserve"> xmax, </w:t>
+        </w:r>
+      </w:ins>
+      <w:ins w:id="506" w:author="PR Preview" w:date="2026-01-01T00:00:00Z">
+        <w:r>
+          <w:rPr>
+            <w:rStyle w:val="AttributeTok"/>
+          </w:rPr>
+          <w:t xml:space="preserve">ymin =</w:t>
+        </w:r>
+      </w:ins>
+      <w:ins w:id="507" w:author="PR Preview" w:date="2026-01-01T00:00:00Z">
+        <w:r>
+          <w:rPr>
+            <w:rStyle w:val="NormalTok"/>
+          </w:rPr>
+          <w:t xml:space="preserve"> </w:t>
+        </w:r>
+      </w:ins>
+      <w:ins w:id="508" w:author="PR Preview" w:date="2026-01-01T00:00:00Z">
+        <w:r>
+          <w:rPr>
+            <w:rStyle w:val="DecValTok"/>
+          </w:rPr>
+          <w:t xml:space="preserve">1</w:t>
+        </w:r>
+      </w:ins>
+      <w:ins w:id="509" w:author="PR Preview" w:date="2026-01-01T00:00:00Z">
+        <w:r>
+          <w:rPr>
+            <w:rStyle w:val="NormalTok"/>
+          </w:rPr>
+          <w:t xml:space="preserve"> </w:t>
+        </w:r>
+      </w:ins>
+      <w:ins w:id="510" w:author="PR Preview" w:date="2026-01-01T00:00:00Z">
         <w:r>
           <w:rPr>
             <w:rStyle w:val="SpecialCharTok"/>
@@ -3167,7 +3929,31 @@
           <w:t xml:space="preserve">-</w:t>
         </w:r>
       </w:ins>
-      <w:ins w:id="412" w:author="PR Preview" w:date="2026-01-01T00:00:00Z">
+      <w:ins w:id="511" w:author="PR Preview" w:date="2026-01-01T00:00:00Z">
+        <w:r>
+          <w:rPr>
+            <w:rStyle w:val="NormalTok"/>
+          </w:rPr>
+          <w:t xml:space="preserve"> height, </w:t>
+        </w:r>
+      </w:ins>
+      <w:ins w:id="512" w:author="PR Preview" w:date="2026-01-01T00:00:00Z">
+        <w:r>
+          <w:rPr>
+            <w:rStyle w:val="AttributeTok"/>
+          </w:rPr>
+          <w:t xml:space="preserve">ymax =</w:t>
+        </w:r>
+      </w:ins>
+      <w:ins w:id="513" w:author="PR Preview" w:date="2026-01-01T00:00:00Z">
+        <w:r>
+          <w:rPr>
+            <w:rStyle w:val="NormalTok"/>
+          </w:rPr>
+          <w:t xml:space="preserve"> </w:t>
+        </w:r>
+      </w:ins>
+      <w:ins w:id="514" w:author="PR Preview" w:date="2026-01-01T00:00:00Z">
         <w:r>
           <w:rPr>
             <w:rStyle w:val="DecValTok"/>
@@ -3175,1040 +3961,270 @@
           <w:t xml:space="preserve">1</w:t>
         </w:r>
       </w:ins>
-      <w:ins w:id="413" w:author="PR Preview" w:date="2026-01-01T00:00:00Z">
-        <w:r>
-          <w:rPr>
-            <w:rStyle w:val="NormalTok"/>
-          </w:rPr>
-          <w:t xml:space="preserve">), </w:t>
-        </w:r>
-      </w:ins>
-      <w:ins w:id="414" w:author="PR Preview" w:date="2026-01-01T00:00:00Z">
+      <w:ins w:id="515" w:author="PR Preview" w:date="2026-01-01T00:00:00Z">
+        <w:r>
+          <w:rPr>
+            <w:rStyle w:val="NormalTok"/>
+          </w:rPr>
+          <w:t xml:space="preserve">),</w:t>
+        </w:r>
+      </w:ins>
+      <w:ins w:id="516" w:author="PR Preview" w:date="2026-01-01T00:00:00Z">
+        <w:r>
+          <w:br/>
+        </w:r>
+      </w:ins>
+      <w:ins w:id="517" w:author="PR Preview" w:date="2026-01-01T00:00:00Z">
+        <w:r>
+          <w:rPr>
+            <w:rStyle w:val="NormalTok"/>
+          </w:rPr>
+          <w:t xml:space="preserve">            </w:t>
+        </w:r>
+      </w:ins>
+      <w:ins w:id="518" w:author="PR Preview" w:date="2026-01-01T00:00:00Z">
         <w:r>
           <w:rPr>
             <w:rStyle w:val="AttributeTok"/>
           </w:rPr>
-          <w:t xml:space="preserve">xmax =</w:t>
-        </w:r>
-      </w:ins>
-      <w:ins w:id="415" w:author="PR Preview" w:date="2026-01-01T00:00:00Z">
-        <w:r>
-          <w:rPr>
-            <w:rStyle w:val="NormalTok"/>
-          </w:rPr>
-          <w:t xml:space="preserve"> </w:t>
-        </w:r>
-      </w:ins>
-      <w:ins w:id="416" w:author="PR Preview" w:date="2026-01-01T00:00:00Z">
+          <w:t xml:space="preserve">inherit.aes =</w:t>
+        </w:r>
+      </w:ins>
+      <w:ins w:id="519" w:author="PR Preview" w:date="2026-01-01T00:00:00Z">
+        <w:r>
+          <w:rPr>
+            <w:rStyle w:val="NormalTok"/>
+          </w:rPr>
+          <w:t xml:space="preserve"> </w:t>
+        </w:r>
+      </w:ins>
+      <w:ins w:id="520" w:author="PR Preview" w:date="2026-01-01T00:00:00Z">
+        <w:r>
+          <w:rPr>
+            <w:rStyle w:val="ConstantTok"/>
+          </w:rPr>
+          <w:t xml:space="preserve">FALSE</w:t>
+        </w:r>
+      </w:ins>
+      <w:ins w:id="521" w:author="PR Preview" w:date="2026-01-01T00:00:00Z">
+        <w:r>
+          <w:rPr>
+            <w:rStyle w:val="NormalTok"/>
+          </w:rPr>
+          <w:t xml:space="preserve">, </w:t>
+        </w:r>
+      </w:ins>
+      <w:ins w:id="522" w:author="PR Preview" w:date="2026-01-01T00:00:00Z">
+        <w:r>
+          <w:rPr>
+            <w:rStyle w:val="AttributeTok"/>
+          </w:rPr>
+          <w:t xml:space="preserve">alpha =</w:t>
+        </w:r>
+      </w:ins>
+      <w:ins w:id="523" w:author="PR Preview" w:date="2026-01-01T00:00:00Z">
+        <w:r>
+          <w:rPr>
+            <w:rStyle w:val="NormalTok"/>
+          </w:rPr>
+          <w:t xml:space="preserve"> </w:t>
+        </w:r>
+      </w:ins>
+      <w:ins w:id="524" w:author="PR Preview" w:date="2026-01-01T00:00:00Z">
+        <w:r>
+          <w:rPr>
+            <w:rStyle w:val="FloatTok"/>
+          </w:rPr>
+          <w:t xml:space="preserve">0.4</w:t>
+        </w:r>
+      </w:ins>
+      <w:ins w:id="525" w:author="PR Preview" w:date="2026-01-01T00:00:00Z">
+        <w:r>
+          <w:rPr>
+            <w:rStyle w:val="NormalTok"/>
+          </w:rPr>
+          <w:t xml:space="preserve">) </w:t>
+        </w:r>
+      </w:ins>
+      <w:ins w:id="526" w:author="PR Preview" w:date="2026-01-01T00:00:00Z">
+        <w:r>
+          <w:rPr>
+            <w:rStyle w:val="SpecialCharTok"/>
+          </w:rPr>
+          <w:t xml:space="preserve">+</w:t>
+        </w:r>
+      </w:ins>
+      <w:ins w:id="527" w:author="PR Preview" w:date="2026-01-01T00:00:00Z">
+        <w:r>
+          <w:br/>
+        </w:r>
+      </w:ins>
+      <w:ins w:id="528" w:author="PR Preview" w:date="2026-01-01T00:00:00Z">
+        <w:r>
+          <w:rPr>
+            <w:rStyle w:val="NormalTok"/>
+          </w:rPr>
+          <w:t xml:space="preserve">  </w:t>
+        </w:r>
+      </w:ins>
+      <w:ins w:id="529" w:author="PR Preview" w:date="2026-01-01T00:00:00Z">
         <w:r>
           <w:rPr>
             <w:rStyle w:val="FunctionTok"/>
           </w:rPr>
-          <w:t xml:space="preserve">tail</w:t>
-        </w:r>
-      </w:ins>
-      <w:ins w:id="417" w:author="PR Preview" w:date="2026-01-01T00:00:00Z">
-        <w:r>
-          <w:rPr>
-            <w:rStyle w:val="NormalTok"/>
-          </w:rPr>
-          <w:t xml:space="preserve">(breaks, </w:t>
-        </w:r>
-      </w:ins>
-      <w:ins w:id="418" w:author="PR Preview" w:date="2026-01-01T00:00:00Z">
+          <w:t xml:space="preserve">geom_line</w:t>
+        </w:r>
+      </w:ins>
+      <w:ins w:id="530" w:author="PR Preview" w:date="2026-01-01T00:00:00Z">
+        <w:r>
+          <w:rPr>
+            <w:rStyle w:val="NormalTok"/>
+          </w:rPr>
+          <w:t xml:space="preserve">(</w:t>
+        </w:r>
+      </w:ins>
+      <w:ins w:id="531" w:author="PR Preview" w:date="2026-01-01T00:00:00Z">
+        <w:r>
+          <w:rPr>
+            <w:rStyle w:val="FunctionTok"/>
+          </w:rPr>
+          <w:t xml:space="preserve">aes</w:t>
+        </w:r>
+      </w:ins>
+      <w:ins w:id="532" w:author="PR Preview" w:date="2026-01-01T00:00:00Z">
+        <w:r>
+          <w:rPr>
+            <w:rStyle w:val="NormalTok"/>
+          </w:rPr>
+          <w:t xml:space="preserve">(</w:t>
+        </w:r>
+      </w:ins>
+      <w:ins w:id="533" w:author="PR Preview" w:date="2026-01-01T00:00:00Z">
+        <w:r>
+          <w:rPr>
+            <w:rStyle w:val="AttributeTok"/>
+          </w:rPr>
+          <w:t xml:space="preserve">y =</w:t>
+        </w:r>
+      </w:ins>
+      <w:ins w:id="534" w:author="PR Preview" w:date="2026-01-01T00:00:00Z">
+        <w:r>
+          <w:rPr>
+            <w:rStyle w:val="NormalTok"/>
+          </w:rPr>
+          <w:t xml:space="preserve"> </w:t>
+        </w:r>
+      </w:ins>
+      <w:ins w:id="535" w:author="PR Preview" w:date="2026-01-01T00:00:00Z">
+        <w:r>
+          <w:rPr>
+            <w:rStyle w:val="FunctionTok"/>
+          </w:rPr>
+          <w:t xml:space="preserve">fitted</w:t>
+        </w:r>
+      </w:ins>
+      <w:ins w:id="536" w:author="PR Preview" w:date="2026-01-01T00:00:00Z">
+        <w:r>
+          <w:rPr>
+            <w:rStyle w:val="NormalTok"/>
+          </w:rPr>
+          <w:t xml:space="preserve">(fit_bmi))) </w:t>
+        </w:r>
+      </w:ins>
+      <w:ins w:id="537" w:author="PR Preview" w:date="2026-01-01T00:00:00Z">
         <w:r>
           <w:rPr>
             <w:rStyle w:val="SpecialCharTok"/>
           </w:rPr>
-          <w:t xml:space="preserve">-</w:t>
-        </w:r>
-      </w:ins>
-      <w:ins w:id="419" w:author="PR Preview" w:date="2026-01-01T00:00:00Z">
-        <w:r>
-          <w:rPr>
-            <w:rStyle w:val="DecValTok"/>
-          </w:rPr>
-          <w:t xml:space="preserve">1</w:t>
-        </w:r>
-      </w:ins>
-      <w:ins w:id="420" w:author="PR Preview" w:date="2026-01-01T00:00:00Z">
-        <w:r>
-          <w:rPr>
-            <w:rStyle w:val="NormalTok"/>
-          </w:rPr>
-          <w:t xml:space="preserve">),</w:t>
-        </w:r>
-      </w:ins>
-      <w:ins w:id="421" w:author="PR Preview" w:date="2026-01-01T00:00:00Z">
+          <w:t xml:space="preserve">+</w:t>
+        </w:r>
+      </w:ins>
+      <w:ins w:id="538" w:author="PR Preview" w:date="2026-01-01T00:00:00Z">
         <w:r>
           <w:br/>
         </w:r>
       </w:ins>
-      <w:ins w:id="422" w:author="PR Preview" w:date="2026-01-01T00:00:00Z">
-        <w:r>
-          <w:rPr>
-            <w:rStyle w:val="NormalTok"/>
-          </w:rPr>
-          <w:t xml:space="preserve">             </w:t>
-        </w:r>
-      </w:ins>
-      <w:ins w:id="423" w:author="PR Preview" w:date="2026-01-01T00:00:00Z">
+      <w:ins w:id="539" w:author="PR Preview" w:date="2026-01-01T00:00:00Z">
+        <w:r>
+          <w:rPr>
+            <w:rStyle w:val="NormalTok"/>
+          </w:rPr>
+          <w:t xml:space="preserve">  </w:t>
+        </w:r>
+      </w:ins>
+      <w:ins w:id="540" w:author="PR Preview" w:date="2026-01-01T00:00:00Z">
+        <w:r>
+          <w:rPr>
+            <w:rStyle w:val="FunctionTok"/>
+          </w:rPr>
+          <w:t xml:space="preserve">labs</w:t>
+        </w:r>
+      </w:ins>
+      <w:ins w:id="541" w:author="PR Preview" w:date="2026-01-01T00:00:00Z">
+        <w:r>
+          <w:rPr>
+            <w:rStyle w:val="NormalTok"/>
+          </w:rPr>
+          <w:t xml:space="preserve">(</w:t>
+        </w:r>
+      </w:ins>
+      <w:ins w:id="542" w:author="PR Preview" w:date="2026-01-01T00:00:00Z">
         <w:r>
           <w:rPr>
             <w:rStyle w:val="AttributeTok"/>
           </w:rPr>
-          <w:t xml:space="preserve">height =</w:t>
-        </w:r>
-      </w:ins>
-      <w:ins w:id="424" w:author="PR Preview" w:date="2026-01-01T00:00:00Z">
-        <w:r>
-          <w:rPr>
-            <w:rStyle w:val="NormalTok"/>
-          </w:rPr>
-          <w:t xml:space="preserve"> </w:t>
-        </w:r>
-      </w:ins>
-      <w:ins w:id="425" w:author="PR Preview" w:date="2026-01-01T00:00:00Z">
-        <w:r>
-          <w:rPr>
-            <w:rStyle w:val="FloatTok"/>
-          </w:rPr>
-          <w:t xml:space="preserve">0.3</w:t>
-        </w:r>
-      </w:ins>
-      <w:ins w:id="426" w:author="PR Preview" w:date="2026-01-01T00:00:00Z">
-        <w:r>
-          <w:rPr>
-            <w:rStyle w:val="NormalTok"/>
-          </w:rPr>
-          <w:t xml:space="preserve"> </w:t>
-        </w:r>
-      </w:ins>
-      <w:ins w:id="427" w:author="PR Preview" w:date="2026-01-01T00:00:00Z">
-        <w:r>
-          <w:rPr>
-            <w:rStyle w:val="SpecialCharTok"/>
-          </w:rPr>
-          <w:t xml:space="preserve">*</w:t>
-        </w:r>
-      </w:ins>
-      <w:ins w:id="428" w:author="PR Preview" w:date="2026-01-01T00:00:00Z">
-        <w:r>
-          <w:rPr>
-            <w:rStyle w:val="NormalTok"/>
-          </w:rPr>
-          <w:t xml:space="preserve"> counts </w:t>
-        </w:r>
-      </w:ins>
-      <w:ins w:id="429" w:author="PR Preview" w:date="2026-01-01T00:00:00Z">
-        <w:r>
-          <w:rPr>
-            <w:rStyle w:val="SpecialCharTok"/>
-          </w:rPr>
-          <w:t xml:space="preserve">/</w:t>
-        </w:r>
-      </w:ins>
-      <w:ins w:id="430" w:author="PR Preview" w:date="2026-01-01T00:00:00Z">
-        <w:r>
-          <w:rPr>
-            <w:rStyle w:val="NormalTok"/>
-          </w:rPr>
-          <w:t xml:space="preserve"> </w:t>
-        </w:r>
-      </w:ins>
-      <w:ins w:id="431" w:author="PR Preview" w:date="2026-01-01T00:00:00Z">
-        <w:r>
-          <w:rPr>
-            <w:rStyle w:val="FunctionTok"/>
-          </w:rPr>
-          <w:t xml:space="preserve">max</w:t>
-        </w:r>
-      </w:ins>
-      <w:ins w:id="432" w:author="PR Preview" w:date="2026-01-01T00:00:00Z">
-        <w:r>
-          <w:rPr>
-            <w:rStyle w:val="NormalTok"/>
-          </w:rPr>
-          <w:t xml:space="preserve">(counts))</w:t>
-        </w:r>
-      </w:ins>
-      <w:ins w:id="433" w:author="PR Preview" w:date="2026-01-01T00:00:00Z">
-        <w:r>
-          <w:br/>
-        </w:r>
-      </w:ins>
-      <w:ins w:id="434" w:author="PR Preview" w:date="2026-01-01T00:00:00Z">
-        <w:r>
-          <w:rPr>
-            <w:rStyle w:val="NormalTok"/>
-          </w:rPr>
-          <w:t xml:space="preserve">}</w:t>
-        </w:r>
-      </w:ins>
-      <w:ins w:id="435" w:author="PR Preview" w:date="2026-01-01T00:00:00Z">
-        <w:r>
-          <w:br/>
-        </w:r>
-      </w:ins>
-      <w:ins w:id="436" w:author="PR Preview" w:date="2026-01-01T00:00:00Z">
-        <w:r>
-          <w:rPr>
-            <w:rStyle w:val="NormalTok"/>
-          </w:rPr>
-          <w:t xml:space="preserve">bars0 </w:t>
-        </w:r>
-      </w:ins>
-      <w:ins w:id="437" w:author="PR Preview" w:date="2026-01-01T00:00:00Z">
-        <w:r>
-          <w:rPr>
-            <w:rStyle w:val="OtherTok"/>
-          </w:rPr>
-          <w:t xml:space="preserve">&lt;-</w:t>
-        </w:r>
-      </w:ins>
-      <w:ins w:id="438" w:author="PR Preview" w:date="2026-01-01T00:00:00Z">
-        <w:r>
-          <w:rPr>
-            <w:rStyle w:val="NormalTok"/>
-          </w:rPr>
-          <w:t xml:space="preserve"> </w:t>
-        </w:r>
-      </w:ins>
-      <w:ins w:id="439" w:author="PR Preview" w:date="2026-01-01T00:00:00Z">
-        <w:r>
-          <w:rPr>
-            <w:rStyle w:val="FunctionTok"/>
-          </w:rPr>
-          <w:t xml:space="preserve">bars</w:t>
-        </w:r>
-      </w:ins>
-      <w:ins w:id="440" w:author="PR Preview" w:date="2026-01-01T00:00:00Z">
-        <w:r>
-          <w:rPr>
-            <w:rStyle w:val="NormalTok"/>
-          </w:rPr>
-          <w:t xml:space="preserve">(wcgs, </w:t>
-        </w:r>
-      </w:ins>
-      <w:ins w:id="441" w:author="PR Preview" w:date="2026-01-01T00:00:00Z">
-        <w:r>
-          <w:rPr>
-            <w:rStyle w:val="DecValTok"/>
-          </w:rPr>
-          <w:t xml:space="preserve">0</w:t>
-        </w:r>
-      </w:ins>
-      <w:ins w:id="442" w:author="PR Preview" w:date="2026-01-01T00:00:00Z">
-        <w:r>
-          <w:rPr>
-            <w:rStyle w:val="NormalTok"/>
-          </w:rPr>
-          <w:t xml:space="preserve">)</w:t>
-        </w:r>
-      </w:ins>
-      <w:ins w:id="443" w:author="PR Preview" w:date="2026-01-01T00:00:00Z">
-        <w:r>
-          <w:br/>
-        </w:r>
-      </w:ins>
-      <w:ins w:id="444" w:author="PR Preview" w:date="2026-01-01T00:00:00Z">
-        <w:r>
-          <w:rPr>
-            <w:rStyle w:val="NormalTok"/>
-          </w:rPr>
-          <w:t xml:space="preserve">bars1 </w:t>
-        </w:r>
-      </w:ins>
-      <w:ins w:id="445" w:author="PR Preview" w:date="2026-01-01T00:00:00Z">
-        <w:r>
-          <w:rPr>
-            <w:rStyle w:val="OtherTok"/>
-          </w:rPr>
-          <w:t xml:space="preserve">&lt;-</w:t>
-        </w:r>
-      </w:ins>
-      <w:ins w:id="446" w:author="PR Preview" w:date="2026-01-01T00:00:00Z">
-        <w:r>
-          <w:rPr>
-            <w:rStyle w:val="NormalTok"/>
-          </w:rPr>
-          <w:t xml:space="preserve"> </w:t>
-        </w:r>
-      </w:ins>
-      <w:ins w:id="447" w:author="PR Preview" w:date="2026-01-01T00:00:00Z">
-        <w:r>
-          <w:rPr>
-            <w:rStyle w:val="FunctionTok"/>
-          </w:rPr>
-          <w:t xml:space="preserve">bars</w:t>
-        </w:r>
-      </w:ins>
-      <w:ins w:id="448" w:author="PR Preview" w:date="2026-01-01T00:00:00Z">
-        <w:r>
-          <w:rPr>
-            <w:rStyle w:val="NormalTok"/>
-          </w:rPr>
-          <w:t xml:space="preserve">(wcgs, </w:t>
-        </w:r>
-      </w:ins>
-      <w:ins w:id="449" w:author="PR Preview" w:date="2026-01-01T00:00:00Z">
-        <w:r>
-          <w:rPr>
-            <w:rStyle w:val="DecValTok"/>
-          </w:rPr>
-          <w:t xml:space="preserve">1</w:t>
-        </w:r>
-      </w:ins>
-      <w:ins w:id="450" w:author="PR Preview" w:date="2026-01-01T00:00:00Z">
-        <w:r>
-          <w:rPr>
-            <w:rStyle w:val="NormalTok"/>
-          </w:rPr>
-          <w:t xml:space="preserve">)</w:t>
-        </w:r>
-      </w:ins>
-      <w:ins w:id="451" w:author="PR Preview" w:date="2026-01-01T00:00:00Z">
-        <w:r>
-          <w:br/>
-        </w:r>
-      </w:ins>
-      <w:ins w:id="452" w:author="PR Preview" w:date="2026-01-01T00:00:00Z">
-        <w:r>
-          <w:rPr>
-            <w:rStyle w:val="FunctionTok"/>
-          </w:rPr>
-          <w:t xml:space="preserve">ggplot</w:t>
-        </w:r>
-      </w:ins>
-      <w:ins w:id="453" w:author="PR Preview" w:date="2026-01-01T00:00:00Z">
-        <w:r>
-          <w:rPr>
-            <w:rStyle w:val="NormalTok"/>
-          </w:rPr>
-          <w:t xml:space="preserve">(wcgs, </w:t>
-        </w:r>
-      </w:ins>
-      <w:ins w:id="454" w:author="PR Preview" w:date="2026-01-01T00:00:00Z">
-        <w:r>
-          <w:rPr>
-            <w:rStyle w:val="FunctionTok"/>
-          </w:rPr>
-          <w:t xml:space="preserve">aes</w:t>
-        </w:r>
-      </w:ins>
-      <w:ins w:id="455" w:author="PR Preview" w:date="2026-01-01T00:00:00Z">
-        <w:r>
-          <w:rPr>
-            <w:rStyle w:val="NormalTok"/>
-          </w:rPr>
-          <w:t xml:space="preserve">(bmi, chd)) </w:t>
-        </w:r>
-      </w:ins>
-      <w:ins w:id="456" w:author="PR Preview" w:date="2026-01-01T00:00:00Z">
-        <w:r>
-          <w:rPr>
-            <w:rStyle w:val="SpecialCharTok"/>
-          </w:rPr>
-          <w:t xml:space="preserve">+</w:t>
-        </w:r>
-      </w:ins>
-      <w:ins w:id="457" w:author="PR Preview" w:date="2026-01-01T00:00:00Z">
-        <w:r>
-          <w:br/>
-        </w:r>
-      </w:ins>
-      <w:ins w:id="458" w:author="PR Preview" w:date="2026-01-01T00:00:00Z">
-        <w:r>
-          <w:rPr>
-            <w:rStyle w:val="NormalTok"/>
-          </w:rPr>
-          <w:t xml:space="preserve">  </w:t>
-        </w:r>
-      </w:ins>
-      <w:ins w:id="459" w:author="PR Preview" w:date="2026-01-01T00:00:00Z">
-        <w:r>
-          <w:rPr>
-            <w:rStyle w:val="FunctionTok"/>
-          </w:rPr>
-          <w:t xml:space="preserve">geom_rect</w:t>
-        </w:r>
-      </w:ins>
-      <w:ins w:id="460" w:author="PR Preview" w:date="2026-01-01T00:00:00Z">
-        <w:r>
-          <w:rPr>
-            <w:rStyle w:val="NormalTok"/>
-          </w:rPr>
-          <w:t xml:space="preserve">(</w:t>
-        </w:r>
-      </w:ins>
-      <w:ins w:id="461" w:author="PR Preview" w:date="2026-01-01T00:00:00Z">
+          <w:t xml:space="preserve">x =</w:t>
+        </w:r>
+      </w:ins>
+      <w:ins w:id="543" w:author="PR Preview" w:date="2026-01-01T00:00:00Z">
+        <w:r>
+          <w:rPr>
+            <w:rStyle w:val="NormalTok"/>
+          </w:rPr>
+          <w:t xml:space="preserve"> </w:t>
+        </w:r>
+      </w:ins>
+      <w:ins w:id="544" w:author="PR Preview" w:date="2026-01-01T00:00:00Z">
+        <w:r>
+          <w:rPr>
+            <w:rStyle w:val="StringTok"/>
+          </w:rPr>
+          <w:t xml:space="preserve">"Body mass index (bmi)"</w:t>
+        </w:r>
+      </w:ins>
+      <w:ins w:id="545" w:author="PR Preview" w:date="2026-01-01T00:00:00Z">
+        <w:r>
+          <w:rPr>
+            <w:rStyle w:val="NormalTok"/>
+          </w:rPr>
+          <w:t xml:space="preserve">, </w:t>
+        </w:r>
+      </w:ins>
+      <w:ins w:id="546" w:author="PR Preview" w:date="2026-01-01T00:00:00Z">
         <w:r>
           <w:rPr>
             <w:rStyle w:val="AttributeTok"/>
           </w:rPr>
-          <w:t xml:space="preserve">data =</w:t>
-        </w:r>
-      </w:ins>
-      <w:ins w:id="462" w:author="PR Preview" w:date="2026-01-01T00:00:00Z">
-        <w:r>
-          <w:rPr>
-            <w:rStyle w:val="NormalTok"/>
-          </w:rPr>
-          <w:t xml:space="preserve"> bars0,</w:t>
-        </w:r>
-      </w:ins>
-      <w:ins w:id="463" w:author="PR Preview" w:date="2026-01-01T00:00:00Z">
-        <w:r>
-          <w:br/>
-        </w:r>
-      </w:ins>
-      <w:ins w:id="464" w:author="PR Preview" w:date="2026-01-01T00:00:00Z">
-        <w:r>
-          <w:rPr>
-            <w:rStyle w:val="NormalTok"/>
-          </w:rPr>
-          <w:t xml:space="preserve">            </w:t>
-        </w:r>
-      </w:ins>
-      <w:ins w:id="465" w:author="PR Preview" w:date="2026-01-01T00:00:00Z">
-        <w:r>
-          <w:rPr>
-            <w:rStyle w:val="FunctionTok"/>
-          </w:rPr>
-          <w:t xml:space="preserve">aes</w:t>
-        </w:r>
-      </w:ins>
-      <w:ins w:id="466" w:author="PR Preview" w:date="2026-01-01T00:00:00Z">
-        <w:r>
-          <w:rPr>
-            <w:rStyle w:val="NormalTok"/>
-          </w:rPr>
-          <w:t xml:space="preserve">(</w:t>
-        </w:r>
-      </w:ins>
-      <w:ins w:id="467" w:author="PR Preview" w:date="2026-01-01T00:00:00Z">
-        <w:r>
-          <w:rPr>
-            <w:rStyle w:val="AttributeTok"/>
-          </w:rPr>
-          <w:t xml:space="preserve">xmin =</w:t>
-        </w:r>
-      </w:ins>
-      <w:ins w:id="468" w:author="PR Preview" w:date="2026-01-01T00:00:00Z">
-        <w:r>
-          <w:rPr>
-            <w:rStyle w:val="NormalTok"/>
-          </w:rPr>
-          <w:t xml:space="preserve"> xmin, </w:t>
-        </w:r>
-      </w:ins>
-      <w:ins w:id="469" w:author="PR Preview" w:date="2026-01-01T00:00:00Z">
-        <w:r>
-          <w:rPr>
-            <w:rStyle w:val="AttributeTok"/>
-          </w:rPr>
-          <w:t xml:space="preserve">xmax =</w:t>
-        </w:r>
-      </w:ins>
-      <w:ins w:id="470" w:author="PR Preview" w:date="2026-01-01T00:00:00Z">
-        <w:r>
-          <w:rPr>
-            <w:rStyle w:val="NormalTok"/>
-          </w:rPr>
-          <w:t xml:space="preserve"> xmax, </w:t>
-        </w:r>
-      </w:ins>
-      <w:ins w:id="471" w:author="PR Preview" w:date="2026-01-01T00:00:00Z">
-        <w:r>
-          <w:rPr>
-            <w:rStyle w:val="AttributeTok"/>
-          </w:rPr>
-          <w:t xml:space="preserve">ymin =</w:t>
-        </w:r>
-      </w:ins>
-      <w:ins w:id="472" w:author="PR Preview" w:date="2026-01-01T00:00:00Z">
-        <w:r>
-          <w:rPr>
-            <w:rStyle w:val="NormalTok"/>
-          </w:rPr>
-          <w:t xml:space="preserve"> </w:t>
-        </w:r>
-      </w:ins>
-      <w:ins w:id="473" w:author="PR Preview" w:date="2026-01-01T00:00:00Z">
-        <w:r>
-          <w:rPr>
-            <w:rStyle w:val="DecValTok"/>
-          </w:rPr>
-          <w:t xml:space="preserve">0</w:t>
-        </w:r>
-      </w:ins>
-      <w:ins w:id="474" w:author="PR Preview" w:date="2026-01-01T00:00:00Z">
-        <w:r>
-          <w:rPr>
-            <w:rStyle w:val="NormalTok"/>
-          </w:rPr>
-          <w:t xml:space="preserve">, </w:t>
-        </w:r>
-      </w:ins>
-      <w:ins w:id="475" w:author="PR Preview" w:date="2026-01-01T00:00:00Z">
-        <w:r>
-          <w:rPr>
-            <w:rStyle w:val="AttributeTok"/>
-          </w:rPr>
-          <w:t xml:space="preserve">ymax =</w:t>
-        </w:r>
-      </w:ins>
-      <w:ins w:id="476" w:author="PR Preview" w:date="2026-01-01T00:00:00Z">
-        <w:r>
-          <w:rPr>
-            <w:rStyle w:val="NormalTok"/>
-          </w:rPr>
-          <w:t xml:space="preserve"> height),</w:t>
-        </w:r>
-      </w:ins>
-      <w:ins w:id="477" w:author="PR Preview" w:date="2026-01-01T00:00:00Z">
-        <w:r>
-          <w:br/>
-        </w:r>
-      </w:ins>
-      <w:ins w:id="478" w:author="PR Preview" w:date="2026-01-01T00:00:00Z">
-        <w:r>
-          <w:rPr>
-            <w:rStyle w:val="NormalTok"/>
-          </w:rPr>
-          <w:t xml:space="preserve">            </w:t>
-        </w:r>
-      </w:ins>
-      <w:ins w:id="479" w:author="PR Preview" w:date="2026-01-01T00:00:00Z">
-        <w:r>
-          <w:rPr>
-            <w:rStyle w:val="AttributeTok"/>
-          </w:rPr>
-          <w:t xml:space="preserve">inherit.aes =</w:t>
-        </w:r>
-      </w:ins>
-      <w:ins w:id="480" w:author="PR Preview" w:date="2026-01-01T00:00:00Z">
-        <w:r>
-          <w:rPr>
-            <w:rStyle w:val="NormalTok"/>
-          </w:rPr>
-          <w:t xml:space="preserve"> </w:t>
-        </w:r>
-      </w:ins>
-      <w:ins w:id="481" w:author="PR Preview" w:date="2026-01-01T00:00:00Z">
-        <w:r>
-          <w:rPr>
-            <w:rStyle w:val="ConstantTok"/>
-          </w:rPr>
-          <w:t xml:space="preserve">FALSE</w:t>
-        </w:r>
-      </w:ins>
-      <w:ins w:id="482" w:author="PR Preview" w:date="2026-01-01T00:00:00Z">
-        <w:r>
-          <w:rPr>
-            <w:rStyle w:val="NormalTok"/>
-          </w:rPr>
-          <w:t xml:space="preserve">, </w:t>
-        </w:r>
-      </w:ins>
-      <w:ins w:id="483" w:author="PR Preview" w:date="2026-01-01T00:00:00Z">
-        <w:r>
-          <w:rPr>
-            <w:rStyle w:val="AttributeTok"/>
-          </w:rPr>
-          <w:t xml:space="preserve">alpha =</w:t>
-        </w:r>
-      </w:ins>
-      <w:ins w:id="484" w:author="PR Preview" w:date="2026-01-01T00:00:00Z">
-        <w:r>
-          <w:rPr>
-            <w:rStyle w:val="NormalTok"/>
-          </w:rPr>
-          <w:t xml:space="preserve"> </w:t>
-        </w:r>
-      </w:ins>
-      <w:ins w:id="485" w:author="PR Preview" w:date="2026-01-01T00:00:00Z">
-        <w:r>
-          <w:rPr>
-            <w:rStyle w:val="FloatTok"/>
-          </w:rPr>
-          <w:t xml:space="preserve">0.4</w:t>
-        </w:r>
-      </w:ins>
-      <w:ins w:id="486" w:author="PR Preview" w:date="2026-01-01T00:00:00Z">
-        <w:r>
-          <w:rPr>
-            <w:rStyle w:val="NormalTok"/>
-          </w:rPr>
-          <w:t xml:space="preserve">) </w:t>
-        </w:r>
-      </w:ins>
-      <w:ins w:id="487" w:author="PR Preview" w:date="2026-01-01T00:00:00Z">
-        <w:r>
-          <w:rPr>
-            <w:rStyle w:val="SpecialCharTok"/>
-          </w:rPr>
-          <w:t xml:space="preserve">+</w:t>
-        </w:r>
-      </w:ins>
-      <w:ins w:id="488" w:author="PR Preview" w:date="2026-01-01T00:00:00Z">
-        <w:r>
-          <w:br/>
-        </w:r>
-      </w:ins>
-      <w:ins w:id="489" w:author="PR Preview" w:date="2026-01-01T00:00:00Z">
-        <w:r>
-          <w:rPr>
-            <w:rStyle w:val="NormalTok"/>
-          </w:rPr>
-          <w:t xml:space="preserve">  </w:t>
-        </w:r>
-      </w:ins>
-      <w:ins w:id="490" w:author="PR Preview" w:date="2026-01-01T00:00:00Z">
-        <w:r>
-          <w:rPr>
-            <w:rStyle w:val="FunctionTok"/>
-          </w:rPr>
-          <w:t xml:space="preserve">geom_rect</w:t>
-        </w:r>
-      </w:ins>
-      <w:ins w:id="491" w:author="PR Preview" w:date="2026-01-01T00:00:00Z">
-        <w:r>
-          <w:rPr>
-            <w:rStyle w:val="NormalTok"/>
-          </w:rPr>
-          <w:t xml:space="preserve">(</w:t>
-        </w:r>
-      </w:ins>
-      <w:ins w:id="492" w:author="PR Preview" w:date="2026-01-01T00:00:00Z">
-        <w:r>
-          <w:rPr>
-            <w:rStyle w:val="AttributeTok"/>
-          </w:rPr>
-          <w:t xml:space="preserve">data =</w:t>
-        </w:r>
-      </w:ins>
-      <w:ins w:id="493" w:author="PR Preview" w:date="2026-01-01T00:00:00Z">
-        <w:r>
-          <w:rPr>
-            <w:rStyle w:val="NormalTok"/>
-          </w:rPr>
-          <w:t xml:space="preserve"> bars1,</w:t>
-        </w:r>
-      </w:ins>
-      <w:ins w:id="494" w:author="PR Preview" w:date="2026-01-01T00:00:00Z">
-        <w:r>
-          <w:br/>
-        </w:r>
-      </w:ins>
-      <w:ins w:id="495" w:author="PR Preview" w:date="2026-01-01T00:00:00Z">
-        <w:r>
-          <w:rPr>
-            <w:rStyle w:val="NormalTok"/>
-          </w:rPr>
-          <w:t xml:space="preserve">            </w:t>
-        </w:r>
-      </w:ins>
-      <w:ins w:id="496" w:author="PR Preview" w:date="2026-01-01T00:00:00Z">
-        <w:r>
-          <w:rPr>
-            <w:rStyle w:val="FunctionTok"/>
-          </w:rPr>
-          <w:t xml:space="preserve">aes</w:t>
-        </w:r>
-      </w:ins>
-      <w:ins w:id="497" w:author="PR Preview" w:date="2026-01-01T00:00:00Z">
-        <w:r>
-          <w:rPr>
-            <w:rStyle w:val="NormalTok"/>
-          </w:rPr>
-          <w:t xml:space="preserve">(</w:t>
-        </w:r>
-      </w:ins>
-      <w:ins w:id="498" w:author="PR Preview" w:date="2026-01-01T00:00:00Z">
-        <w:r>
-          <w:rPr>
-            <w:rStyle w:val="AttributeTok"/>
-          </w:rPr>
-          <w:t xml:space="preserve">xmin =</w:t>
-        </w:r>
-      </w:ins>
-      <w:ins w:id="499" w:author="PR Preview" w:date="2026-01-01T00:00:00Z">
-        <w:r>
-          <w:rPr>
-            <w:rStyle w:val="NormalTok"/>
-          </w:rPr>
-          <w:t xml:space="preserve"> xmin, </w:t>
-        </w:r>
-      </w:ins>
-      <w:ins w:id="500" w:author="PR Preview" w:date="2026-01-01T00:00:00Z">
-        <w:r>
-          <w:rPr>
-            <w:rStyle w:val="AttributeTok"/>
-          </w:rPr>
-          <w:t xml:space="preserve">xmax =</w:t>
-        </w:r>
-      </w:ins>
-      <w:ins w:id="501" w:author="PR Preview" w:date="2026-01-01T00:00:00Z">
-        <w:r>
-          <w:rPr>
-            <w:rStyle w:val="NormalTok"/>
-          </w:rPr>
-          <w:t xml:space="preserve"> xmax, </w:t>
-        </w:r>
-      </w:ins>
-      <w:ins w:id="502" w:author="PR Preview" w:date="2026-01-01T00:00:00Z">
-        <w:r>
-          <w:rPr>
-            <w:rStyle w:val="AttributeTok"/>
-          </w:rPr>
-          <w:t xml:space="preserve">ymin =</w:t>
-        </w:r>
-      </w:ins>
-      <w:ins w:id="503" w:author="PR Preview" w:date="2026-01-01T00:00:00Z">
-        <w:r>
-          <w:rPr>
-            <w:rStyle w:val="NormalTok"/>
-          </w:rPr>
-          <w:t xml:space="preserve"> </w:t>
-        </w:r>
-      </w:ins>
-      <w:ins w:id="504" w:author="PR Preview" w:date="2026-01-01T00:00:00Z">
-        <w:r>
-          <w:rPr>
-            <w:rStyle w:val="DecValTok"/>
-          </w:rPr>
-          <w:t xml:space="preserve">1</w:t>
-        </w:r>
-      </w:ins>
-      <w:ins w:id="505" w:author="PR Preview" w:date="2026-01-01T00:00:00Z">
-        <w:r>
-          <w:rPr>
-            <w:rStyle w:val="NormalTok"/>
-          </w:rPr>
-          <w:t xml:space="preserve"> </w:t>
-        </w:r>
-      </w:ins>
-      <w:ins w:id="506" w:author="PR Preview" w:date="2026-01-01T00:00:00Z">
-        <w:r>
-          <w:rPr>
-            <w:rStyle w:val="SpecialCharTok"/>
-          </w:rPr>
-          <w:t xml:space="preserve">-</w:t>
-        </w:r>
-      </w:ins>
-      <w:ins w:id="507" w:author="PR Preview" w:date="2026-01-01T00:00:00Z">
-        <w:r>
-          <w:rPr>
-            <w:rStyle w:val="NormalTok"/>
-          </w:rPr>
-          <w:t xml:space="preserve"> height, </w:t>
-        </w:r>
-      </w:ins>
-      <w:ins w:id="508" w:author="PR Preview" w:date="2026-01-01T00:00:00Z">
-        <w:r>
-          <w:rPr>
-            <w:rStyle w:val="AttributeTok"/>
-          </w:rPr>
-          <w:t xml:space="preserve">ymax =</w:t>
-        </w:r>
-      </w:ins>
-      <w:ins w:id="509" w:author="PR Preview" w:date="2026-01-01T00:00:00Z">
-        <w:r>
-          <w:rPr>
-            <w:rStyle w:val="NormalTok"/>
-          </w:rPr>
-          <w:t xml:space="preserve"> </w:t>
-        </w:r>
-      </w:ins>
-      <w:ins w:id="510" w:author="PR Preview" w:date="2026-01-01T00:00:00Z">
-        <w:r>
-          <w:rPr>
-            <w:rStyle w:val="DecValTok"/>
-          </w:rPr>
-          <w:t xml:space="preserve">1</w:t>
-        </w:r>
-      </w:ins>
-      <w:ins w:id="511" w:author="PR Preview" w:date="2026-01-01T00:00:00Z">
-        <w:r>
-          <w:rPr>
-            <w:rStyle w:val="NormalTok"/>
-          </w:rPr>
-          <w:t xml:space="preserve">),</w:t>
-        </w:r>
-      </w:ins>
-      <w:ins w:id="512" w:author="PR Preview" w:date="2026-01-01T00:00:00Z">
-        <w:r>
-          <w:br/>
-        </w:r>
-      </w:ins>
-      <w:ins w:id="513" w:author="PR Preview" w:date="2026-01-01T00:00:00Z">
-        <w:r>
-          <w:rPr>
-            <w:rStyle w:val="NormalTok"/>
-          </w:rPr>
-          <w:t xml:space="preserve">            </w:t>
-        </w:r>
-      </w:ins>
-      <w:ins w:id="514" w:author="PR Preview" w:date="2026-01-01T00:00:00Z">
-        <w:r>
-          <w:rPr>
-            <w:rStyle w:val="AttributeTok"/>
-          </w:rPr>
-          <w:t xml:space="preserve">inherit.aes =</w:t>
-        </w:r>
-      </w:ins>
-      <w:ins w:id="515" w:author="PR Preview" w:date="2026-01-01T00:00:00Z">
-        <w:r>
-          <w:rPr>
-            <w:rStyle w:val="NormalTok"/>
-          </w:rPr>
-          <w:t xml:space="preserve"> </w:t>
-        </w:r>
-      </w:ins>
-      <w:ins w:id="516" w:author="PR Preview" w:date="2026-01-01T00:00:00Z">
-        <w:r>
-          <w:rPr>
-            <w:rStyle w:val="ConstantTok"/>
-          </w:rPr>
-          <w:t xml:space="preserve">FALSE</w:t>
-        </w:r>
-      </w:ins>
-      <w:ins w:id="517" w:author="PR Preview" w:date="2026-01-01T00:00:00Z">
-        <w:r>
-          <w:rPr>
-            <w:rStyle w:val="NormalTok"/>
-          </w:rPr>
-          <w:t xml:space="preserve">, </w:t>
-        </w:r>
-      </w:ins>
-      <w:ins w:id="518" w:author="PR Preview" w:date="2026-01-01T00:00:00Z">
-        <w:r>
-          <w:rPr>
-            <w:rStyle w:val="AttributeTok"/>
-          </w:rPr>
-          <w:t xml:space="preserve">alpha =</w:t>
-        </w:r>
-      </w:ins>
-      <w:ins w:id="519" w:author="PR Preview" w:date="2026-01-01T00:00:00Z">
-        <w:r>
-          <w:rPr>
-            <w:rStyle w:val="NormalTok"/>
-          </w:rPr>
-          <w:t xml:space="preserve"> </w:t>
-        </w:r>
-      </w:ins>
-      <w:ins w:id="520" w:author="PR Preview" w:date="2026-01-01T00:00:00Z">
-        <w:r>
-          <w:rPr>
-            <w:rStyle w:val="FloatTok"/>
-          </w:rPr>
-          <w:t xml:space="preserve">0.4</w:t>
-        </w:r>
-      </w:ins>
-      <w:ins w:id="521" w:author="PR Preview" w:date="2026-01-01T00:00:00Z">
-        <w:r>
-          <w:rPr>
-            <w:rStyle w:val="NormalTok"/>
-          </w:rPr>
-          <w:t xml:space="preserve">) </w:t>
-        </w:r>
-      </w:ins>
-      <w:ins w:id="522" w:author="PR Preview" w:date="2026-01-01T00:00:00Z">
-        <w:r>
-          <w:rPr>
-            <w:rStyle w:val="SpecialCharTok"/>
-          </w:rPr>
-          <w:t xml:space="preserve">+</w:t>
-        </w:r>
-      </w:ins>
-      <w:ins w:id="523" w:author="PR Preview" w:date="2026-01-01T00:00:00Z">
-        <w:r>
-          <w:br/>
-        </w:r>
-      </w:ins>
-      <w:ins w:id="524" w:author="PR Preview" w:date="2026-01-01T00:00:00Z">
-        <w:r>
-          <w:rPr>
-            <w:rStyle w:val="NormalTok"/>
-          </w:rPr>
-          <w:t xml:space="preserve">  </w:t>
-        </w:r>
-      </w:ins>
-      <w:ins w:id="525" w:author="PR Preview" w:date="2026-01-01T00:00:00Z">
-        <w:r>
-          <w:rPr>
-            <w:rStyle w:val="FunctionTok"/>
-          </w:rPr>
-          <w:t xml:space="preserve">geom_smooth</w:t>
-        </w:r>
-      </w:ins>
-      <w:ins w:id="526" w:author="PR Preview" w:date="2026-01-01T00:00:00Z">
-        <w:r>
-          <w:rPr>
-            <w:rStyle w:val="NormalTok"/>
-          </w:rPr>
-          <w:t xml:space="preserve">(</w:t>
-        </w:r>
-      </w:ins>
-      <w:ins w:id="527" w:author="PR Preview" w:date="2026-01-01T00:00:00Z">
-        <w:r>
-          <w:rPr>
-            <w:rStyle w:val="AttributeTok"/>
-          </w:rPr>
-          <w:t xml:space="preserve">method =</w:t>
-        </w:r>
-      </w:ins>
-      <w:ins w:id="528" w:author="PR Preview" w:date="2026-01-01T00:00:00Z">
-        <w:r>
-          <w:rPr>
-            <w:rStyle w:val="NormalTok"/>
-          </w:rPr>
-          <w:t xml:space="preserve"> </w:t>
-        </w:r>
-      </w:ins>
-      <w:ins w:id="529" w:author="PR Preview" w:date="2026-01-01T00:00:00Z">
+          <w:t xml:space="preserve">y =</w:t>
+        </w:r>
+      </w:ins>
+      <w:ins w:id="547" w:author="PR Preview" w:date="2026-01-01T00:00:00Z">
+        <w:r>
+          <w:rPr>
+            <w:rStyle w:val="NormalTok"/>
+          </w:rPr>
+          <w:t xml:space="preserve"> </w:t>
+        </w:r>
+      </w:ins>
+      <w:ins w:id="548" w:author="PR Preview" w:date="2026-01-01T00:00:00Z">
         <w:r>
           <w:rPr>
             <w:rStyle w:val="StringTok"/>
           </w:rPr>
-          <w:t xml:space="preserve">"lm"</w:t>
-        </w:r>
-      </w:ins>
-      <w:ins w:id="530" w:author="PR Preview" w:date="2026-01-01T00:00:00Z">
-        <w:r>
-          <w:rPr>
-            <w:rStyle w:val="NormalTok"/>
-          </w:rPr>
-          <w:t xml:space="preserve">, </w:t>
-        </w:r>
-      </w:ins>
-      <w:ins w:id="531" w:author="PR Preview" w:date="2026-01-01T00:00:00Z">
-        <w:r>
-          <w:rPr>
-            <w:rStyle w:val="AttributeTok"/>
-          </w:rPr>
-          <w:t xml:space="preserve">se =</w:t>
-        </w:r>
-      </w:ins>
-      <w:ins w:id="532" w:author="PR Preview" w:date="2026-01-01T00:00:00Z">
-        <w:r>
-          <w:rPr>
-            <w:rStyle w:val="NormalTok"/>
-          </w:rPr>
-          <w:t xml:space="preserve"> </w:t>
-        </w:r>
-      </w:ins>
-      <w:ins w:id="533" w:author="PR Preview" w:date="2026-01-01T00:00:00Z">
-        <w:r>
-          <w:rPr>
-            <w:rStyle w:val="ConstantTok"/>
-          </w:rPr>
-          <w:t xml:space="preserve">FALSE</w:t>
-        </w:r>
-      </w:ins>
-      <w:ins w:id="534" w:author="PR Preview" w:date="2026-01-01T00:00:00Z">
-        <w:r>
-          <w:rPr>
-            <w:rStyle w:val="NormalTok"/>
-          </w:rPr>
-          <w:t xml:space="preserve">) </w:t>
-        </w:r>
-      </w:ins>
-      <w:ins w:id="535" w:author="PR Preview" w:date="2026-01-01T00:00:00Z">
-        <w:r>
-          <w:rPr>
-            <w:rStyle w:val="SpecialCharTok"/>
-          </w:rPr>
-          <w:t xml:space="preserve">+</w:t>
-        </w:r>
-      </w:ins>
-      <w:ins w:id="536" w:author="PR Preview" w:date="2026-01-01T00:00:00Z">
-        <w:r>
-          <w:br/>
-        </w:r>
-      </w:ins>
-      <w:ins w:id="537" w:author="PR Preview" w:date="2026-01-01T00:00:00Z">
-        <w:r>
-          <w:rPr>
-            <w:rStyle w:val="NormalTok"/>
-          </w:rPr>
-          <w:t xml:space="preserve">  </w:t>
-        </w:r>
-      </w:ins>
-      <w:ins w:id="538" w:author="PR Preview" w:date="2026-01-01T00:00:00Z">
-        <w:r>
-          <w:rPr>
-            <w:rStyle w:val="FunctionTok"/>
-          </w:rPr>
-          <w:t xml:space="preserve">labs</w:t>
-        </w:r>
-      </w:ins>
-      <w:ins w:id="539" w:author="PR Preview" w:date="2026-01-01T00:00:00Z">
-        <w:r>
-          <w:rPr>
-            <w:rStyle w:val="NormalTok"/>
-          </w:rPr>
-          <w:t xml:space="preserve">(</w:t>
-        </w:r>
-      </w:ins>
-      <w:ins w:id="540" w:author="PR Preview" w:date="2026-01-01T00:00:00Z">
-        <w:r>
-          <w:rPr>
-            <w:rStyle w:val="AttributeTok"/>
-          </w:rPr>
-          <w:t xml:space="preserve">x =</w:t>
-        </w:r>
-      </w:ins>
-      <w:ins w:id="541" w:author="PR Preview" w:date="2026-01-01T00:00:00Z">
-        <w:r>
-          <w:rPr>
-            <w:rStyle w:val="NormalTok"/>
-          </w:rPr>
-          <w:t xml:space="preserve"> </w:t>
-        </w:r>
-      </w:ins>
-      <w:ins w:id="542" w:author="PR Preview" w:date="2026-01-01T00:00:00Z">
-        <w:r>
-          <w:rPr>
-            <w:rStyle w:val="StringTok"/>
-          </w:rPr>
-          <w:t xml:space="preserve">"Body mass index (bmi)"</w:t>
-        </w:r>
-      </w:ins>
-      <w:ins w:id="543" w:author="PR Preview" w:date="2026-01-01T00:00:00Z">
-        <w:r>
-          <w:rPr>
-            <w:rStyle w:val="NormalTok"/>
-          </w:rPr>
-          <w:t xml:space="preserve">, </w:t>
-        </w:r>
-      </w:ins>
-      <w:ins w:id="544" w:author="PR Preview" w:date="2026-01-01T00:00:00Z">
-        <w:r>
-          <w:rPr>
-            <w:rStyle w:val="AttributeTok"/>
-          </w:rPr>
-          <w:t xml:space="preserve">y =</w:t>
-        </w:r>
-      </w:ins>
-      <w:ins w:id="545" w:author="PR Preview" w:date="2026-01-01T00:00:00Z">
-        <w:r>
-          <w:rPr>
-            <w:rStyle w:val="NormalTok"/>
-          </w:rPr>
-          <w:t xml:space="preserve"> </w:t>
-        </w:r>
-      </w:ins>
-      <w:ins w:id="546" w:author="PR Preview" w:date="2026-01-01T00:00:00Z">
-        <w:r>
-          <w:rPr>
-            <w:rStyle w:val="StringTok"/>
-          </w:rPr>
           <w:t xml:space="preserve">"Fitted chd"</w:t>
         </w:r>
       </w:ins>
-      <w:ins w:id="547" w:author="PR Preview" w:date="2026-01-01T00:00:00Z">
+      <w:ins w:id="549" w:author="PR Preview" w:date="2026-01-01T00:00:00Z">
         <w:r>
           <w:rPr>
             <w:rStyle w:val="NormalTok"/>
@@ -4221,7 +4237,7 @@
       <w:pPr>
         <w:pStyle w:val="CaptionedFigure"/>
       </w:pPr>
-      <w:ins w:id="548" w:author="PR Preview" w:date="2026-01-01T00:00:00Z">
+      <w:ins w:id="550" w:author="PR Preview" w:date="2026-01-01T00:00:00Z">
         <w:r>
           <w:drawing>
             <wp:inline>
@@ -4270,17 +4286,17 @@
       <w:pPr>
         <w:pStyle w:val="ImageCaption"/>
       </w:pPr>
-      <w:ins w:id="549" w:author="PR Preview" w:date="2026-01-01T00:00:00Z">
+      <w:ins w:id="551" w:author="PR Preview" w:date="2026-01-01T00:00:00Z">
         <w:r>
           <w:t xml:space="preserve">The same line, with a histogram of</w:t>
         </w:r>
       </w:ins>
-      <w:ins w:id="550" w:author="PR Preview" w:date="2026-01-01T00:00:00Z">
-        <w:r>
-          <w:t xml:space="preserve"> </w:t>
-        </w:r>
-      </w:ins>
-      <w:ins w:id="551" w:author="PR Preview" w:date="2026-01-01T00:00:00Z">
+      <w:ins w:id="552" w:author="PR Preview" w:date="2026-01-01T00:00:00Z">
+        <w:r>
+          <w:t xml:space="preserve"> </w:t>
+        </w:r>
+      </w:ins>
+      <w:ins w:id="553" w:author="PR Preview" w:date="2026-01-01T00:00:00Z">
         <w:r>
           <w:rPr>
             <w:rStyle w:val="VerbatimChar"/>
@@ -4288,22 +4304,22 @@
           <w:t xml:space="preserve">bmi</w:t>
         </w:r>
       </w:ins>
-      <w:ins w:id="552" w:author="PR Preview" w:date="2026-01-01T00:00:00Z">
-        <w:r>
-          <w:t xml:space="preserve"> </w:t>
-        </w:r>
-      </w:ins>
-      <w:ins w:id="553" w:author="PR Preview" w:date="2026-01-01T00:00:00Z">
+      <w:ins w:id="554" w:author="PR Preview" w:date="2026-01-01T00:00:00Z">
+        <w:r>
+          <w:t xml:space="preserve"> </w:t>
+        </w:r>
+      </w:ins>
+      <w:ins w:id="555" w:author="PR Preview" w:date="2026-01-01T00:00:00Z">
         <w:r>
           <w:t xml:space="preserve">for the men with</w:t>
         </w:r>
       </w:ins>
-      <w:ins w:id="554" w:author="PR Preview" w:date="2026-01-01T00:00:00Z">
-        <w:r>
-          <w:t xml:space="preserve"> </w:t>
-        </w:r>
-      </w:ins>
-      <w:ins w:id="555" w:author="PR Preview" w:date="2026-01-01T00:00:00Z">
+      <w:ins w:id="556" w:author="PR Preview" w:date="2026-01-01T00:00:00Z">
+        <w:r>
+          <w:t xml:space="preserve"> </w:t>
+        </w:r>
+      </w:ins>
+      <w:ins w:id="557" w:author="PR Preview" w:date="2026-01-01T00:00:00Z">
         <w:r>
           <w:rPr>
             <w:rStyle w:val="VerbatimChar"/>
@@ -4311,22 +4327,22 @@
           <w:t xml:space="preserve">chd</w:t>
         </w:r>
       </w:ins>
-      <w:ins w:id="556" w:author="PR Preview" w:date="2026-01-01T00:00:00Z">
-        <w:r>
-          <w:t xml:space="preserve"> </w:t>
-        </w:r>
-      </w:ins>
-      <w:ins w:id="557" w:author="PR Preview" w:date="2026-01-01T00:00:00Z">
+      <w:ins w:id="558" w:author="PR Preview" w:date="2026-01-01T00:00:00Z">
+        <w:r>
+          <w:t xml:space="preserve"> </w:t>
+        </w:r>
+      </w:ins>
+      <w:ins w:id="559" w:author="PR Preview" w:date="2026-01-01T00:00:00Z">
         <w:r>
           <w:t xml:space="preserve">= 0 standing on the line y = 0 and one for the men with</w:t>
         </w:r>
       </w:ins>
-      <w:ins w:id="558" w:author="PR Preview" w:date="2026-01-01T00:00:00Z">
-        <w:r>
-          <w:t xml:space="preserve"> </w:t>
-        </w:r>
-      </w:ins>
-      <w:ins w:id="559" w:author="PR Preview" w:date="2026-01-01T00:00:00Z">
+      <w:ins w:id="560" w:author="PR Preview" w:date="2026-01-01T00:00:00Z">
+        <w:r>
+          <w:t xml:space="preserve"> </w:t>
+        </w:r>
+      </w:ins>
+      <w:ins w:id="561" w:author="PR Preview" w:date="2026-01-01T00:00:00Z">
         <w:r>
           <w:rPr>
             <w:rStyle w:val="VerbatimChar"/>
@@ -4334,12 +4350,12 @@
           <w:t xml:space="preserve">chd</w:t>
         </w:r>
       </w:ins>
-      <w:ins w:id="560" w:author="PR Preview" w:date="2026-01-01T00:00:00Z">
-        <w:r>
-          <w:t xml:space="preserve"> </w:t>
-        </w:r>
-      </w:ins>
-      <w:ins w:id="561" w:author="PR Preview" w:date="2026-01-01T00:00:00Z">
+      <w:ins w:id="562" w:author="PR Preview" w:date="2026-01-01T00:00:00Z">
+        <w:r>
+          <w:t xml:space="preserve"> </w:t>
+        </w:r>
+      </w:ins>
+      <w:ins w:id="563" w:author="PR Preview" w:date="2026-01-01T00:00:00Z">
         <w:r>
           <w:t xml:space="preserve">= 1 hanging from the line y = 1. Each histogram is scaled so its tallest bar is 0.3 high.</w:t>
         </w:r>
@@ -4349,7 +4365,7 @@
       <w:pPr>
         <w:pStyle w:val="Heading3"/>
       </w:pPr>
-      <w:ins w:id="562" w:author="PR Preview" w:date="2026-01-01T00:00:00Z">
+      <w:ins w:id="564" w:author="PR Preview" w:date="2026-01-01T00:00:00Z">
         <w:r>
           <w:t xml:space="preserve">Python</w:t>
         </w:r>
@@ -4359,7 +4375,7 @@
       <w:pPr>
         <w:pStyle w:val="SourceCode"/>
       </w:pPr>
-      <w:ins w:id="563" w:author="PR Preview" w:date="2026-01-01T00:00:00Z">
+      <w:ins w:id="565" w:author="PR Preview" w:date="2026-01-01T00:00:00Z">
         <w:r>
           <w:rPr>
             <w:rStyle w:val="NormalTok"/>
@@ -4367,7 +4383,7 @@
           <w:t xml:space="preserve">breaks </w:t>
         </w:r>
       </w:ins>
-      <w:ins w:id="564" w:author="PR Preview" w:date="2026-01-01T00:00:00Z">
+      <w:ins w:id="566" w:author="PR Preview" w:date="2026-01-01T00:00:00Z">
         <w:r>
           <w:rPr>
             <w:rStyle w:val="OperatorTok"/>
@@ -4375,7 +4391,7 @@
           <w:t xml:space="preserve">=</w:t>
         </w:r>
       </w:ins>
-      <w:ins w:id="565" w:author="PR Preview" w:date="2026-01-01T00:00:00Z">
+      <w:ins w:id="567" w:author="PR Preview" w:date="2026-01-01T00:00:00Z">
         <w:r>
           <w:rPr>
             <w:rStyle w:val="NormalTok"/>
@@ -4383,7 +4399,7 @@
           <w:t xml:space="preserve"> np.arange(np.floor(wcgs[</w:t>
         </w:r>
       </w:ins>
-      <w:ins w:id="566" w:author="PR Preview" w:date="2026-01-01T00:00:00Z">
+      <w:ins w:id="568" w:author="PR Preview" w:date="2026-01-01T00:00:00Z">
         <w:r>
           <w:rPr>
             <w:rStyle w:val="StringTok"/>
@@ -4391,7 +4407,7 @@
           <w:t xml:space="preserve">"bmi"</w:t>
         </w:r>
       </w:ins>
-      <w:ins w:id="567" w:author="PR Preview" w:date="2026-01-01T00:00:00Z">
+      <w:ins w:id="569" w:author="PR Preview" w:date="2026-01-01T00:00:00Z">
         <w:r>
           <w:rPr>
             <w:rStyle w:val="NormalTok"/>
@@ -4399,7 +4415,7 @@
           <w:t xml:space="preserve">].</w:t>
         </w:r>
       </w:ins>
-      <w:ins w:id="568" w:author="PR Preview" w:date="2026-01-01T00:00:00Z">
+      <w:ins w:id="570" w:author="PR Preview" w:date="2026-01-01T00:00:00Z">
         <w:r>
           <w:rPr>
             <w:rStyle w:val="BuiltInTok"/>
@@ -4407,7 +4423,7 @@
           <w:t xml:space="preserve">min</w:t>
         </w:r>
       </w:ins>
-      <w:ins w:id="569" w:author="PR Preview" w:date="2026-01-01T00:00:00Z">
+      <w:ins w:id="571" w:author="PR Preview" w:date="2026-01-01T00:00:00Z">
         <w:r>
           <w:rPr>
             <w:rStyle w:val="NormalTok"/>
@@ -4415,7 +4431,7 @@
           <w:t xml:space="preserve">()), np.ceil(wcgs[</w:t>
         </w:r>
       </w:ins>
-      <w:ins w:id="570" w:author="PR Preview" w:date="2026-01-01T00:00:00Z">
+      <w:ins w:id="572" w:author="PR Preview" w:date="2026-01-01T00:00:00Z">
         <w:r>
           <w:rPr>
             <w:rStyle w:val="StringTok"/>
@@ -4423,7 +4439,7 @@
           <w:t xml:space="preserve">"bmi"</w:t>
         </w:r>
       </w:ins>
-      <w:ins w:id="571" w:author="PR Preview" w:date="2026-01-01T00:00:00Z">
+      <w:ins w:id="573" w:author="PR Preview" w:date="2026-01-01T00:00:00Z">
         <w:r>
           <w:rPr>
             <w:rStyle w:val="NormalTok"/>
@@ -4431,7 +4447,7 @@
           <w:t xml:space="preserve">].</w:t>
         </w:r>
       </w:ins>
-      <w:ins w:id="572" w:author="PR Preview" w:date="2026-01-01T00:00:00Z">
+      <w:ins w:id="574" w:author="PR Preview" w:date="2026-01-01T00:00:00Z">
         <w:r>
           <w:rPr>
             <w:rStyle w:val="BuiltInTok"/>
@@ -4439,7 +4455,7 @@
           <w:t xml:space="preserve">max</w:t>
         </w:r>
       </w:ins>
-      <w:ins w:id="573" w:author="PR Preview" w:date="2026-01-01T00:00:00Z">
+      <w:ins w:id="575" w:author="PR Preview" w:date="2026-01-01T00:00:00Z">
         <w:r>
           <w:rPr>
             <w:rStyle w:val="NormalTok"/>
@@ -4447,7 +4463,7 @@
           <w:t xml:space="preserve">()) </w:t>
         </w:r>
       </w:ins>
-      <w:ins w:id="574" w:author="PR Preview" w:date="2026-01-01T00:00:00Z">
+      <w:ins w:id="576" w:author="PR Preview" w:date="2026-01-01T00:00:00Z">
         <w:r>
           <w:rPr>
             <w:rStyle w:val="OperatorTok"/>
@@ -4455,15 +4471,15 @@
           <w:t xml:space="preserve">+</w:t>
         </w:r>
       </w:ins>
-      <w:ins w:id="575" w:author="PR Preview" w:date="2026-01-01T00:00:00Z">
-        <w:r>
-          <w:rPr>
-            <w:rStyle w:val="NormalTok"/>
-          </w:rPr>
-          <w:t xml:space="preserve"> </w:t>
-        </w:r>
-      </w:ins>
-      <w:ins w:id="576" w:author="PR Preview" w:date="2026-01-01T00:00:00Z">
+      <w:ins w:id="577" w:author="PR Preview" w:date="2026-01-01T00:00:00Z">
+        <w:r>
+          <w:rPr>
+            <w:rStyle w:val="NormalTok"/>
+          </w:rPr>
+          <w:t xml:space="preserve"> </w:t>
+        </w:r>
+      </w:ins>
+      <w:ins w:id="578" w:author="PR Preview" w:date="2026-01-01T00:00:00Z">
         <w:r>
           <w:rPr>
             <w:rStyle w:val="DecValTok"/>
@@ -4471,7 +4487,7 @@
           <w:t xml:space="preserve">1</w:t>
         </w:r>
       </w:ins>
-      <w:ins w:id="577" w:author="PR Preview" w:date="2026-01-01T00:00:00Z">
+      <w:ins w:id="579" w:author="PR Preview" w:date="2026-01-01T00:00:00Z">
         <w:r>
           <w:rPr>
             <w:rStyle w:val="NormalTok"/>
@@ -4479,17 +4495,17 @@
           <w:t xml:space="preserve">)</w:t>
         </w:r>
       </w:ins>
-      <w:ins w:id="578" w:author="PR Preview" w:date="2026-01-01T00:00:00Z">
+      <w:ins w:id="580" w:author="PR Preview" w:date="2026-01-01T00:00:00Z">
         <w:r>
           <w:br/>
         </w:r>
       </w:ins>
-      <w:ins w:id="579" w:author="PR Preview" w:date="2026-01-01T00:00:00Z">
+      <w:ins w:id="581" w:author="PR Preview" w:date="2026-01-01T00:00:00Z">
         <w:r>
           <w:br/>
         </w:r>
       </w:ins>
-      <w:ins w:id="580" w:author="PR Preview" w:date="2026-01-01T00:00:00Z">
+      <w:ins w:id="582" w:author="PR Preview" w:date="2026-01-01T00:00:00Z">
         <w:r>
           <w:rPr>
             <w:rStyle w:val="NormalTok"/>
@@ -4497,7 +4513,7 @@
           <w:t xml:space="preserve">fig, ax </w:t>
         </w:r>
       </w:ins>
-      <w:ins w:id="581" w:author="PR Preview" w:date="2026-01-01T00:00:00Z">
+      <w:ins w:id="583" w:author="PR Preview" w:date="2026-01-01T00:00:00Z">
         <w:r>
           <w:rPr>
             <w:rStyle w:val="OperatorTok"/>
@@ -4505,7 +4521,7 @@
           <w:t xml:space="preserve">=</w:t>
         </w:r>
       </w:ins>
-      <w:ins w:id="582" w:author="PR Preview" w:date="2026-01-01T00:00:00Z">
+      <w:ins w:id="584" w:author="PR Preview" w:date="2026-01-01T00:00:00Z">
         <w:r>
           <w:rPr>
             <w:rStyle w:val="NormalTok"/>
@@ -4513,12 +4529,12 @@
           <w:t xml:space="preserve"> plt.subplots()</w:t>
         </w:r>
       </w:ins>
-      <w:ins w:id="583" w:author="PR Preview" w:date="2026-01-01T00:00:00Z">
+      <w:ins w:id="585" w:author="PR Preview" w:date="2026-01-01T00:00:00Z">
         <w:r>
           <w:br/>
         </w:r>
       </w:ins>
-      <w:ins w:id="584" w:author="PR Preview" w:date="2026-01-01T00:00:00Z">
+      <w:ins w:id="586" w:author="PR Preview" w:date="2026-01-01T00:00:00Z">
         <w:r>
           <w:rPr>
             <w:rStyle w:val="ControlFlowTok"/>
@@ -4526,7 +4542,7 @@
           <w:t xml:space="preserve">for</w:t>
         </w:r>
       </w:ins>
-      <w:ins w:id="585" w:author="PR Preview" w:date="2026-01-01T00:00:00Z">
+      <w:ins w:id="587" w:author="PR Preview" w:date="2026-01-01T00:00:00Z">
         <w:r>
           <w:rPr>
             <w:rStyle w:val="NormalTok"/>
@@ -4534,7 +4550,7 @@
           <w:t xml:space="preserve"> chd, base, sign </w:t>
         </w:r>
       </w:ins>
-      <w:ins w:id="586" w:author="PR Preview" w:date="2026-01-01T00:00:00Z">
+      <w:ins w:id="588" w:author="PR Preview" w:date="2026-01-01T00:00:00Z">
         <w:r>
           <w:rPr>
             <w:rStyle w:val="KeywordTok"/>
@@ -4542,7 +4558,7 @@
           <w:t xml:space="preserve">in</w:t>
         </w:r>
       </w:ins>
-      <w:ins w:id="587" w:author="PR Preview" w:date="2026-01-01T00:00:00Z">
+      <w:ins w:id="589" w:author="PR Preview" w:date="2026-01-01T00:00:00Z">
         <w:r>
           <w:rPr>
             <w:rStyle w:val="NormalTok"/>
@@ -4550,7 +4566,7 @@
           <w:t xml:space="preserve"> [(</w:t>
         </w:r>
       </w:ins>
-      <w:ins w:id="588" w:author="PR Preview" w:date="2026-01-01T00:00:00Z">
+      <w:ins w:id="590" w:author="PR Preview" w:date="2026-01-01T00:00:00Z">
         <w:r>
           <w:rPr>
             <w:rStyle w:val="DecValTok"/>
@@ -4558,7 +4574,7 @@
           <w:t xml:space="preserve">0</w:t>
         </w:r>
       </w:ins>
-      <w:ins w:id="589" w:author="PR Preview" w:date="2026-01-01T00:00:00Z">
+      <w:ins w:id="591" w:author="PR Preview" w:date="2026-01-01T00:00:00Z">
         <w:r>
           <w:rPr>
             <w:rStyle w:val="NormalTok"/>
@@ -4566,7 +4582,7 @@
           <w:t xml:space="preserve">, </w:t>
         </w:r>
       </w:ins>
-      <w:ins w:id="590" w:author="PR Preview" w:date="2026-01-01T00:00:00Z">
+      <w:ins w:id="592" w:author="PR Preview" w:date="2026-01-01T00:00:00Z">
         <w:r>
           <w:rPr>
             <w:rStyle w:val="FloatTok"/>
@@ -4574,7 +4590,7 @@
           <w:t xml:space="preserve">0.0</w:t>
         </w:r>
       </w:ins>
-      <w:ins w:id="591" w:author="PR Preview" w:date="2026-01-01T00:00:00Z">
+      <w:ins w:id="593" w:author="PR Preview" w:date="2026-01-01T00:00:00Z">
         <w:r>
           <w:rPr>
             <w:rStyle w:val="NormalTok"/>
@@ -4582,7 +4598,7 @@
           <w:t xml:space="preserve">, </w:t>
         </w:r>
       </w:ins>
-      <w:ins w:id="592" w:author="PR Preview" w:date="2026-01-01T00:00:00Z">
+      <w:ins w:id="594" w:author="PR Preview" w:date="2026-01-01T00:00:00Z">
         <w:r>
           <w:rPr>
             <w:rStyle w:val="DecValTok"/>
@@ -4590,7 +4606,7 @@
           <w:t xml:space="preserve">1</w:t>
         </w:r>
       </w:ins>
-      <w:ins w:id="593" w:author="PR Preview" w:date="2026-01-01T00:00:00Z">
+      <w:ins w:id="595" w:author="PR Preview" w:date="2026-01-01T00:00:00Z">
         <w:r>
           <w:rPr>
             <w:rStyle w:val="NormalTok"/>
@@ -4598,7 +4614,7 @@
           <w:t xml:space="preserve">), (</w:t>
         </w:r>
       </w:ins>
-      <w:ins w:id="594" w:author="PR Preview" w:date="2026-01-01T00:00:00Z">
+      <w:ins w:id="596" w:author="PR Preview" w:date="2026-01-01T00:00:00Z">
         <w:r>
           <w:rPr>
             <w:rStyle w:val="DecValTok"/>
@@ -4606,7 +4622,7 @@
           <w:t xml:space="preserve">1</w:t>
         </w:r>
       </w:ins>
-      <w:ins w:id="595" w:author="PR Preview" w:date="2026-01-01T00:00:00Z">
+      <w:ins w:id="597" w:author="PR Preview" w:date="2026-01-01T00:00:00Z">
         <w:r>
           <w:rPr>
             <w:rStyle w:val="NormalTok"/>
@@ -4614,7 +4630,7 @@
           <w:t xml:space="preserve">, </w:t>
         </w:r>
       </w:ins>
-      <w:ins w:id="596" w:author="PR Preview" w:date="2026-01-01T00:00:00Z">
+      <w:ins w:id="598" w:author="PR Preview" w:date="2026-01-01T00:00:00Z">
         <w:r>
           <w:rPr>
             <w:rStyle w:val="FloatTok"/>
@@ -4622,7 +4638,7 @@
           <w:t xml:space="preserve">1.0</w:t>
         </w:r>
       </w:ins>
-      <w:ins w:id="597" w:author="PR Preview" w:date="2026-01-01T00:00:00Z">
+      <w:ins w:id="599" w:author="PR Preview" w:date="2026-01-01T00:00:00Z">
         <w:r>
           <w:rPr>
             <w:rStyle w:val="NormalTok"/>
@@ -4630,7 +4646,7 @@
           <w:t xml:space="preserve">, </w:t>
         </w:r>
       </w:ins>
-      <w:ins w:id="598" w:author="PR Preview" w:date="2026-01-01T00:00:00Z">
+      <w:ins w:id="600" w:author="PR Preview" w:date="2026-01-01T00:00:00Z">
         <w:r>
           <w:rPr>
             <w:rStyle w:val="OperatorTok"/>
@@ -4638,7 +4654,7 @@
           <w:t xml:space="preserve">-</w:t>
         </w:r>
       </w:ins>
-      <w:ins w:id="599" w:author="PR Preview" w:date="2026-01-01T00:00:00Z">
+      <w:ins w:id="601" w:author="PR Preview" w:date="2026-01-01T00:00:00Z">
         <w:r>
           <w:rPr>
             <w:rStyle w:val="DecValTok"/>
@@ -4646,7 +4662,7 @@
           <w:t xml:space="preserve">1</w:t>
         </w:r>
       </w:ins>
-      <w:ins w:id="600" w:author="PR Preview" w:date="2026-01-01T00:00:00Z">
+      <w:ins w:id="602" w:author="PR Preview" w:date="2026-01-01T00:00:00Z">
         <w:r>
           <w:rPr>
             <w:rStyle w:val="NormalTok"/>
@@ -4654,12 +4670,12 @@
           <w:t xml:space="preserve">)]:</w:t>
         </w:r>
       </w:ins>
-      <w:ins w:id="601" w:author="PR Preview" w:date="2026-01-01T00:00:00Z">
+      <w:ins w:id="603" w:author="PR Preview" w:date="2026-01-01T00:00:00Z">
         <w:r>
           <w:br/>
         </w:r>
       </w:ins>
-      <w:ins w:id="602" w:author="PR Preview" w:date="2026-01-01T00:00:00Z">
+      <w:ins w:id="604" w:author="PR Preview" w:date="2026-01-01T00:00:00Z">
         <w:r>
           <w:rPr>
             <w:rStyle w:val="NormalTok"/>
@@ -4667,7 +4683,7 @@
           <w:t xml:space="preserve">    counts, _ </w:t>
         </w:r>
       </w:ins>
-      <w:ins w:id="603" w:author="PR Preview" w:date="2026-01-01T00:00:00Z">
+      <w:ins w:id="605" w:author="PR Preview" w:date="2026-01-01T00:00:00Z">
         <w:r>
           <w:rPr>
             <w:rStyle w:val="OperatorTok"/>
@@ -4675,7 +4691,7 @@
           <w:t xml:space="preserve">=</w:t>
         </w:r>
       </w:ins>
-      <w:ins w:id="604" w:author="PR Preview" w:date="2026-01-01T00:00:00Z">
+      <w:ins w:id="606" w:author="PR Preview" w:date="2026-01-01T00:00:00Z">
         <w:r>
           <w:rPr>
             <w:rStyle w:val="NormalTok"/>
@@ -4683,7 +4699,7 @@
           <w:t xml:space="preserve"> np.histogram(wcgs.loc[wcgs[</w:t>
         </w:r>
       </w:ins>
-      <w:ins w:id="605" w:author="PR Preview" w:date="2026-01-01T00:00:00Z">
+      <w:ins w:id="607" w:author="PR Preview" w:date="2026-01-01T00:00:00Z">
         <w:r>
           <w:rPr>
             <w:rStyle w:val="StringTok"/>
@@ -4691,7 +4707,7 @@
           <w:t xml:space="preserve">"chd"</w:t>
         </w:r>
       </w:ins>
-      <w:ins w:id="606" w:author="PR Preview" w:date="2026-01-01T00:00:00Z">
+      <w:ins w:id="608" w:author="PR Preview" w:date="2026-01-01T00:00:00Z">
         <w:r>
           <w:rPr>
             <w:rStyle w:val="NormalTok"/>
@@ -4699,7 +4715,7 @@
           <w:t xml:space="preserve">] </w:t>
         </w:r>
       </w:ins>
-      <w:ins w:id="607" w:author="PR Preview" w:date="2026-01-01T00:00:00Z">
+      <w:ins w:id="609" w:author="PR Preview" w:date="2026-01-01T00:00:00Z">
         <w:r>
           <w:rPr>
             <w:rStyle w:val="OperatorTok"/>
@@ -4707,7 +4723,7 @@
           <w:t xml:space="preserve">==</w:t>
         </w:r>
       </w:ins>
-      <w:ins w:id="608" w:author="PR Preview" w:date="2026-01-01T00:00:00Z">
+      <w:ins w:id="610" w:author="PR Preview" w:date="2026-01-01T00:00:00Z">
         <w:r>
           <w:rPr>
             <w:rStyle w:val="NormalTok"/>
@@ -4715,7 +4731,7 @@
           <w:t xml:space="preserve"> chd, </w:t>
         </w:r>
       </w:ins>
-      <w:ins w:id="609" w:author="PR Preview" w:date="2026-01-01T00:00:00Z">
+      <w:ins w:id="611" w:author="PR Preview" w:date="2026-01-01T00:00:00Z">
         <w:r>
           <w:rPr>
             <w:rStyle w:val="StringTok"/>
@@ -4723,7 +4739,7 @@
           <w:t xml:space="preserve">"bmi"</w:t>
         </w:r>
       </w:ins>
-      <w:ins w:id="610" w:author="PR Preview" w:date="2026-01-01T00:00:00Z">
+      <w:ins w:id="612" w:author="PR Preview" w:date="2026-01-01T00:00:00Z">
         <w:r>
           <w:rPr>
             <w:rStyle w:val="NormalTok"/>
@@ -4731,7 +4747,7 @@
           <w:t xml:space="preserve">], bins</w:t>
         </w:r>
       </w:ins>
-      <w:ins w:id="611" w:author="PR Preview" w:date="2026-01-01T00:00:00Z">
+      <w:ins w:id="613" w:author="PR Preview" w:date="2026-01-01T00:00:00Z">
         <w:r>
           <w:rPr>
             <w:rStyle w:val="OperatorTok"/>
@@ -4739,7 +4755,7 @@
           <w:t xml:space="preserve">=</w:t>
         </w:r>
       </w:ins>
-      <w:ins w:id="612" w:author="PR Preview" w:date="2026-01-01T00:00:00Z">
+      <w:ins w:id="614" w:author="PR Preview" w:date="2026-01-01T00:00:00Z">
         <w:r>
           <w:rPr>
             <w:rStyle w:val="NormalTok"/>
@@ -4747,12 +4763,12 @@
           <w:t xml:space="preserve">breaks)</w:t>
         </w:r>
       </w:ins>
-      <w:ins w:id="613" w:author="PR Preview" w:date="2026-01-01T00:00:00Z">
+      <w:ins w:id="615" w:author="PR Preview" w:date="2026-01-01T00:00:00Z">
         <w:r>
           <w:br/>
         </w:r>
       </w:ins>
-      <w:ins w:id="614" w:author="PR Preview" w:date="2026-01-01T00:00:00Z">
+      <w:ins w:id="616" w:author="PR Preview" w:date="2026-01-01T00:00:00Z">
         <w:r>
           <w:rPr>
             <w:rStyle w:val="NormalTok"/>
@@ -4760,7 +4776,7 @@
           <w:t xml:space="preserve">    ax.bar(breaks[:</w:t>
         </w:r>
       </w:ins>
-      <w:ins w:id="615" w:author="PR Preview" w:date="2026-01-01T00:00:00Z">
+      <w:ins w:id="617" w:author="PR Preview" w:date="2026-01-01T00:00:00Z">
         <w:r>
           <w:rPr>
             <w:rStyle w:val="OperatorTok"/>
@@ -4768,7 +4784,7 @@
           <w:t xml:space="preserve">-</w:t>
         </w:r>
       </w:ins>
-      <w:ins w:id="616" w:author="PR Preview" w:date="2026-01-01T00:00:00Z">
+      <w:ins w:id="618" w:author="PR Preview" w:date="2026-01-01T00:00:00Z">
         <w:r>
           <w:rPr>
             <w:rStyle w:val="DecValTok"/>
@@ -4776,7 +4792,7 @@
           <w:t xml:space="preserve">1</w:t>
         </w:r>
       </w:ins>
-      <w:ins w:id="617" w:author="PR Preview" w:date="2026-01-01T00:00:00Z">
+      <w:ins w:id="619" w:author="PR Preview" w:date="2026-01-01T00:00:00Z">
         <w:r>
           <w:rPr>
             <w:rStyle w:val="NormalTok"/>
@@ -4784,7 +4800,7 @@
           <w:t xml:space="preserve">], sign </w:t>
         </w:r>
       </w:ins>
-      <w:ins w:id="618" w:author="PR Preview" w:date="2026-01-01T00:00:00Z">
+      <w:ins w:id="620" w:author="PR Preview" w:date="2026-01-01T00:00:00Z">
         <w:r>
           <w:rPr>
             <w:rStyle w:val="OperatorTok"/>
@@ -4792,15 +4808,15 @@
           <w:t xml:space="preserve">*</w:t>
         </w:r>
       </w:ins>
-      <w:ins w:id="619" w:author="PR Preview" w:date="2026-01-01T00:00:00Z">
-        <w:r>
-          <w:rPr>
-            <w:rStyle w:val="NormalTok"/>
-          </w:rPr>
-          <w:t xml:space="preserve"> </w:t>
-        </w:r>
-      </w:ins>
-      <w:ins w:id="620" w:author="PR Preview" w:date="2026-01-01T00:00:00Z">
+      <w:ins w:id="621" w:author="PR Preview" w:date="2026-01-01T00:00:00Z">
+        <w:r>
+          <w:rPr>
+            <w:rStyle w:val="NormalTok"/>
+          </w:rPr>
+          <w:t xml:space="preserve"> </w:t>
+        </w:r>
+      </w:ins>
+      <w:ins w:id="622" w:author="PR Preview" w:date="2026-01-01T00:00:00Z">
         <w:r>
           <w:rPr>
             <w:rStyle w:val="FloatTok"/>
@@ -4808,15 +4824,15 @@
           <w:t xml:space="preserve">0.3</w:t>
         </w:r>
       </w:ins>
-      <w:ins w:id="621" w:author="PR Preview" w:date="2026-01-01T00:00:00Z">
-        <w:r>
-          <w:rPr>
-            <w:rStyle w:val="NormalTok"/>
-          </w:rPr>
-          <w:t xml:space="preserve"> </w:t>
-        </w:r>
-      </w:ins>
-      <w:ins w:id="622" w:author="PR Preview" w:date="2026-01-01T00:00:00Z">
+      <w:ins w:id="623" w:author="PR Preview" w:date="2026-01-01T00:00:00Z">
+        <w:r>
+          <w:rPr>
+            <w:rStyle w:val="NormalTok"/>
+          </w:rPr>
+          <w:t xml:space="preserve"> </w:t>
+        </w:r>
+      </w:ins>
+      <w:ins w:id="624" w:author="PR Preview" w:date="2026-01-01T00:00:00Z">
         <w:r>
           <w:rPr>
             <w:rStyle w:val="OperatorTok"/>
@@ -4824,7 +4840,7 @@
           <w:t xml:space="preserve">*</w:t>
         </w:r>
       </w:ins>
-      <w:ins w:id="623" w:author="PR Preview" w:date="2026-01-01T00:00:00Z">
+      <w:ins w:id="625" w:author="PR Preview" w:date="2026-01-01T00:00:00Z">
         <w:r>
           <w:rPr>
             <w:rStyle w:val="NormalTok"/>
@@ -4832,7 +4848,7 @@
           <w:t xml:space="preserve"> counts </w:t>
         </w:r>
       </w:ins>
-      <w:ins w:id="624" w:author="PR Preview" w:date="2026-01-01T00:00:00Z">
+      <w:ins w:id="626" w:author="PR Preview" w:date="2026-01-01T00:00:00Z">
         <w:r>
           <w:rPr>
             <w:rStyle w:val="OperatorTok"/>
@@ -4840,7 +4856,7 @@
           <w:t xml:space="preserve">/</w:t>
         </w:r>
       </w:ins>
-      <w:ins w:id="625" w:author="PR Preview" w:date="2026-01-01T00:00:00Z">
+      <w:ins w:id="627" w:author="PR Preview" w:date="2026-01-01T00:00:00Z">
         <w:r>
           <w:rPr>
             <w:rStyle w:val="NormalTok"/>
@@ -4848,7 +4864,7 @@
           <w:t xml:space="preserve"> counts.</w:t>
         </w:r>
       </w:ins>
-      <w:ins w:id="626" w:author="PR Preview" w:date="2026-01-01T00:00:00Z">
+      <w:ins w:id="628" w:author="PR Preview" w:date="2026-01-01T00:00:00Z">
         <w:r>
           <w:rPr>
             <w:rStyle w:val="BuiltInTok"/>
@@ -4856,7 +4872,7 @@
           <w:t xml:space="preserve">max</w:t>
         </w:r>
       </w:ins>
-      <w:ins w:id="627" w:author="PR Preview" w:date="2026-01-01T00:00:00Z">
+      <w:ins w:id="629" w:author="PR Preview" w:date="2026-01-01T00:00:00Z">
         <w:r>
           <w:rPr>
             <w:rStyle w:val="NormalTok"/>
@@ -4864,7 +4880,7 @@
           <w:t xml:space="preserve">(), width</w:t>
         </w:r>
       </w:ins>
-      <w:ins w:id="628" w:author="PR Preview" w:date="2026-01-01T00:00:00Z">
+      <w:ins w:id="630" w:author="PR Preview" w:date="2026-01-01T00:00:00Z">
         <w:r>
           <w:rPr>
             <w:rStyle w:val="OperatorTok"/>
@@ -4872,7 +4888,7 @@
           <w:t xml:space="preserve">=</w:t>
         </w:r>
       </w:ins>
-      <w:ins w:id="629" w:author="PR Preview" w:date="2026-01-01T00:00:00Z">
+      <w:ins w:id="631" w:author="PR Preview" w:date="2026-01-01T00:00:00Z">
         <w:r>
           <w:rPr>
             <w:rStyle w:val="DecValTok"/>
@@ -4880,7 +4896,7 @@
           <w:t xml:space="preserve">1</w:t>
         </w:r>
       </w:ins>
-      <w:ins w:id="630" w:author="PR Preview" w:date="2026-01-01T00:00:00Z">
+      <w:ins w:id="632" w:author="PR Preview" w:date="2026-01-01T00:00:00Z">
         <w:r>
           <w:rPr>
             <w:rStyle w:val="NormalTok"/>
@@ -4888,12 +4904,12 @@
           <w:t xml:space="preserve">,</w:t>
         </w:r>
       </w:ins>
-      <w:ins w:id="631" w:author="PR Preview" w:date="2026-01-01T00:00:00Z">
+      <w:ins w:id="633" w:author="PR Preview" w:date="2026-01-01T00:00:00Z">
         <w:r>
           <w:br/>
         </w:r>
       </w:ins>
-      <w:ins w:id="632" w:author="PR Preview" w:date="2026-01-01T00:00:00Z">
+      <w:ins w:id="634" w:author="PR Preview" w:date="2026-01-01T00:00:00Z">
         <w:r>
           <w:rPr>
             <w:rStyle w:val="NormalTok"/>
@@ -4901,7 +4917,7 @@
           <w:t xml:space="preserve">           bottom</w:t>
         </w:r>
       </w:ins>
-      <w:ins w:id="633" w:author="PR Preview" w:date="2026-01-01T00:00:00Z">
+      <w:ins w:id="635" w:author="PR Preview" w:date="2026-01-01T00:00:00Z">
         <w:r>
           <w:rPr>
             <w:rStyle w:val="OperatorTok"/>
@@ -4909,7 +4925,7 @@
           <w:t xml:space="preserve">=</w:t>
         </w:r>
       </w:ins>
-      <w:ins w:id="634" w:author="PR Preview" w:date="2026-01-01T00:00:00Z">
+      <w:ins w:id="636" w:author="PR Preview" w:date="2026-01-01T00:00:00Z">
         <w:r>
           <w:rPr>
             <w:rStyle w:val="NormalTok"/>
@@ -4917,7 +4933,7 @@
           <w:t xml:space="preserve">base, align</w:t>
         </w:r>
       </w:ins>
-      <w:ins w:id="635" w:author="PR Preview" w:date="2026-01-01T00:00:00Z">
+      <w:ins w:id="637" w:author="PR Preview" w:date="2026-01-01T00:00:00Z">
         <w:r>
           <w:rPr>
             <w:rStyle w:val="OperatorTok"/>
@@ -4925,7 +4941,7 @@
           <w:t xml:space="preserve">=</w:t>
         </w:r>
       </w:ins>
-      <w:ins w:id="636" w:author="PR Preview" w:date="2026-01-01T00:00:00Z">
+      <w:ins w:id="638" w:author="PR Preview" w:date="2026-01-01T00:00:00Z">
         <w:r>
           <w:rPr>
             <w:rStyle w:val="StringTok"/>
@@ -4933,7 +4949,7 @@
           <w:t xml:space="preserve">"edge"</w:t>
         </w:r>
       </w:ins>
-      <w:ins w:id="637" w:author="PR Preview" w:date="2026-01-01T00:00:00Z">
+      <w:ins w:id="639" w:author="PR Preview" w:date="2026-01-01T00:00:00Z">
         <w:r>
           <w:rPr>
             <w:rStyle w:val="NormalTok"/>
@@ -4941,7 +4957,7 @@
           <w:t xml:space="preserve">, alpha</w:t>
         </w:r>
       </w:ins>
-      <w:ins w:id="638" w:author="PR Preview" w:date="2026-01-01T00:00:00Z">
+      <w:ins w:id="640" w:author="PR Preview" w:date="2026-01-01T00:00:00Z">
         <w:r>
           <w:rPr>
             <w:rStyle w:val="OperatorTok"/>
@@ -4949,7 +4965,7 @@
           <w:t xml:space="preserve">=</w:t>
         </w:r>
       </w:ins>
-      <w:ins w:id="639" w:author="PR Preview" w:date="2026-01-01T00:00:00Z">
+      <w:ins w:id="641" w:author="PR Preview" w:date="2026-01-01T00:00:00Z">
         <w:r>
           <w:rPr>
             <w:rStyle w:val="FloatTok"/>
@@ -4957,7 +4973,7 @@
           <w:t xml:space="preserve">0.4</w:t>
         </w:r>
       </w:ins>
-      <w:ins w:id="640" w:author="PR Preview" w:date="2026-01-01T00:00:00Z">
+      <w:ins w:id="642" w:author="PR Preview" w:date="2026-01-01T00:00:00Z">
         <w:r>
           <w:rPr>
             <w:rStyle w:val="NormalTok"/>
@@ -4965,12 +4981,12 @@
           <w:t xml:space="preserve">)</w:t>
         </w:r>
       </w:ins>
-      <w:ins w:id="641" w:author="PR Preview" w:date="2026-01-01T00:00:00Z">
+      <w:ins w:id="643" w:author="PR Preview" w:date="2026-01-01T00:00:00Z">
         <w:r>
           <w:br/>
         </w:r>
       </w:ins>
-      <w:ins w:id="642" w:author="PR Preview" w:date="2026-01-01T00:00:00Z">
+      <w:ins w:id="644" w:author="PR Preview" w:date="2026-01-01T00:00:00Z">
         <w:r>
           <w:rPr>
             <w:rStyle w:val="CommentTok"/>
@@ -4978,12 +4994,12 @@
           <w:t xml:space="preserve">#&gt; &lt;BarContainer object of 28 artists&gt;</w:t>
         </w:r>
       </w:ins>
-      <w:ins w:id="643" w:author="PR Preview" w:date="2026-01-01T00:00:00Z">
+      <w:ins w:id="645" w:author="PR Preview" w:date="2026-01-01T00:00:00Z">
         <w:r>
           <w:br/>
         </w:r>
       </w:ins>
-      <w:ins w:id="644" w:author="PR Preview" w:date="2026-01-01T00:00:00Z">
+      <w:ins w:id="646" w:author="PR Preview" w:date="2026-01-01T00:00:00Z">
         <w:r>
           <w:rPr>
             <w:rStyle w:val="CommentTok"/>
@@ -4991,12 +5007,12 @@
           <w:t xml:space="preserve">#&gt; &lt;BarContainer object of 28 artists&gt;</w:t>
         </w:r>
       </w:ins>
-      <w:ins w:id="645" w:author="PR Preview" w:date="2026-01-01T00:00:00Z">
+      <w:ins w:id="647" w:author="PR Preview" w:date="2026-01-01T00:00:00Z">
         <w:r>
           <w:br/>
         </w:r>
       </w:ins>
-      <w:ins w:id="646" w:author="PR Preview" w:date="2026-01-01T00:00:00Z">
+      <w:ins w:id="648" w:author="PR Preview" w:date="2026-01-01T00:00:00Z">
         <w:r>
           <w:rPr>
             <w:rStyle w:val="NormalTok"/>
@@ -5004,7 +5020,7 @@
           <w:t xml:space="preserve">ax.plot(wcgs[</w:t>
         </w:r>
       </w:ins>
-      <w:ins w:id="647" w:author="PR Preview" w:date="2026-01-01T00:00:00Z">
+      <w:ins w:id="649" w:author="PR Preview" w:date="2026-01-01T00:00:00Z">
         <w:r>
           <w:rPr>
             <w:rStyle w:val="StringTok"/>
@@ -5012,7 +5028,7 @@
           <w:t xml:space="preserve">"bmi"</w:t>
         </w:r>
       </w:ins>
-      <w:ins w:id="648" w:author="PR Preview" w:date="2026-01-01T00:00:00Z">
+      <w:ins w:id="650" w:author="PR Preview" w:date="2026-01-01T00:00:00Z">
         <w:r>
           <w:rPr>
             <w:rStyle w:val="NormalTok"/>
@@ -5020,25 +5036,25 @@
           <w:t xml:space="preserve">], fitted_bmi)</w:t>
         </w:r>
       </w:ins>
-      <w:ins w:id="649" w:author="PR Preview" w:date="2026-01-01T00:00:00Z">
+      <w:ins w:id="651" w:author="PR Preview" w:date="2026-01-01T00:00:00Z">
         <w:r>
           <w:br/>
         </w:r>
       </w:ins>
-      <w:ins w:id="650" w:author="PR Preview" w:date="2026-01-01T00:00:00Z">
+      <w:ins w:id="652" w:author="PR Preview" w:date="2026-01-01T00:00:00Z">
         <w:r>
           <w:rPr>
             <w:rStyle w:val="CommentTok"/>
           </w:rPr>
-          <w:t xml:space="preserve">#&gt; [&lt;matplotlib.lines.Line2D object at 0x7f01ab844690&gt;]</w:t>
-        </w:r>
-      </w:ins>
-      <w:ins w:id="651" w:author="PR Preview" w:date="2026-01-01T00:00:00Z">
+          <w:t xml:space="preserve">#&gt; [&lt;matplotlib.lines.Line2D object at 0x7f2cb26e0690&gt;]</w:t>
+        </w:r>
+      </w:ins>
+      <w:ins w:id="653" w:author="PR Preview" w:date="2026-01-01T00:00:00Z">
         <w:r>
           <w:br/>
         </w:r>
       </w:ins>
-      <w:ins w:id="652" w:author="PR Preview" w:date="2026-01-01T00:00:00Z">
+      <w:ins w:id="654" w:author="PR Preview" w:date="2026-01-01T00:00:00Z">
         <w:r>
           <w:rPr>
             <w:rStyle w:val="NormalTok"/>
@@ -5046,7 +5062,7 @@
           <w:t xml:space="preserve">ax.set_xlabel(</w:t>
         </w:r>
       </w:ins>
-      <w:ins w:id="653" w:author="PR Preview" w:date="2026-01-01T00:00:00Z">
+      <w:ins w:id="655" w:author="PR Preview" w:date="2026-01-01T00:00:00Z">
         <w:r>
           <w:rPr>
             <w:rStyle w:val="StringTok"/>
@@ -5054,7 +5070,7 @@
           <w:t xml:space="preserve">"Body mass index (bmi)"</w:t>
         </w:r>
       </w:ins>
-      <w:ins w:id="654" w:author="PR Preview" w:date="2026-01-01T00:00:00Z">
+      <w:ins w:id="656" w:author="PR Preview" w:date="2026-01-01T00:00:00Z">
         <w:r>
           <w:rPr>
             <w:rStyle w:val="NormalTok"/>
@@ -5062,12 +5078,12 @@
           <w:t xml:space="preserve">)</w:t>
         </w:r>
       </w:ins>
-      <w:ins w:id="655" w:author="PR Preview" w:date="2026-01-01T00:00:00Z">
+      <w:ins w:id="657" w:author="PR Preview" w:date="2026-01-01T00:00:00Z">
         <w:r>
           <w:br/>
         </w:r>
       </w:ins>
-      <w:ins w:id="656" w:author="PR Preview" w:date="2026-01-01T00:00:00Z">
+      <w:ins w:id="658" w:author="PR Preview" w:date="2026-01-01T00:00:00Z">
         <w:r>
           <w:rPr>
             <w:rStyle w:val="CommentTok"/>
@@ -5075,12 +5091,12 @@
           <w:t xml:space="preserve">#&gt; Text(0.5, 0, 'Body mass index (bmi)')</w:t>
         </w:r>
       </w:ins>
-      <w:ins w:id="657" w:author="PR Preview" w:date="2026-01-01T00:00:00Z">
+      <w:ins w:id="659" w:author="PR Preview" w:date="2026-01-01T00:00:00Z">
         <w:r>
           <w:br/>
         </w:r>
       </w:ins>
-      <w:ins w:id="658" w:author="PR Preview" w:date="2026-01-01T00:00:00Z">
+      <w:ins w:id="660" w:author="PR Preview" w:date="2026-01-01T00:00:00Z">
         <w:r>
           <w:rPr>
             <w:rStyle w:val="NormalTok"/>
@@ -5088,7 +5104,7 @@
           <w:t xml:space="preserve">ax.set_ylabel(</w:t>
         </w:r>
       </w:ins>
-      <w:ins w:id="659" w:author="PR Preview" w:date="2026-01-01T00:00:00Z">
+      <w:ins w:id="661" w:author="PR Preview" w:date="2026-01-01T00:00:00Z">
         <w:r>
           <w:rPr>
             <w:rStyle w:val="StringTok"/>
@@ -5096,7 +5112,7 @@
           <w:t xml:space="preserve">"Fitted chd"</w:t>
         </w:r>
       </w:ins>
-      <w:ins w:id="660" w:author="PR Preview" w:date="2026-01-01T00:00:00Z">
+      <w:ins w:id="662" w:author="PR Preview" w:date="2026-01-01T00:00:00Z">
         <w:r>
           <w:rPr>
             <w:rStyle w:val="NormalTok"/>
@@ -5104,12 +5120,12 @@
           <w:t xml:space="preserve">)</w:t>
         </w:r>
       </w:ins>
-      <w:ins w:id="661" w:author="PR Preview" w:date="2026-01-01T00:00:00Z">
+      <w:ins w:id="663" w:author="PR Preview" w:date="2026-01-01T00:00:00Z">
         <w:r>
           <w:br/>
         </w:r>
       </w:ins>
-      <w:ins w:id="662" w:author="PR Preview" w:date="2026-01-01T00:00:00Z">
+      <w:ins w:id="664" w:author="PR Preview" w:date="2026-01-01T00:00:00Z">
         <w:r>
           <w:rPr>
             <w:rStyle w:val="CommentTok"/>
@@ -5117,12 +5133,12 @@
           <w:t xml:space="preserve">#&gt; Text(0, 0.5, 'Fitted chd')</w:t>
         </w:r>
       </w:ins>
-      <w:ins w:id="663" w:author="PR Preview" w:date="2026-01-01T00:00:00Z">
+      <w:ins w:id="665" w:author="PR Preview" w:date="2026-01-01T00:00:00Z">
         <w:r>
           <w:br/>
         </w:r>
       </w:ins>
-      <w:ins w:id="664" w:author="PR Preview" w:date="2026-01-01T00:00:00Z">
+      <w:ins w:id="666" w:author="PR Preview" w:date="2026-01-01T00:00:00Z">
         <w:r>
           <w:rPr>
             <w:rStyle w:val="NormalTok"/>
@@ -5135,7 +5151,7 @@
       <w:pPr>
         <w:pStyle w:val="CaptionedFigure"/>
       </w:pPr>
-      <w:ins w:id="665" w:author="PR Preview" w:date="2026-01-01T00:00:00Z">
+      <w:ins w:id="667" w:author="PR Preview" w:date="2026-01-01T00:00:00Z">
         <w:r>
           <w:drawing>
             <wp:inline>
@@ -5184,17 +5200,17 @@
       <w:pPr>
         <w:pStyle w:val="ImageCaption"/>
       </w:pPr>
-      <w:ins w:id="666" w:author="PR Preview" w:date="2026-01-01T00:00:00Z">
+      <w:ins w:id="668" w:author="PR Preview" w:date="2026-01-01T00:00:00Z">
         <w:r>
           <w:t xml:space="preserve">The same line, with a histogram of</w:t>
         </w:r>
       </w:ins>
-      <w:ins w:id="667" w:author="PR Preview" w:date="2026-01-01T00:00:00Z">
-        <w:r>
-          <w:t xml:space="preserve"> </w:t>
-        </w:r>
-      </w:ins>
-      <w:ins w:id="668" w:author="PR Preview" w:date="2026-01-01T00:00:00Z">
+      <w:ins w:id="669" w:author="PR Preview" w:date="2026-01-01T00:00:00Z">
+        <w:r>
+          <w:t xml:space="preserve"> </w:t>
+        </w:r>
+      </w:ins>
+      <w:ins w:id="670" w:author="PR Preview" w:date="2026-01-01T00:00:00Z">
         <w:r>
           <w:rPr>
             <w:rStyle w:val="VerbatimChar"/>
@@ -5202,22 +5218,22 @@
           <w:t xml:space="preserve">bmi</w:t>
         </w:r>
       </w:ins>
-      <w:ins w:id="669" w:author="PR Preview" w:date="2026-01-01T00:00:00Z">
-        <w:r>
-          <w:t xml:space="preserve"> </w:t>
-        </w:r>
-      </w:ins>
-      <w:ins w:id="670" w:author="PR Preview" w:date="2026-01-01T00:00:00Z">
+      <w:ins w:id="671" w:author="PR Preview" w:date="2026-01-01T00:00:00Z">
+        <w:r>
+          <w:t xml:space="preserve"> </w:t>
+        </w:r>
+      </w:ins>
+      <w:ins w:id="672" w:author="PR Preview" w:date="2026-01-01T00:00:00Z">
         <w:r>
           <w:t xml:space="preserve">for the men with</w:t>
         </w:r>
       </w:ins>
-      <w:ins w:id="671" w:author="PR Preview" w:date="2026-01-01T00:00:00Z">
-        <w:r>
-          <w:t xml:space="preserve"> </w:t>
-        </w:r>
-      </w:ins>
-      <w:ins w:id="672" w:author="PR Preview" w:date="2026-01-01T00:00:00Z">
+      <w:ins w:id="673" w:author="PR Preview" w:date="2026-01-01T00:00:00Z">
+        <w:r>
+          <w:t xml:space="preserve"> </w:t>
+        </w:r>
+      </w:ins>
+      <w:ins w:id="674" w:author="PR Preview" w:date="2026-01-01T00:00:00Z">
         <w:r>
           <w:rPr>
             <w:rStyle w:val="VerbatimChar"/>
@@ -5225,22 +5241,22 @@
           <w:t xml:space="preserve">chd</w:t>
         </w:r>
       </w:ins>
-      <w:ins w:id="673" w:author="PR Preview" w:date="2026-01-01T00:00:00Z">
-        <w:r>
-          <w:t xml:space="preserve"> </w:t>
-        </w:r>
-      </w:ins>
-      <w:ins w:id="674" w:author="PR Preview" w:date="2026-01-01T00:00:00Z">
+      <w:ins w:id="675" w:author="PR Preview" w:date="2026-01-01T00:00:00Z">
+        <w:r>
+          <w:t xml:space="preserve"> </w:t>
+        </w:r>
+      </w:ins>
+      <w:ins w:id="676" w:author="PR Preview" w:date="2026-01-01T00:00:00Z">
         <w:r>
           <w:t xml:space="preserve">= 0 standing on the line y = 0 and one for the men with</w:t>
         </w:r>
       </w:ins>
-      <w:ins w:id="675" w:author="PR Preview" w:date="2026-01-01T00:00:00Z">
-        <w:r>
-          <w:t xml:space="preserve"> </w:t>
-        </w:r>
-      </w:ins>
-      <w:ins w:id="676" w:author="PR Preview" w:date="2026-01-01T00:00:00Z">
+      <w:ins w:id="677" w:author="PR Preview" w:date="2026-01-01T00:00:00Z">
+        <w:r>
+          <w:t xml:space="preserve"> </w:t>
+        </w:r>
+      </w:ins>
+      <w:ins w:id="678" w:author="PR Preview" w:date="2026-01-01T00:00:00Z">
         <w:r>
           <w:rPr>
             <w:rStyle w:val="VerbatimChar"/>
@@ -5248,12 +5264,12 @@
           <w:t xml:space="preserve">chd</w:t>
         </w:r>
       </w:ins>
-      <w:ins w:id="677" w:author="PR Preview" w:date="2026-01-01T00:00:00Z">
-        <w:r>
-          <w:t xml:space="preserve"> </w:t>
-        </w:r>
-      </w:ins>
-      <w:ins w:id="678" w:author="PR Preview" w:date="2026-01-01T00:00:00Z">
+      <w:ins w:id="679" w:author="PR Preview" w:date="2026-01-01T00:00:00Z">
+        <w:r>
+          <w:t xml:space="preserve"> </w:t>
+        </w:r>
+      </w:ins>
+      <w:ins w:id="680" w:author="PR Preview" w:date="2026-01-01T00:00:00Z">
         <w:r>
           <w:t xml:space="preserve">= 1 hanging from the line y = 1. Each histogram is scaled so its tallest bar is 0.3 high.</w:t>
         </w:r>
@@ -5266,7 +5282,7 @@
       <w:pPr>
         <w:pStyle w:val="Heading1"/>
       </w:pPr>
-      <w:ins w:id="679" w:author="PR Preview" w:date="2026-01-01T00:00:00Z">
+      <w:ins w:id="681" w:author="PR Preview" w:date="2026-01-01T00:00:00Z">
         <w:r>
           <w:t xml:space="preserve">References</w:t>
         </w:r>
@@ -5278,42 +5294,42 @@
       <w:pPr>
         <w:pStyle w:val="Bibliography"/>
       </w:pPr>
-      <w:ins w:id="680" w:author="PR Preview" w:date="2026-01-01T00:00:00Z">
+      <w:ins w:id="682" w:author="PR Preview" w:date="2026-01-01T00:00:00Z">
         <w:r>
           <w:t xml:space="preserve">Rosenman, Ray H, Richard J Brand, C David Jenkins, Meyer Friedman, Reuben Straus, and Moses Wurm. 1975.</w:t>
         </w:r>
       </w:ins>
-      <w:ins w:id="681" w:author="PR Preview" w:date="2026-01-01T00:00:00Z">
-        <w:r>
-          <w:t xml:space="preserve"> </w:t>
-        </w:r>
-      </w:ins>
-      <w:ins w:id="682" w:author="PR Preview" w:date="2026-01-01T00:00:00Z">
+      <w:ins w:id="683" w:author="PR Preview" w:date="2026-01-01T00:00:00Z">
+        <w:r>
+          <w:t xml:space="preserve"> </w:t>
+        </w:r>
+      </w:ins>
+      <w:ins w:id="684" w:author="PR Preview" w:date="2026-01-01T00:00:00Z">
         <w:r>
           <w:t xml:space="preserve">“Coronary Heart Disease in the</w:t>
         </w:r>
       </w:ins>
-      <w:ins w:id="683" w:author="PR Preview" w:date="2026-01-01T00:00:00Z">
-        <w:r>
-          <w:t xml:space="preserve"> </w:t>
-        </w:r>
-      </w:ins>
-      <w:ins w:id="684" w:author="PR Preview" w:date="2026-01-01T00:00:00Z">
+      <w:ins w:id="685" w:author="PR Preview" w:date="2026-01-01T00:00:00Z">
+        <w:r>
+          <w:t xml:space="preserve"> </w:t>
+        </w:r>
+      </w:ins>
+      <w:ins w:id="686" w:author="PR Preview" w:date="2026-01-01T00:00:00Z">
         <w:r>
           <w:t xml:space="preserve">Western Collaborative Group Study</w:t>
         </w:r>
       </w:ins>
-      <w:ins w:id="685" w:author="PR Preview" w:date="2026-01-01T00:00:00Z">
+      <w:ins w:id="687" w:author="PR Preview" w:date="2026-01-01T00:00:00Z">
         <w:r>
           <w:t xml:space="preserve">: Final Follow-up Experience of 8 1/2 Years.”</w:t>
         </w:r>
       </w:ins>
-      <w:ins w:id="686" w:author="PR Preview" w:date="2026-01-01T00:00:00Z">
-        <w:r>
-          <w:t xml:space="preserve"> </w:t>
-        </w:r>
-      </w:ins>
-      <w:ins w:id="687" w:author="PR Preview" w:date="2026-01-01T00:00:00Z">
+      <w:ins w:id="688" w:author="PR Preview" w:date="2026-01-01T00:00:00Z">
+        <w:r>
+          <w:t xml:space="preserve"> </w:t>
+        </w:r>
+      </w:ins>
+      <w:ins w:id="689" w:author="PR Preview" w:date="2026-01-01T00:00:00Z">
         <w:r>
           <w:rPr>
             <w:i/>
@@ -5322,23 +5338,23 @@
           <w:t xml:space="preserve">JAMA</w:t>
         </w:r>
       </w:ins>
-      <w:ins w:id="688" w:author="PR Preview" w:date="2026-01-01T00:00:00Z">
-        <w:r>
-          <w:t xml:space="preserve"> </w:t>
-        </w:r>
-      </w:ins>
-      <w:ins w:id="689" w:author="PR Preview" w:date="2026-01-01T00:00:00Z">
+      <w:ins w:id="690" w:author="PR Preview" w:date="2026-01-01T00:00:00Z">
+        <w:r>
+          <w:t xml:space="preserve"> </w:t>
+        </w:r>
+      </w:ins>
+      <w:ins w:id="691" w:author="PR Preview" w:date="2026-01-01T00:00:00Z">
         <w:r>
           <w:t xml:space="preserve">233 (8): 872–77.</w:t>
         </w:r>
       </w:ins>
-      <w:ins w:id="690" w:author="PR Preview" w:date="2026-01-01T00:00:00Z">
+      <w:ins w:id="692" w:author="PR Preview" w:date="2026-01-01T00:00:00Z">
         <w:r>
           <w:t xml:space="preserve"> </w:t>
         </w:r>
       </w:ins>
       <w:hyperlink r:id="rId26">
-        <w:ins w:id="691" w:author="PR Preview" w:date="2026-01-01T00:00:00Z">
+        <w:ins w:id="693" w:author="PR Preview" w:date="2026-01-01T00:00:00Z">
           <w:r>
             <w:rPr>
               <w:rStyle w:val="Hyperlink"/>
@@ -5347,7 +5363,7 @@
           </w:r>
         </w:ins>
       </w:hyperlink>
-      <w:ins w:id="692" w:author="PR Preview" w:date="2026-01-01T00:00:00Z">
+      <w:ins w:id="694" w:author="PR Preview" w:date="2026-01-01T00:00:00Z">
         <w:r>
           <w:t xml:space="preserve">.</w:t>
         </w:r>
